--- a/L_XXX-XX26_D_XXXXXXXX-XX_CF-PHB_CR_CC_MAC_CP.docx
+++ b/L_XXX-XX26_D_XXXXXXXX-XX_CF-PHB_CR_CC_MAC_CP.docx
@@ -854,11 +854,11 @@
         <w:tblLook w:val="04A0" w:firstRow="1" w:lastRow="0" w:firstColumn="1" w:lastColumn="0" w:noHBand="0" w:noVBand="1"/>
       </w:tblPr>
       <w:tblGrid>
-        <w:gridCol w:w="682"/>
-        <w:gridCol w:w="2290"/>
-        <w:gridCol w:w="1316"/>
-        <w:gridCol w:w="2086"/>
-        <w:gridCol w:w="3119"/>
+        <w:gridCol w:w="658"/>
+        <w:gridCol w:w="2220"/>
+        <w:gridCol w:w="1938"/>
+        <w:gridCol w:w="1990"/>
+        <w:gridCol w:w="2687"/>
       </w:tblGrid>
       <w:tr>
         <w:trPr>
@@ -1053,15 +1053,33 @@
                 <w:sz w:val="20"/>
                 <w:szCs w:val="20"/>
               </w:rPr>
-              <w:t>[MASSA_CR]0</w:t>
-            </w:r>
-            <w:r>
-              <w:rPr>
-                <w:rFonts w:ascii="Times New Roman" w:hAnsi="Times New Roman" w:cs="Times New Roman"/>
-                <w:sz w:val="20"/>
-                <w:szCs w:val="20"/>
-              </w:rPr>
-              <w:t xml:space="preserve"> g (</w:t>
+              <w:t>[MASSA_CR]</w:t>
+            </w:r>
+            <w:r>
+              <w:rPr>
+                <w:rFonts w:ascii="Times New Roman" w:hAnsi="Times New Roman" w:cs="Times New Roman"/>
+                <w:sz w:val="20"/>
+                <w:szCs w:val="20"/>
+              </w:rPr>
+              <w:t xml:space="preserve"> </w:t>
+            </w:r>
+            <w:r>
+              <w:rPr>
+                <w:rFonts w:ascii="Times New Roman" w:hAnsi="Times New Roman" w:cs="Times New Roman"/>
+                <w:b/>
+                <w:bCs/>
+                <w:sz w:val="20"/>
+                <w:szCs w:val="20"/>
+              </w:rPr>
+              <w:t>g</w:t>
+            </w:r>
+            <w:r>
+              <w:rPr>
+                <w:rFonts w:ascii="Times New Roman" w:hAnsi="Times New Roman" w:cs="Times New Roman"/>
+                <w:sz w:val="20"/>
+                <w:szCs w:val="20"/>
+              </w:rPr>
+              <w:t xml:space="preserve"> (</w:t>
             </w:r>
             <w:r>
               <w:rPr>
@@ -1096,15 +1114,44 @@
                 <w:rFonts w:ascii="Times New Roman" w:hAnsi="Times New Roman" w:cs="Times New Roman"/>
                 <w:sz w:val="20"/>
                 <w:szCs w:val="20"/>
-              </w:rPr>
-            </w:pPr>
-            <w:r>
-              <w:rPr>
-                <w:rFonts w:ascii="Times New Roman" w:hAnsi="Times New Roman" w:cs="Times New Roman"/>
-                <w:sz w:val="20"/>
-                <w:szCs w:val="20"/>
+                <w:lang w:val="en-US"/>
+              </w:rPr>
+            </w:pPr>
+            <w:r>
+              <w:rPr>
+                <w:rFonts w:ascii="Times New Roman" w:hAnsi="Times New Roman" w:cs="Times New Roman"/>
+                <w:sz w:val="20"/>
+                <w:szCs w:val="20"/>
+                <w:lang w:val="en-US"/>
               </w:rPr>
               <w:t>[QTD_CR]</w:t>
+            </w:r>
+            <w:r>
+              <w:rPr>
+                <w:rFonts w:ascii="Times New Roman" w:hAnsi="Times New Roman" w:cs="Times New Roman"/>
+                <w:sz w:val="20"/>
+                <w:szCs w:val="20"/>
+                <w:lang w:val="en-US"/>
+              </w:rPr>
+              <w:t xml:space="preserve"> ([QTD</w:t>
+            </w:r>
+            <w:r>
+              <w:rPr>
+                <w:rFonts w:ascii="Times New Roman" w:hAnsi="Times New Roman" w:cs="Times New Roman"/>
+                <w:sz w:val="20"/>
+                <w:szCs w:val="20"/>
+                <w:lang w:val="en-US"/>
+              </w:rPr>
+              <w:t>_CR</w:t>
+            </w:r>
+            <w:r>
+              <w:rPr>
+                <w:rFonts w:ascii="Times New Roman" w:hAnsi="Times New Roman" w:cs="Times New Roman"/>
+                <w:sz w:val="20"/>
+                <w:szCs w:val="20"/>
+                <w:lang w:val="en-US"/>
+              </w:rPr>
+              <w:t>_EXT])</w:t>
             </w:r>
           </w:p>
         </w:tc>
@@ -1129,7 +1176,23 @@
                 <w:sz w:val="20"/>
                 <w:szCs w:val="20"/>
               </w:rPr>
-              <w:t>Invólucros plásticos e de papel alumínio</w:t>
+              <w:t>[ACOND_C</w:t>
+            </w:r>
+            <w:r>
+              <w:rPr>
+                <w:rFonts w:ascii="Times New Roman" w:hAnsi="Times New Roman" w:cs="Times New Roman"/>
+                <w:sz w:val="20"/>
+                <w:szCs w:val="20"/>
+              </w:rPr>
+              <w:t>R</w:t>
+            </w:r>
+            <w:r>
+              <w:rPr>
+                <w:rFonts w:ascii="Times New Roman" w:hAnsi="Times New Roman" w:cs="Times New Roman"/>
+                <w:sz w:val="20"/>
+                <w:szCs w:val="20"/>
+              </w:rPr>
+              <w:t>]</w:t>
             </w:r>
           </w:p>
         </w:tc>
@@ -1154,7 +1217,23 @@
                 <w:sz w:val="20"/>
                 <w:szCs w:val="20"/>
               </w:rPr>
-              <w:t>Substância sólida de coloração amarela, superfície irregular, aspecto pétreo, odor característico.</w:t>
+              <w:t>[ASPECTOS_C</w:t>
+            </w:r>
+            <w:r>
+              <w:rPr>
+                <w:rFonts w:ascii="Times New Roman" w:hAnsi="Times New Roman" w:cs="Times New Roman"/>
+                <w:sz w:val="20"/>
+                <w:szCs w:val="20"/>
+              </w:rPr>
+              <w:t>R</w:t>
+            </w:r>
+            <w:r>
+              <w:rPr>
+                <w:rFonts w:ascii="Times New Roman" w:hAnsi="Times New Roman" w:cs="Times New Roman"/>
+                <w:sz w:val="20"/>
+                <w:szCs w:val="20"/>
+              </w:rPr>
+              <w:t>]</w:t>
             </w:r>
           </w:p>
         </w:tc>
@@ -1218,7 +1297,25 @@
                 <w:sz w:val="20"/>
                 <w:szCs w:val="20"/>
               </w:rPr>
-              <w:t xml:space="preserve"> g (</w:t>
+              <w:t xml:space="preserve"> </w:t>
+            </w:r>
+            <w:r>
+              <w:rPr>
+                <w:rFonts w:ascii="Times New Roman" w:hAnsi="Times New Roman" w:cs="Times New Roman"/>
+                <w:b/>
+                <w:bCs/>
+                <w:sz w:val="20"/>
+                <w:szCs w:val="20"/>
+              </w:rPr>
+              <w:t>g</w:t>
+            </w:r>
+            <w:r>
+              <w:rPr>
+                <w:rFonts w:ascii="Times New Roman" w:hAnsi="Times New Roman" w:cs="Times New Roman"/>
+                <w:sz w:val="20"/>
+                <w:szCs w:val="20"/>
+              </w:rPr>
+              <w:t xml:space="preserve"> (</w:t>
             </w:r>
             <w:r>
               <w:rPr>
@@ -1253,15 +1350,53 @@
                 <w:rFonts w:ascii="Times New Roman" w:hAnsi="Times New Roman" w:cs="Times New Roman"/>
                 <w:sz w:val="20"/>
                 <w:szCs w:val="20"/>
-              </w:rPr>
-            </w:pPr>
-            <w:r>
-              <w:rPr>
-                <w:rFonts w:ascii="Times New Roman" w:hAnsi="Times New Roman" w:cs="Times New Roman"/>
-                <w:sz w:val="20"/>
-                <w:szCs w:val="20"/>
+                <w:lang w:val="en-US"/>
+              </w:rPr>
+            </w:pPr>
+            <w:r>
+              <w:rPr>
+                <w:rFonts w:ascii="Times New Roman" w:hAnsi="Times New Roman" w:cs="Times New Roman"/>
+                <w:sz w:val="20"/>
+                <w:szCs w:val="20"/>
+                <w:lang w:val="en-US"/>
               </w:rPr>
               <w:t>[QTD_CC]</w:t>
+            </w:r>
+            <w:r>
+              <w:rPr>
+                <w:rFonts w:ascii="Times New Roman" w:hAnsi="Times New Roman" w:cs="Times New Roman"/>
+                <w:sz w:val="20"/>
+                <w:szCs w:val="20"/>
+                <w:lang w:val="en-US"/>
+              </w:rPr>
+              <w:t xml:space="preserve"> </w:t>
+            </w:r>
+            <w:r>
+              <w:rPr>
+                <w:rFonts w:ascii="Times New Roman" w:hAnsi="Times New Roman" w:cs="Times New Roman"/>
+                <w:sz w:val="20"/>
+                <w:szCs w:val="20"/>
+                <w:lang w:val="en-US"/>
+              </w:rPr>
+              <w:t>([QTD_C</w:t>
+            </w:r>
+            <w:r>
+              <w:rPr>
+                <w:rFonts w:ascii="Times New Roman" w:hAnsi="Times New Roman" w:cs="Times New Roman"/>
+                <w:sz w:val="20"/>
+                <w:szCs w:val="20"/>
+                <w:lang w:val="en-US"/>
+              </w:rPr>
+              <w:t>C</w:t>
+            </w:r>
+            <w:r>
+              <w:rPr>
+                <w:rFonts w:ascii="Times New Roman" w:hAnsi="Times New Roman" w:cs="Times New Roman"/>
+                <w:sz w:val="20"/>
+                <w:szCs w:val="20"/>
+                <w:lang w:val="en-US"/>
+              </w:rPr>
+              <w:t>_EXT])</w:t>
             </w:r>
           </w:p>
         </w:tc>
@@ -1286,7 +1421,7 @@
                 <w:sz w:val="20"/>
                 <w:szCs w:val="20"/>
               </w:rPr>
-              <w:t>Invólucro plástico</w:t>
+              <w:t>[ACOND_CC]</w:t>
             </w:r>
           </w:p>
         </w:tc>
@@ -1311,7 +1446,7 @@
                 <w:sz w:val="20"/>
                 <w:szCs w:val="20"/>
               </w:rPr>
-              <w:t>Substância pulverizada de coloração branca, aspecto pétreo.</w:t>
+              <w:t>[ASPECTOS_CC]</w:t>
             </w:r>
           </w:p>
         </w:tc>
@@ -1388,7 +1523,25 @@
                 <w:sz w:val="20"/>
                 <w:szCs w:val="20"/>
               </w:rPr>
-              <w:t xml:space="preserve"> g (</w:t>
+              <w:t xml:space="preserve"> </w:t>
+            </w:r>
+            <w:r>
+              <w:rPr>
+                <w:rFonts w:ascii="Times New Roman" w:hAnsi="Times New Roman" w:cs="Times New Roman"/>
+                <w:b/>
+                <w:bCs/>
+                <w:sz w:val="20"/>
+                <w:szCs w:val="20"/>
+              </w:rPr>
+              <w:t xml:space="preserve">g </w:t>
+            </w:r>
+            <w:r>
+              <w:rPr>
+                <w:rFonts w:ascii="Times New Roman" w:hAnsi="Times New Roman" w:cs="Times New Roman"/>
+                <w:sz w:val="20"/>
+                <w:szCs w:val="20"/>
+              </w:rPr>
+              <w:t>(</w:t>
             </w:r>
             <w:r>
               <w:rPr>
@@ -1445,15 +1598,53 @@
                 <w:rFonts w:ascii="Times New Roman" w:hAnsi="Times New Roman" w:cs="Times New Roman"/>
                 <w:sz w:val="20"/>
                 <w:szCs w:val="20"/>
-              </w:rPr>
-            </w:pPr>
-            <w:r>
-              <w:rPr>
-                <w:rFonts w:ascii="Times New Roman" w:hAnsi="Times New Roman" w:cs="Times New Roman"/>
-                <w:sz w:val="20"/>
-                <w:szCs w:val="20"/>
+                <w:lang w:val="en-US"/>
+              </w:rPr>
+            </w:pPr>
+            <w:r>
+              <w:rPr>
+                <w:rFonts w:ascii="Times New Roman" w:hAnsi="Times New Roman" w:cs="Times New Roman"/>
+                <w:sz w:val="20"/>
+                <w:szCs w:val="20"/>
+                <w:lang w:val="en-US"/>
               </w:rPr>
               <w:t>[QTD_MAC]</w:t>
+            </w:r>
+            <w:r>
+              <w:rPr>
+                <w:rFonts w:ascii="Times New Roman" w:hAnsi="Times New Roman" w:cs="Times New Roman"/>
+                <w:sz w:val="20"/>
+                <w:szCs w:val="20"/>
+                <w:lang w:val="en-US"/>
+              </w:rPr>
+              <w:t xml:space="preserve"> </w:t>
+            </w:r>
+            <w:r>
+              <w:rPr>
+                <w:rFonts w:ascii="Times New Roman" w:hAnsi="Times New Roman" w:cs="Times New Roman"/>
+                <w:sz w:val="20"/>
+                <w:szCs w:val="20"/>
+                <w:lang w:val="en-US"/>
+              </w:rPr>
+              <w:t>([QTD_</w:t>
+            </w:r>
+            <w:r>
+              <w:rPr>
+                <w:rFonts w:ascii="Times New Roman" w:hAnsi="Times New Roman" w:cs="Times New Roman"/>
+                <w:sz w:val="20"/>
+                <w:szCs w:val="20"/>
+                <w:lang w:val="en-US"/>
+              </w:rPr>
+              <w:t>MAC</w:t>
+            </w:r>
+            <w:r>
+              <w:rPr>
+                <w:rFonts w:ascii="Times New Roman" w:hAnsi="Times New Roman" w:cs="Times New Roman"/>
+                <w:sz w:val="20"/>
+                <w:szCs w:val="20"/>
+                <w:lang w:val="en-US"/>
+              </w:rPr>
+              <w:t>_EXT])</w:t>
             </w:r>
           </w:p>
         </w:tc>
@@ -1478,7 +1669,23 @@
                 <w:sz w:val="20"/>
                 <w:szCs w:val="20"/>
               </w:rPr>
-              <w:t>Invólucros plásticos e de papel alumínio</w:t>
+              <w:t>[ACOND_</w:t>
+            </w:r>
+            <w:r>
+              <w:rPr>
+                <w:rFonts w:ascii="Times New Roman" w:hAnsi="Times New Roman" w:cs="Times New Roman"/>
+                <w:sz w:val="20"/>
+                <w:szCs w:val="20"/>
+              </w:rPr>
+              <w:t>MAC</w:t>
+            </w:r>
+            <w:r>
+              <w:rPr>
+                <w:rFonts w:ascii="Times New Roman" w:hAnsi="Times New Roman" w:cs="Times New Roman"/>
+                <w:sz w:val="20"/>
+                <w:szCs w:val="20"/>
+              </w:rPr>
+              <w:t>]</w:t>
             </w:r>
           </w:p>
         </w:tc>
@@ -1503,7 +1710,23 @@
                 <w:sz w:val="20"/>
                 <w:szCs w:val="20"/>
               </w:rPr>
-              <w:t>Material vegetal fragmentado, coloração verde a marrom-acinzentada, com odor resinoso característico.</w:t>
+              <w:t>[ASPECTOS_</w:t>
+            </w:r>
+            <w:r>
+              <w:rPr>
+                <w:rFonts w:ascii="Times New Roman" w:hAnsi="Times New Roman" w:cs="Times New Roman"/>
+                <w:sz w:val="20"/>
+                <w:szCs w:val="20"/>
+              </w:rPr>
+              <w:t>MAC</w:t>
+            </w:r>
+            <w:r>
+              <w:rPr>
+                <w:rFonts w:ascii="Times New Roman" w:hAnsi="Times New Roman" w:cs="Times New Roman"/>
+                <w:sz w:val="20"/>
+                <w:szCs w:val="20"/>
+              </w:rPr>
+              <w:t>]</w:t>
             </w:r>
           </w:p>
         </w:tc>
@@ -1574,55 +1797,8 @@
           <w:rFonts w:ascii="Times New Roman" w:hAnsi="Times New Roman" w:cs="Times New Roman"/>
           <w:i/>
           <w:iCs/>
-          <w:noProof/>
-        </w:rPr>
-        <w:drawing>
-          <wp:inline distT="0" distB="0" distL="0" distR="0" wp14:anchorId="5F853967" wp14:editId="132153D3">
-            <wp:extent cx="5703891" cy="3469217"/>
-            <wp:effectExtent l="19050" t="19050" r="11430" b="17145"/>
-            <wp:docPr id="4" name="Imagem 4"/>
-            <wp:cNvGraphicFramePr>
-              <a:graphicFrameLocks xmlns:a="http://schemas.openxmlformats.org/drawingml/2006/main" noChangeAspect="1"/>
-            </wp:cNvGraphicFramePr>
-            <a:graphic xmlns:a="http://schemas.openxmlformats.org/drawingml/2006/main">
-              <a:graphicData uri="http://schemas.openxmlformats.org/drawingml/2006/picture">
-                <pic:pic xmlns:pic="http://schemas.openxmlformats.org/drawingml/2006/picture">
-                  <pic:nvPicPr>
-                    <pic:cNvPr id="1" name=""/>
-                    <pic:cNvPicPr/>
-                  </pic:nvPicPr>
-                  <pic:blipFill rotWithShape="1">
-                    <a:blip r:embed="rId7"/>
-                    <a:srcRect t="2103"/>
-                    <a:stretch/>
-                  </pic:blipFill>
-                  <pic:spPr bwMode="auto">
-                    <a:xfrm>
-                      <a:off x="0" y="0"/>
-                      <a:ext cx="5713079" cy="3474805"/>
-                    </a:xfrm>
-                    <a:prstGeom prst="rect">
-                      <a:avLst/>
-                    </a:prstGeom>
-                    <a:ln>
-                      <a:solidFill>
-                        <a:schemeClr val="accent5">
-                          <a:lumMod val="20000"/>
-                          <a:lumOff val="80000"/>
-                        </a:schemeClr>
-                      </a:solidFill>
-                    </a:ln>
-                    <a:extLst>
-                      <a:ext uri="{53640926-AAD7-44D8-BBD7-CCE9431645EC}">
-                        <a14:shadowObscured xmlns:a14="http://schemas.microsoft.com/office/drawing/2010/main"/>
-                      </a:ext>
-                    </a:extLst>
-                  </pic:spPr>
-                </pic:pic>
-              </a:graphicData>
-            </a:graphic>
-          </wp:inline>
-        </w:drawing>
+        </w:rPr>
+        <w:t>[PENDENTE: inserir fotografia do material apreendido — escala milimétrica + brasão NRPC-QF]</w:t>
       </w:r>
     </w:p>
     <w:p>
@@ -1847,7 +2023,6 @@
         <w:rPr>
           <w:rFonts w:ascii="Times New Roman" w:hAnsi="Times New Roman" w:cs="Times New Roman"/>
         </w:rPr>
-        <w:lastRenderedPageBreak/>
         <w:t>2.   EXAMES REALIZADOS</w:t>
       </w:r>
     </w:p>
@@ -2097,6 +2272,17 @@
           <w:szCs w:val="24"/>
         </w:rPr>
       </w:pPr>
+    </w:p>
+    <w:p>
+      <w:pPr>
+        <w:pStyle w:val="Ttulo2"/>
+        <w:spacing w:before="120"/>
+        <w:rPr>
+          <w:rFonts w:ascii="Times New Roman" w:hAnsi="Times New Roman" w:cs="Times New Roman"/>
+          <w:sz w:val="24"/>
+          <w:szCs w:val="24"/>
+        </w:rPr>
+      </w:pPr>
       <w:r>
         <w:rPr>
           <w:rFonts w:ascii="Times New Roman" w:hAnsi="Times New Roman" w:cs="Times New Roman"/>
@@ -2124,6 +2310,17 @@
         </w:rPr>
         <w:t>Inspeção visual direta de todos os itens, com avaliação de coloração, morfologia, textura, acondicionamento e odor.</w:t>
       </w:r>
+    </w:p>
+    <w:p>
+      <w:pPr>
+        <w:pStyle w:val="Ttulo2"/>
+        <w:spacing w:before="120"/>
+        <w:rPr>
+          <w:rFonts w:ascii="Times New Roman" w:hAnsi="Times New Roman" w:cs="Times New Roman"/>
+          <w:sz w:val="24"/>
+          <w:szCs w:val="24"/>
+        </w:rPr>
+      </w:pPr>
     </w:p>
     <w:p>
       <w:pPr>
@@ -2505,11 +2702,11 @@
                     </pic:cNvPicPr>
                   </pic:nvPicPr>
                   <pic:blipFill>
-                    <a:blip r:embed="rId8">
+                    <a:blip r:embed="rId7">
                       <a:extLst>
                         <a:ext uri="{BEBA8EAE-BF5A-486C-A8C5-ECC9F3942E4B}">
                           <a14:imgProps xmlns:a14="http://schemas.microsoft.com/office/drawing/2010/main">
-                            <a14:imgLayer r:embed="rId9">
+                            <a14:imgLayer r:embed="rId8">
                               <a14:imgEffect>
                                 <a14:sharpenSoften amount="50000"/>
                               </a14:imgEffect>
@@ -2590,12 +2787,6 @@
       <w:pPr>
         <w:spacing w:before="140" w:after="80"/>
         <w:rPr>
-          <w:color w:val="0070C0"/>
-        </w:rPr>
-      </w:pPr>
-      <w:bookmarkStart w:id="1" w:name="_Hlk231540126"/>
-      <w:r>
-        <w:rPr>
           <w:rFonts w:ascii="Times New Roman" w:eastAsia="Times New Roman" w:hAnsi="Times New Roman" w:cs="Times New Roman"/>
           <w:b/>
           <w:bCs/>
@@ -2603,6 +2794,25 @@
           <w:sz w:val="24"/>
           <w:szCs w:val="24"/>
         </w:rPr>
+      </w:pPr>
+      <w:bookmarkStart w:id="1" w:name="_Hlk231540126"/>
+    </w:p>
+    <w:p>
+      <w:pPr>
+        <w:spacing w:before="140" w:after="80"/>
+        <w:rPr>
+          <w:color w:val="0070C0"/>
+        </w:rPr>
+      </w:pPr>
+      <w:r>
+        <w:rPr>
+          <w:rFonts w:ascii="Times New Roman" w:eastAsia="Times New Roman" w:hAnsi="Times New Roman" w:cs="Times New Roman"/>
+          <w:b/>
+          <w:bCs/>
+          <w:color w:val="0070C0"/>
+          <w:sz w:val="24"/>
+          <w:szCs w:val="24"/>
+        </w:rPr>
         <w:t>2.4.   Ensaio Colorimétrico Presuntivo — Reação com o Sal Fast Blue B</w:t>
       </w:r>
     </w:p>
@@ -2829,7 +3039,6 @@
           <w:sz w:val="24"/>
           <w:szCs w:val="24"/>
         </w:rPr>
-        <w:lastRenderedPageBreak/>
         <w:t>Protocolo em duas fases:</w:t>
       </w:r>
       <w:r>
@@ -2970,11 +3179,11 @@
                     <pic:cNvPicPr/>
                   </pic:nvPicPr>
                   <pic:blipFill rotWithShape="1">
-                    <a:blip r:embed="rId10">
+                    <a:blip r:embed="rId9">
                       <a:extLst>
                         <a:ext uri="{BEBA8EAE-BF5A-486C-A8C5-ECC9F3942E4B}">
                           <a14:imgProps xmlns:a14="http://schemas.microsoft.com/office/drawing/2010/main">
-                            <a14:imgLayer r:embed="rId11">
+                            <a14:imgLayer r:embed="rId10">
                               <a14:imgEffect>
                                 <a14:sharpenSoften amount="50000"/>
                               </a14:imgEffect>
@@ -3102,6 +3311,20 @@
         <w:spacing w:before="140" w:after="80"/>
         <w:jc w:val="both"/>
         <w:rPr>
+          <w:rFonts w:ascii="Times New Roman" w:eastAsia="Times New Roman" w:hAnsi="Times New Roman" w:cs="Times New Roman"/>
+          <w:b/>
+          <w:bCs/>
+          <w:color w:val="0070C0"/>
+          <w:sz w:val="24"/>
+          <w:szCs w:val="24"/>
+        </w:rPr>
+      </w:pPr>
+    </w:p>
+    <w:p>
+      <w:pPr>
+        <w:spacing w:before="140" w:after="80"/>
+        <w:jc w:val="both"/>
+        <w:rPr>
           <w:rFonts w:ascii="Times New Roman" w:hAnsi="Times New Roman" w:cs="Times New Roman"/>
           <w:color w:val="0070C0"/>
           <w:sz w:val="24"/>
@@ -3657,16 +3880,7 @@
           <w:sz w:val="24"/>
           <w:szCs w:val="24"/>
         </w:rPr>
-        <w:t xml:space="preserve">). Método instrumental confirmatório baseado na absorção seletiva de radiação infravermelha pelas ligações químicas da amostra. Cada ligação (C–H, C=O, N–H, etc.) absorve energia em frequências características, gerando um espectro que constitui impressão digital molecular única da substância. O módulo ATR (Reflectância Total Atenuada) permite análise direta sobre cristal de diamante, geralmente sem preparo de amostra, por meio de onda evanescente em profundidade micrométrica. A identificação é realizada por comparação do </w:t>
-      </w:r>
-      <w:r>
-        <w:rPr>
-          <w:rFonts w:ascii="Times New Roman" w:hAnsi="Times New Roman" w:cs="Times New Roman"/>
-          <w:sz w:val="24"/>
-          <w:szCs w:val="24"/>
-        </w:rPr>
-        <w:lastRenderedPageBreak/>
-        <w:t>espectro obtido com padrões de referência em biblioteca espectral, avaliando-se posição (cm⁻¹), intensidade e perfil das bandas diagnósticas.</w:t>
+        <w:t>). Método instrumental confirmatório baseado na absorção seletiva de radiação infravermelha pelas ligações químicas da amostra. Cada ligação (C–H, C=O, N–H, etc.) absorve energia em frequências características, gerando um espectro que constitui impressão digital molecular única da substância. O módulo ATR (Reflectância Total Atenuada) permite análise direta sobre cristal de diamante, geralmente sem preparo de amostra, por meio de onda evanescente em profundidade micrométrica. A identificação é realizada por comparação do espectro obtido com padrões de referência em biblioteca espectral, avaliando-se posição (cm⁻¹), intensidade e perfil das bandas diagnósticas.</w:t>
       </w:r>
     </w:p>
     <w:p>
@@ -4009,7 +4223,16 @@
           <w:sz w:val="24"/>
           <w:szCs w:val="24"/>
         </w:rPr>
-        <w:t xml:space="preserve"> A tolerância declarada de ±4 cm⁻¹ é tecnicamente conservadora em relação à exatidão de número de onda verificada instrumentalmente pelo OVP vigente, conferindo margem analítica adicional de segurança às identificações realizadas.</w:t>
+        <w:t xml:space="preserve"> A tolerância declarada de ±4 cm⁻¹ é tecnicamente conservadora em relação à exatidão </w:t>
+      </w:r>
+      <w:r>
+        <w:rPr>
+          <w:rFonts w:ascii="Times New Roman" w:hAnsi="Times New Roman" w:cs="Times New Roman"/>
+          <w:sz w:val="24"/>
+          <w:szCs w:val="24"/>
+        </w:rPr>
+        <w:lastRenderedPageBreak/>
+        <w:t>de número de onda verificada instrumentalmente pelo OVP vigente, conferindo margem analítica adicional de segurança às identificações realizadas.</w:t>
       </w:r>
     </w:p>
     <w:p>
@@ -4053,7 +4276,7 @@
                     </pic:cNvPicPr>
                   </pic:nvPicPr>
                   <pic:blipFill>
-                    <a:blip r:embed="rId12" cstate="print">
+                    <a:blip r:embed="rId11" cstate="print">
                       <a:extLst>
                         <a:ext uri="{28A0092B-C50C-407E-A947-70E740481C1C}">
                           <a14:useLocalDpi xmlns:a14="http://schemas.microsoft.com/office/drawing/2010/main" val="0"/>
@@ -4921,7 +5144,6 @@
           <w:sz w:val="24"/>
           <w:szCs w:val="24"/>
         </w:rPr>
-        <w:lastRenderedPageBreak/>
         <w:t xml:space="preserve">Na análise por FTIR-ATR, o espectro obtido apresentou compatibilidade com o padrão de </w:t>
       </w:r>
       <w:r>
@@ -6331,7 +6553,7 @@
                     </pic:cNvPicPr>
                   </pic:nvPicPr>
                   <pic:blipFill rotWithShape="1">
-                    <a:blip r:embed="rId13" cstate="print">
+                    <a:blip r:embed="rId12" cstate="print">
                       <a:extLst>
                         <a:ext uri="{28A0092B-C50C-407E-A947-70E740481C1C}">
                           <a14:useLocalDpi xmlns:a14="http://schemas.microsoft.com/office/drawing/2010/main" val="0"/>
@@ -6837,7 +7059,6 @@
           <w:sz w:val="20"/>
           <w:szCs w:val="20"/>
         </w:rPr>
-        <w:lastRenderedPageBreak/>
         <w:t>Figura 3</w:t>
       </w:r>
       <w:r>
@@ -7712,6 +7933,7 @@
           <w:sz w:val="20"/>
           <w:szCs w:val="20"/>
         </w:rPr>
+        <w:lastRenderedPageBreak/>
         <w:t>Tabela 4</w:t>
       </w:r>
       <w:r>
@@ -7766,7 +7988,7 @@
                     <pic:cNvPicPr/>
                   </pic:nvPicPr>
                   <pic:blipFill rotWithShape="1">
-                    <a:blip r:embed="rId14"/>
+                    <a:blip r:embed="rId13"/>
                     <a:srcRect l="2076"/>
                     <a:stretch/>
                   </pic:blipFill>
@@ -8527,7 +8749,6 @@
           <w:sz w:val="24"/>
           <w:szCs w:val="24"/>
         </w:rPr>
-        <w:lastRenderedPageBreak/>
         <w:t xml:space="preserve">[PENDENTE: inserir Figura — captura de tela do relatório Library Search (OPUS </w:t>
       </w:r>
       <w:proofErr w:type="spellStart"/>
@@ -9144,6 +9365,7 @@
                 <w:sz w:val="20"/>
                 <w:szCs w:val="20"/>
               </w:rPr>
+              <w:lastRenderedPageBreak/>
               <w:t>1250–1200</w:t>
             </w:r>
           </w:p>
@@ -9739,7 +9961,7 @@
                     </pic:cNvPicPr>
                   </pic:nvPicPr>
                   <pic:blipFill>
-                    <a:blip r:embed="rId15">
+                    <a:blip r:embed="rId14">
                       <a:extLst>
                         <a:ext uri="{28A0092B-C50C-407E-A947-70E740481C1C}">
                           <a14:useLocalDpi xmlns:a14="http://schemas.microsoft.com/office/drawing/2010/main" val="0"/>
@@ -9937,7 +10159,6 @@
                 <w:sz w:val="24"/>
                 <w:szCs w:val="24"/>
               </w:rPr>
-              <w:lastRenderedPageBreak/>
               <w:t>Item a. — Cocaína Base (Crack)</w:t>
             </w:r>
           </w:p>
@@ -11272,7 +11493,6 @@
                 <w:sz w:val="20"/>
                 <w:szCs w:val="20"/>
               </w:rPr>
-              <w:lastRenderedPageBreak/>
               <w:t>Envelope de entrada</w:t>
             </w:r>
           </w:p>
@@ -11970,6 +12190,7 @@
                 <w:sz w:val="20"/>
                 <w:szCs w:val="20"/>
               </w:rPr>
+              <w:lastRenderedPageBreak/>
               <w:t>Natureza química — item b.</w:t>
             </w:r>
           </w:p>
@@ -12947,7 +13168,6 @@
           <w:szCs w:val="16"/>
           <w:lang w:val="en-US"/>
         </w:rPr>
-        <w:lastRenderedPageBreak/>
         <w:t>UNITED NATIONS OFFICE ON DRUGS AND CRIME (UNODC). Recommended methods for the identification and analysis of cocaine in seized materials. New York: United Nations, 2012. (ST/NAR/39.)</w:t>
       </w:r>
     </w:p>
@@ -13187,9 +13407,9 @@
       </w:pPr>
     </w:p>
     <w:sectPr>
-      <w:headerReference w:type="default" r:id="rId16"/>
-      <w:headerReference w:type="first" r:id="rId17"/>
-      <w:footerReference w:type="first" r:id="rId18"/>
+      <w:headerReference w:type="default" r:id="rId15"/>
+      <w:headerReference w:type="first" r:id="rId16"/>
+      <w:footerReference w:type="first" r:id="rId17"/>
       <w:pgSz w:w="11906" w:h="16838"/>
       <w:pgMar w:top="426" w:right="1134" w:bottom="426" w:left="1134" w:header="427" w:footer="1277" w:gutter="0"/>
       <w:cols w:space="720"/>

--- a/L_XXX-XX26_D_XXXXXXXX-XX_CF-PHB_CR_CC_MAC_CP.docx
+++ b/L_XXX-XX26_D_XXXXXXXX-XX_CF-PHB_CR_CC_MAC_CP.docx
@@ -403,7 +403,6 @@
         </w:rPr>
         <w:t xml:space="preserve"> para execução do exame definitivo. Cumprindo o disposto na requisição, o perito relata com veracidade os procedimentos realizados com o objetivo de realizar identificação qualitativa de substâncias apreendidas, com determinação da natureza química de possível material entorpecente, mediante aplicação de metodologia analítica recomendada para substâncias controladas em conformidade com as diretrizes do </w:t>
       </w:r>
-      <w:proofErr w:type="spellStart"/>
       <w:r>
         <w:rPr>
           <w:rFonts w:ascii="Times New Roman" w:hAnsi="Times New Roman" w:cs="Times New Roman"/>
@@ -412,163 +411,8 @@
           <w:sz w:val="24"/>
           <w:szCs w:val="24"/>
         </w:rPr>
-        <w:t>Scientific</w:t>
-      </w:r>
-      <w:proofErr w:type="spellEnd"/>
-      <w:r>
-        <w:rPr>
-          <w:rFonts w:ascii="Times New Roman" w:hAnsi="Times New Roman" w:cs="Times New Roman"/>
-          <w:i/>
-          <w:iCs/>
-          <w:sz w:val="24"/>
-          <w:szCs w:val="24"/>
-        </w:rPr>
-        <w:t xml:space="preserve"> </w:t>
-      </w:r>
-      <w:proofErr w:type="spellStart"/>
-      <w:r>
-        <w:rPr>
-          <w:rFonts w:ascii="Times New Roman" w:hAnsi="Times New Roman" w:cs="Times New Roman"/>
-          <w:i/>
-          <w:iCs/>
-          <w:sz w:val="24"/>
-          <w:szCs w:val="24"/>
-        </w:rPr>
-        <w:t>Working</w:t>
-      </w:r>
-      <w:proofErr w:type="spellEnd"/>
-      <w:r>
-        <w:rPr>
-          <w:rFonts w:ascii="Times New Roman" w:hAnsi="Times New Roman" w:cs="Times New Roman"/>
-          <w:i/>
-          <w:iCs/>
-          <w:sz w:val="24"/>
-          <w:szCs w:val="24"/>
-        </w:rPr>
-        <w:t xml:space="preserve"> </w:t>
-      </w:r>
-      <w:proofErr w:type="spellStart"/>
-      <w:r>
-        <w:rPr>
-          <w:rFonts w:ascii="Times New Roman" w:hAnsi="Times New Roman" w:cs="Times New Roman"/>
-          <w:i/>
-          <w:iCs/>
-          <w:sz w:val="24"/>
-          <w:szCs w:val="24"/>
-        </w:rPr>
-        <w:t>Group</w:t>
-      </w:r>
-      <w:proofErr w:type="spellEnd"/>
-      <w:r>
-        <w:rPr>
-          <w:rFonts w:ascii="Times New Roman" w:hAnsi="Times New Roman" w:cs="Times New Roman"/>
-          <w:i/>
-          <w:iCs/>
-          <w:sz w:val="24"/>
-          <w:szCs w:val="24"/>
-        </w:rPr>
-        <w:t xml:space="preserve"> for </w:t>
-      </w:r>
-      <w:proofErr w:type="spellStart"/>
-      <w:r>
-        <w:rPr>
-          <w:rFonts w:ascii="Times New Roman" w:hAnsi="Times New Roman" w:cs="Times New Roman"/>
-          <w:i/>
-          <w:iCs/>
-          <w:sz w:val="24"/>
-          <w:szCs w:val="24"/>
-        </w:rPr>
-        <w:t>the</w:t>
-      </w:r>
-      <w:proofErr w:type="spellEnd"/>
-      <w:r>
-        <w:rPr>
-          <w:rFonts w:ascii="Times New Roman" w:hAnsi="Times New Roman" w:cs="Times New Roman"/>
-          <w:i/>
-          <w:iCs/>
-          <w:sz w:val="24"/>
-          <w:szCs w:val="24"/>
-        </w:rPr>
-        <w:t xml:space="preserve"> </w:t>
-      </w:r>
-      <w:proofErr w:type="spellStart"/>
-      <w:r>
-        <w:rPr>
-          <w:rFonts w:ascii="Times New Roman" w:hAnsi="Times New Roman" w:cs="Times New Roman"/>
-          <w:i/>
-          <w:iCs/>
-          <w:sz w:val="24"/>
-          <w:szCs w:val="24"/>
-        </w:rPr>
-        <w:t>Analysis</w:t>
-      </w:r>
-      <w:proofErr w:type="spellEnd"/>
-      <w:r>
-        <w:rPr>
-          <w:rFonts w:ascii="Times New Roman" w:hAnsi="Times New Roman" w:cs="Times New Roman"/>
-          <w:i/>
-          <w:iCs/>
-          <w:sz w:val="24"/>
-          <w:szCs w:val="24"/>
-        </w:rPr>
-        <w:t xml:space="preserve"> </w:t>
-      </w:r>
-      <w:proofErr w:type="spellStart"/>
-      <w:r>
-        <w:rPr>
-          <w:rFonts w:ascii="Times New Roman" w:hAnsi="Times New Roman" w:cs="Times New Roman"/>
-          <w:i/>
-          <w:iCs/>
-          <w:sz w:val="24"/>
-          <w:szCs w:val="24"/>
-        </w:rPr>
-        <w:t>of</w:t>
-      </w:r>
-      <w:proofErr w:type="spellEnd"/>
-      <w:r>
-        <w:rPr>
-          <w:rFonts w:ascii="Times New Roman" w:hAnsi="Times New Roman" w:cs="Times New Roman"/>
-          <w:i/>
-          <w:iCs/>
-          <w:sz w:val="24"/>
-          <w:szCs w:val="24"/>
-        </w:rPr>
-        <w:t xml:space="preserve"> </w:t>
-      </w:r>
-      <w:proofErr w:type="spellStart"/>
-      <w:r>
-        <w:rPr>
-          <w:rFonts w:ascii="Times New Roman" w:hAnsi="Times New Roman" w:cs="Times New Roman"/>
-          <w:i/>
-          <w:iCs/>
-          <w:sz w:val="24"/>
-          <w:szCs w:val="24"/>
-        </w:rPr>
-        <w:t>Seized</w:t>
-      </w:r>
-      <w:proofErr w:type="spellEnd"/>
-      <w:r>
-        <w:rPr>
-          <w:rFonts w:ascii="Times New Roman" w:hAnsi="Times New Roman" w:cs="Times New Roman"/>
-          <w:i/>
-          <w:iCs/>
-          <w:sz w:val="24"/>
-          <w:szCs w:val="24"/>
-        </w:rPr>
-        <w:t xml:space="preserve"> </w:t>
-      </w:r>
-      <w:proofErr w:type="spellStart"/>
-      <w:r>
-        <w:rPr>
-          <w:rFonts w:ascii="Times New Roman" w:hAnsi="Times New Roman" w:cs="Times New Roman"/>
-          <w:i/>
-          <w:iCs/>
-          <w:sz w:val="24"/>
-          <w:szCs w:val="24"/>
-        </w:rPr>
-        <w:t>Drugs</w:t>
-      </w:r>
-      <w:proofErr w:type="spellEnd"/>
+        <w:t>Scientific Working Group for the Analysis of Seized Drugs</w:t>
+      </w:r>
       <w:r>
         <w:rPr>
           <w:rFonts w:ascii="Times New Roman" w:hAnsi="Times New Roman" w:cs="Times New Roman"/>
@@ -780,25 +624,7 @@
           <w:sz w:val="24"/>
           <w:szCs w:val="24"/>
         </w:rPr>
-        <w:t xml:space="preserve"> e encaminhado ao Setor de Química Forense para análise definitiva, em observância à cadeia de custódia da prova prevista nos </w:t>
-      </w:r>
-      <w:proofErr w:type="spellStart"/>
-      <w:r>
-        <w:rPr>
-          <w:rFonts w:ascii="Times New Roman" w:hAnsi="Times New Roman" w:cs="Times New Roman"/>
-          <w:sz w:val="24"/>
-          <w:szCs w:val="24"/>
-        </w:rPr>
-        <w:t>arts</w:t>
-      </w:r>
-      <w:proofErr w:type="spellEnd"/>
-      <w:r>
-        <w:rPr>
-          <w:rFonts w:ascii="Times New Roman" w:hAnsi="Times New Roman" w:cs="Times New Roman"/>
-          <w:sz w:val="24"/>
-          <w:szCs w:val="24"/>
-        </w:rPr>
-        <w:t>. 158-A a 158-F do CPP (Lei 13.964/2019).</w:t>
+        <w:t xml:space="preserve"> e encaminhado ao Setor de Química Forense para análise definitiva, em observância à cadeia de custódia da prova prevista nos arts. 158-A a 158-F do CPP (Lei 13.964/2019).</w:t>
       </w:r>
     </w:p>
     <w:p>
@@ -930,23 +756,13 @@
                 <w:szCs w:val="20"/>
               </w:rPr>
             </w:pPr>
-            <w:proofErr w:type="spellStart"/>
-            <w:r>
-              <w:rPr>
-                <w:rFonts w:ascii="Times New Roman" w:hAnsi="Times New Roman" w:cs="Times New Roman"/>
-                <w:sz w:val="20"/>
-                <w:szCs w:val="20"/>
-              </w:rPr>
-              <w:t>Qtd</w:t>
-            </w:r>
-            <w:proofErr w:type="spellEnd"/>
-            <w:r>
-              <w:rPr>
-                <w:rFonts w:ascii="Times New Roman" w:hAnsi="Times New Roman" w:cs="Times New Roman"/>
-                <w:sz w:val="20"/>
-                <w:szCs w:val="20"/>
-              </w:rPr>
-              <w:t>.</w:t>
+            <w:r>
+              <w:rPr>
+                <w:rFonts w:ascii="Times New Roman" w:hAnsi="Times New Roman" w:cs="Times New Roman"/>
+                <w:sz w:val="20"/>
+                <w:szCs w:val="20"/>
+              </w:rPr>
+              <w:t>Qtd.</w:t>
             </w:r>
           </w:p>
         </w:tc>
@@ -1176,23 +992,7 @@
                 <w:sz w:val="20"/>
                 <w:szCs w:val="20"/>
               </w:rPr>
-              <w:t>[ACOND_C</w:t>
-            </w:r>
-            <w:r>
-              <w:rPr>
-                <w:rFonts w:ascii="Times New Roman" w:hAnsi="Times New Roman" w:cs="Times New Roman"/>
-                <w:sz w:val="20"/>
-                <w:szCs w:val="20"/>
-              </w:rPr>
-              <w:t>R</w:t>
-            </w:r>
-            <w:r>
-              <w:rPr>
-                <w:rFonts w:ascii="Times New Roman" w:hAnsi="Times New Roman" w:cs="Times New Roman"/>
-                <w:sz w:val="20"/>
-                <w:szCs w:val="20"/>
-              </w:rPr>
-              <w:t>]</w:t>
+              <w:t>[ACOND_CR]</w:t>
             </w:r>
           </w:p>
         </w:tc>
@@ -1217,23 +1017,7 @@
                 <w:sz w:val="20"/>
                 <w:szCs w:val="20"/>
               </w:rPr>
-              <w:t>[ASPECTOS_C</w:t>
-            </w:r>
-            <w:r>
-              <w:rPr>
-                <w:rFonts w:ascii="Times New Roman" w:hAnsi="Times New Roman" w:cs="Times New Roman"/>
-                <w:sz w:val="20"/>
-                <w:szCs w:val="20"/>
-              </w:rPr>
-              <w:t>R</w:t>
-            </w:r>
-            <w:r>
-              <w:rPr>
-                <w:rFonts w:ascii="Times New Roman" w:hAnsi="Times New Roman" w:cs="Times New Roman"/>
-                <w:sz w:val="20"/>
-                <w:szCs w:val="20"/>
-              </w:rPr>
-              <w:t>]</w:t>
+              <w:t>[ASPECTOS_CR]</w:t>
             </w:r>
           </w:p>
         </w:tc>
@@ -1369,16 +1153,7 @@
                 <w:szCs w:val="20"/>
                 <w:lang w:val="en-US"/>
               </w:rPr>
-              <w:t xml:space="preserve"> </w:t>
-            </w:r>
-            <w:r>
-              <w:rPr>
-                <w:rFonts w:ascii="Times New Roman" w:hAnsi="Times New Roman" w:cs="Times New Roman"/>
-                <w:sz w:val="20"/>
-                <w:szCs w:val="20"/>
-                <w:lang w:val="en-US"/>
-              </w:rPr>
-              <w:t>([QTD_C</w:t>
+              <w:t xml:space="preserve"> ([QTD_C</w:t>
             </w:r>
             <w:r>
               <w:rPr>
@@ -1617,16 +1392,7 @@
                 <w:szCs w:val="20"/>
                 <w:lang w:val="en-US"/>
               </w:rPr>
-              <w:t xml:space="preserve"> </w:t>
-            </w:r>
-            <w:r>
-              <w:rPr>
-                <w:rFonts w:ascii="Times New Roman" w:hAnsi="Times New Roman" w:cs="Times New Roman"/>
-                <w:sz w:val="20"/>
-                <w:szCs w:val="20"/>
-                <w:lang w:val="en-US"/>
-              </w:rPr>
-              <w:t>([QTD_</w:t>
+              <w:t xml:space="preserve"> ([QTD_</w:t>
             </w:r>
             <w:r>
               <w:rPr>
@@ -1669,23 +1435,7 @@
                 <w:sz w:val="20"/>
                 <w:szCs w:val="20"/>
               </w:rPr>
-              <w:t>[ACOND_</w:t>
-            </w:r>
-            <w:r>
-              <w:rPr>
-                <w:rFonts w:ascii="Times New Roman" w:hAnsi="Times New Roman" w:cs="Times New Roman"/>
-                <w:sz w:val="20"/>
-                <w:szCs w:val="20"/>
-              </w:rPr>
-              <w:t>MAC</w:t>
-            </w:r>
-            <w:r>
-              <w:rPr>
-                <w:rFonts w:ascii="Times New Roman" w:hAnsi="Times New Roman" w:cs="Times New Roman"/>
-                <w:sz w:val="20"/>
-                <w:szCs w:val="20"/>
-              </w:rPr>
-              <w:t>]</w:t>
+              <w:t>[ACOND_MAC]</w:t>
             </w:r>
           </w:p>
         </w:tc>
@@ -1710,23 +1460,7 @@
                 <w:sz w:val="20"/>
                 <w:szCs w:val="20"/>
               </w:rPr>
-              <w:t>[ASPECTOS_</w:t>
-            </w:r>
-            <w:r>
-              <w:rPr>
-                <w:rFonts w:ascii="Times New Roman" w:hAnsi="Times New Roman" w:cs="Times New Roman"/>
-                <w:sz w:val="20"/>
-                <w:szCs w:val="20"/>
-              </w:rPr>
-              <w:t>MAC</w:t>
-            </w:r>
-            <w:r>
-              <w:rPr>
-                <w:rFonts w:ascii="Times New Roman" w:hAnsi="Times New Roman" w:cs="Times New Roman"/>
-                <w:sz w:val="20"/>
-                <w:szCs w:val="20"/>
-              </w:rPr>
-              <w:t>]</w:t>
+              <w:t>[ASPECTOS_MAC]</w:t>
             </w:r>
           </w:p>
         </w:tc>
@@ -1956,9 +1690,16 @@
           <w:sz w:val="24"/>
           <w:szCs w:val="24"/>
         </w:rPr>
-        <w:t>[MÊS_</w:t>
-      </w:r>
-      <w:proofErr w:type="gramStart"/>
+        <w:t>[MÊS_CP]/[ANO_CP]</w:t>
+      </w:r>
+      <w:r>
+        <w:rPr>
+          <w:rFonts w:ascii="Times New Roman" w:hAnsi="Times New Roman" w:cs="Times New Roman"/>
+          <w:sz w:val="24"/>
+          <w:szCs w:val="24"/>
+        </w:rPr>
+        <w:t xml:space="preserve"> nº. </w:t>
+      </w:r>
       <w:r>
         <w:rPr>
           <w:rFonts w:ascii="Times New Roman" w:hAnsi="Times New Roman" w:cs="Times New Roman"/>
@@ -1967,9 +1708,239 @@
           <w:sz w:val="24"/>
           <w:szCs w:val="24"/>
         </w:rPr>
-        <w:t>CP]/</w:t>
-      </w:r>
-      <w:proofErr w:type="gramEnd"/>
+        <w:t>[ENV_CP]</w:t>
+      </w:r>
+      <w:r>
+        <w:rPr>
+          <w:rFonts w:ascii="Times New Roman" w:hAnsi="Times New Roman" w:cs="Times New Roman"/>
+          <w:sz w:val="24"/>
+          <w:szCs w:val="24"/>
+        </w:rPr>
+        <w:t>.</w:t>
+      </w:r>
+    </w:p>
+    <w:p>
+      <w:pPr>
+        <w:pStyle w:val="SemEspaamento"/>
+      </w:pPr>
+    </w:p>
+    <w:p>
+      <w:pPr>
+        <w:pStyle w:val="Ttulo1"/>
+        <w:rPr>
+          <w:rFonts w:ascii="Times New Roman" w:hAnsi="Times New Roman" w:cs="Times New Roman"/>
+        </w:rPr>
+      </w:pPr>
+      <w:r>
+        <w:rPr>
+          <w:rFonts w:ascii="Times New Roman" w:hAnsi="Times New Roman" w:cs="Times New Roman"/>
+        </w:rPr>
+        <w:t>2.   EXAMES REALIZADOS</w:t>
+      </w:r>
+    </w:p>
+    <w:p>
+      <w:pPr>
+        <w:pStyle w:val="Ttulo2"/>
+        <w:spacing w:before="120"/>
+        <w:rPr>
+          <w:rFonts w:ascii="Times New Roman" w:hAnsi="Times New Roman" w:cs="Times New Roman"/>
+          <w:sz w:val="24"/>
+          <w:szCs w:val="24"/>
+        </w:rPr>
+      </w:pPr>
+      <w:r>
+        <w:rPr>
+          <w:rFonts w:ascii="Times New Roman" w:hAnsi="Times New Roman" w:cs="Times New Roman"/>
+          <w:sz w:val="24"/>
+          <w:szCs w:val="24"/>
+        </w:rPr>
+        <w:t>2.1.   Controles Analíticos de Qualidade</w:t>
+      </w:r>
+    </w:p>
+    <w:p>
+      <w:pPr>
+        <w:pStyle w:val="SemEspaamento"/>
+        <w:jc w:val="both"/>
+        <w:rPr>
+          <w:rFonts w:ascii="Times New Roman" w:hAnsi="Times New Roman" w:cs="Times New Roman"/>
+          <w:sz w:val="24"/>
+          <w:szCs w:val="24"/>
+        </w:rPr>
+      </w:pPr>
+      <w:r>
+        <w:rPr>
+          <w:rFonts w:ascii="Times New Roman" w:hAnsi="Times New Roman" w:cs="Times New Roman"/>
+          <w:sz w:val="24"/>
+          <w:szCs w:val="24"/>
+        </w:rPr>
+        <w:t xml:space="preserve">Para assegurar validade, rastreabilidade metrológica e reprodutibilidade dos resultados, foram adotados controles analíticos, conforme POP-QF-PHB-002 (V 2.0, 08/06/2026). O espectrômetro Bruker Alpha II (nº de série [BRUKER_SN]) foi submetido ao Protocolo de Qualificação de Desempenho (OVP — Operational Verification Protocol / PQ Test, Bruker Optik GmbH) em [OVP_DATA] às [OVP_HORA] (GMT-3), validade até [OVP_VALIDADE_DATA] às [OVP_VALIDADE_HORA] (GMT-3), com resultado geral </w:t>
+      </w:r>
+      <w:r>
+        <w:rPr>
+          <w:rFonts w:ascii="Times New Roman" w:hAnsi="Times New Roman" w:cs="Times New Roman"/>
+          <w:b/>
+          <w:sz w:val="24"/>
+          <w:szCs w:val="24"/>
+        </w:rPr>
+        <w:t>PASSED</w:t>
+      </w:r>
+      <w:r>
+        <w:rPr>
+          <w:rFonts w:ascii="Times New Roman" w:hAnsi="Times New Roman" w:cs="Times New Roman"/>
+          <w:sz w:val="24"/>
+          <w:szCs w:val="24"/>
+        </w:rPr>
+        <w:t xml:space="preserve"> em todos os testes obrigatórios: (</w:t>
+      </w:r>
+      <w:r>
+        <w:rPr>
+          <w:rFonts w:ascii="Times New Roman" w:hAnsi="Times New Roman" w:cs="Times New Roman"/>
+          <w:b/>
+          <w:sz w:val="24"/>
+          <w:szCs w:val="24"/>
+        </w:rPr>
+        <w:t>i</w:t>
+      </w:r>
+      <w:r>
+        <w:rPr>
+          <w:rFonts w:ascii="Times New Roman" w:hAnsi="Times New Roman" w:cs="Times New Roman"/>
+          <w:sz w:val="24"/>
+          <w:szCs w:val="24"/>
+        </w:rPr>
+        <w:t>) Relação Sinal/Ruído (S/N) medida: [OVP_SN_VALUE] (mínimo exigido: 150); (</w:t>
+      </w:r>
+      <w:r>
+        <w:rPr>
+          <w:rFonts w:ascii="Times New Roman" w:hAnsi="Times New Roman" w:cs="Times New Roman"/>
+          <w:b/>
+          <w:sz w:val="24"/>
+          <w:szCs w:val="24"/>
+        </w:rPr>
+        <w:t>ii</w:t>
+      </w:r>
+      <w:r>
+        <w:rPr>
+          <w:rFonts w:ascii="Times New Roman" w:hAnsi="Times New Roman" w:cs="Times New Roman"/>
+          <w:sz w:val="24"/>
+          <w:szCs w:val="24"/>
+        </w:rPr>
+        <w:t>) Desvio máximo da linha 100%: [OVP_BASELINE_DEV] (máximo admissível: 2,0%); (</w:t>
+      </w:r>
+      <w:r>
+        <w:rPr>
+          <w:rFonts w:ascii="Times New Roman" w:hAnsi="Times New Roman" w:cs="Times New Roman"/>
+          <w:b/>
+          <w:sz w:val="24"/>
+          <w:szCs w:val="24"/>
+        </w:rPr>
+        <w:t>iii</w:t>
+      </w:r>
+      <w:r>
+        <w:rPr>
+          <w:rFonts w:ascii="Times New Roman" w:hAnsi="Times New Roman" w:cs="Times New Roman"/>
+          <w:sz w:val="24"/>
+          <w:szCs w:val="24"/>
+        </w:rPr>
+        <w:t>) Exatidão de número de onda verificada com poliestireno padrão: desvio medido de [OVP_WAVENUMBER_DEV] (máximo admissível: ±0,50 cm⁻¹). A medição do(s) item(ns) está compreendida dentro da janela de validade deste protocolo. Os resultados atestam plena conformidade instrumental à época da realização dos exames.</w:t>
+      </w:r>
+    </w:p>
+    <w:p>
+      <w:pPr>
+        <w:pStyle w:val="Ttulo2"/>
+        <w:spacing w:before="120"/>
+        <w:rPr>
+          <w:rFonts w:ascii="Times New Roman" w:hAnsi="Times New Roman" w:cs="Times New Roman"/>
+          <w:sz w:val="24"/>
+          <w:szCs w:val="24"/>
+        </w:rPr>
+      </w:pPr>
+    </w:p>
+    <w:p>
+      <w:pPr>
+        <w:pStyle w:val="Ttulo2"/>
+        <w:spacing w:before="120"/>
+        <w:rPr>
+          <w:rFonts w:ascii="Times New Roman" w:hAnsi="Times New Roman" w:cs="Times New Roman"/>
+          <w:sz w:val="24"/>
+          <w:szCs w:val="24"/>
+        </w:rPr>
+      </w:pPr>
+      <w:r>
+        <w:rPr>
+          <w:rFonts w:ascii="Times New Roman" w:hAnsi="Times New Roman" w:cs="Times New Roman"/>
+          <w:sz w:val="24"/>
+          <w:szCs w:val="24"/>
+        </w:rPr>
+        <w:t>2.2.   Exame Macroscópico</w:t>
+      </w:r>
+    </w:p>
+    <w:p>
+      <w:pPr>
+        <w:spacing w:before="80" w:after="80"/>
+        <w:jc w:val="both"/>
+        <w:rPr>
+          <w:rFonts w:ascii="Times New Roman" w:hAnsi="Times New Roman" w:cs="Times New Roman"/>
+          <w:sz w:val="24"/>
+          <w:szCs w:val="24"/>
+        </w:rPr>
+      </w:pPr>
+      <w:r>
+        <w:rPr>
+          <w:rFonts w:ascii="Times New Roman" w:hAnsi="Times New Roman" w:cs="Times New Roman"/>
+          <w:sz w:val="24"/>
+          <w:szCs w:val="24"/>
+        </w:rPr>
+        <w:t>Inspeção visual direta de todos os itens, com avaliação de coloração, morfologia, textura, acondicionamento e odor.</w:t>
+      </w:r>
+    </w:p>
+    <w:p>
+      <w:pPr>
+        <w:pStyle w:val="Ttulo2"/>
+        <w:spacing w:before="120"/>
+        <w:rPr>
+          <w:rFonts w:ascii="Times New Roman" w:hAnsi="Times New Roman" w:cs="Times New Roman"/>
+          <w:sz w:val="24"/>
+          <w:szCs w:val="24"/>
+        </w:rPr>
+      </w:pPr>
+    </w:p>
+    <w:p>
+      <w:pPr>
+        <w:pStyle w:val="Ttulo2"/>
+        <w:spacing w:before="120"/>
+        <w:rPr>
+          <w:rFonts w:ascii="Times New Roman" w:hAnsi="Times New Roman" w:cs="Times New Roman"/>
+          <w:sz w:val="24"/>
+          <w:szCs w:val="24"/>
+        </w:rPr>
+      </w:pPr>
+      <w:r>
+        <w:rPr>
+          <w:rFonts w:ascii="Times New Roman" w:hAnsi="Times New Roman" w:cs="Times New Roman"/>
+          <w:sz w:val="24"/>
+          <w:szCs w:val="24"/>
+        </w:rPr>
+        <w:t>2.3.   Ensaio Colorimétrico Presuntivo — Teste de Scott Modificado</w:t>
+      </w:r>
+    </w:p>
+    <w:p>
+      <w:pPr>
+        <w:spacing w:before="80" w:after="80"/>
+        <w:jc w:val="both"/>
+        <w:rPr>
+          <w:rFonts w:ascii="Times New Roman" w:hAnsi="Times New Roman" w:cs="Times New Roman"/>
+          <w:sz w:val="24"/>
+          <w:szCs w:val="24"/>
+        </w:rPr>
+      </w:pPr>
+      <w:r>
+        <w:rPr>
+          <w:rFonts w:ascii="Times New Roman" w:hAnsi="Times New Roman" w:cs="Times New Roman"/>
+          <w:sz w:val="24"/>
+          <w:szCs w:val="24"/>
+        </w:rPr>
+        <w:t>Frações representativas dos sólidos foram individualmente submetidas ao ensaio de Scott modificado (</w:t>
+      </w:r>
       <w:r>
         <w:rPr>
           <w:rFonts w:ascii="Times New Roman" w:hAnsi="Times New Roman" w:cs="Times New Roman"/>
@@ -1978,16 +1949,36 @@
           <w:sz w:val="24"/>
           <w:szCs w:val="24"/>
         </w:rPr>
-        <w:t>[ANO_CP]</w:t>
-      </w:r>
-      <w:r>
-        <w:rPr>
-          <w:rFonts w:ascii="Times New Roman" w:hAnsi="Times New Roman" w:cs="Times New Roman"/>
-          <w:sz w:val="24"/>
-          <w:szCs w:val="24"/>
-        </w:rPr>
-        <w:t xml:space="preserve"> nº. </w:t>
-      </w:r>
+        <w:t>Categoria C — SWGDRUG Rev. 8.1, 2022</w:t>
+      </w:r>
+      <w:r>
+        <w:rPr>
+          <w:rFonts w:ascii="Times New Roman" w:hAnsi="Times New Roman" w:cs="Times New Roman"/>
+          <w:sz w:val="24"/>
+          <w:szCs w:val="24"/>
+        </w:rPr>
+        <w:t>), teste colorimétrico de orientação empregado na triagem de alcaloides tropânicos, notadamente cocaína e substâncias correlatas. O método baseia-se na reação entre a amina terciária e solução de tiocianato de cobalto (II) [Co(SCN)₂], com formação de complexo azul característico.</w:t>
+      </w:r>
+      <w:r>
+        <w:rPr>
+          <w:rStyle w:val="Refdenotaderodap"/>
+          <w:rFonts w:ascii="Times New Roman" w:hAnsi="Times New Roman" w:cs="Times New Roman"/>
+          <w:sz w:val="24"/>
+          <w:szCs w:val="24"/>
+        </w:rPr>
+        <w:footnoteReference w:id="3"/>
+      </w:r>
+    </w:p>
+    <w:p>
+      <w:pPr>
+        <w:spacing w:before="80" w:after="80"/>
+        <w:jc w:val="both"/>
+        <w:rPr>
+          <w:rFonts w:ascii="Times New Roman" w:hAnsi="Times New Roman" w:cs="Times New Roman"/>
+          <w:sz w:val="24"/>
+          <w:szCs w:val="24"/>
+        </w:rPr>
+      </w:pPr>
       <w:r>
         <w:rPr>
           <w:rFonts w:ascii="Times New Roman" w:hAnsi="Times New Roman" w:cs="Times New Roman"/>
@@ -1996,300 +1987,15 @@
           <w:sz w:val="24"/>
           <w:szCs w:val="24"/>
         </w:rPr>
-        <w:t>[ENV_CP]</w:t>
-      </w:r>
-      <w:r>
-        <w:rPr>
-          <w:rFonts w:ascii="Times New Roman" w:hAnsi="Times New Roman" w:cs="Times New Roman"/>
-          <w:sz w:val="24"/>
-          <w:szCs w:val="24"/>
-        </w:rPr>
-        <w:t>.</w:t>
-      </w:r>
-    </w:p>
-    <w:p>
-      <w:pPr>
-        <w:pStyle w:val="SemEspaamento"/>
-      </w:pPr>
-    </w:p>
-    <w:p>
-      <w:pPr>
-        <w:pStyle w:val="Ttulo1"/>
-        <w:rPr>
-          <w:rFonts w:ascii="Times New Roman" w:hAnsi="Times New Roman" w:cs="Times New Roman"/>
-        </w:rPr>
-      </w:pPr>
-      <w:r>
-        <w:rPr>
-          <w:rFonts w:ascii="Times New Roman" w:hAnsi="Times New Roman" w:cs="Times New Roman"/>
-        </w:rPr>
-        <w:t>2.   EXAMES REALIZADOS</w:t>
-      </w:r>
-    </w:p>
-    <w:p>
-      <w:pPr>
-        <w:pStyle w:val="Ttulo2"/>
-        <w:spacing w:before="120"/>
-        <w:rPr>
-          <w:rFonts w:ascii="Times New Roman" w:hAnsi="Times New Roman" w:cs="Times New Roman"/>
-          <w:sz w:val="24"/>
-          <w:szCs w:val="24"/>
-        </w:rPr>
-      </w:pPr>
-      <w:r>
-        <w:rPr>
-          <w:rFonts w:ascii="Times New Roman" w:hAnsi="Times New Roman" w:cs="Times New Roman"/>
-          <w:sz w:val="24"/>
-          <w:szCs w:val="24"/>
-        </w:rPr>
-        <w:t>2.1.   Controles Analíticos de Qualidade</w:t>
-      </w:r>
-    </w:p>
-    <w:p>
-      <w:pPr>
-        <w:pStyle w:val="SemEspaamento"/>
-        <w:jc w:val="both"/>
-        <w:rPr>
-          <w:rFonts w:ascii="Times New Roman" w:hAnsi="Times New Roman" w:cs="Times New Roman"/>
-          <w:sz w:val="24"/>
-          <w:szCs w:val="24"/>
-        </w:rPr>
-      </w:pPr>
-      <w:r>
-        <w:rPr>
-          <w:rFonts w:ascii="Times New Roman" w:hAnsi="Times New Roman" w:cs="Times New Roman"/>
-          <w:sz w:val="24"/>
-          <w:szCs w:val="24"/>
-        </w:rPr>
-        <w:t xml:space="preserve">Para assegurar validade, rastreabilidade metrológica e reprodutibilidade dos resultados, foram adotados controles analíticos, conforme POP-QF-PHB-002 (V 2.0, 08/06/2026). O espectrômetro </w:t>
-      </w:r>
-      <w:proofErr w:type="spellStart"/>
-      <w:r>
-        <w:rPr>
-          <w:rFonts w:ascii="Times New Roman" w:hAnsi="Times New Roman" w:cs="Times New Roman"/>
-          <w:sz w:val="24"/>
-          <w:szCs w:val="24"/>
-        </w:rPr>
-        <w:t>Bruker</w:t>
-      </w:r>
-      <w:proofErr w:type="spellEnd"/>
-      <w:r>
-        <w:rPr>
-          <w:rFonts w:ascii="Times New Roman" w:hAnsi="Times New Roman" w:cs="Times New Roman"/>
-          <w:sz w:val="24"/>
-          <w:szCs w:val="24"/>
-        </w:rPr>
-        <w:t xml:space="preserve"> Alpha II (nº de série [BRUKER_SN]) foi submetido ao Protocolo de Qualificação de Desempenho (OVP — </w:t>
-      </w:r>
-      <w:proofErr w:type="spellStart"/>
-      <w:r>
-        <w:rPr>
-          <w:rFonts w:ascii="Times New Roman" w:hAnsi="Times New Roman" w:cs="Times New Roman"/>
-          <w:sz w:val="24"/>
-          <w:szCs w:val="24"/>
-        </w:rPr>
-        <w:t>Operational</w:t>
-      </w:r>
-      <w:proofErr w:type="spellEnd"/>
-      <w:r>
-        <w:rPr>
-          <w:rFonts w:ascii="Times New Roman" w:hAnsi="Times New Roman" w:cs="Times New Roman"/>
-          <w:sz w:val="24"/>
-          <w:szCs w:val="24"/>
-        </w:rPr>
-        <w:t xml:space="preserve"> </w:t>
-      </w:r>
-      <w:proofErr w:type="spellStart"/>
-      <w:r>
-        <w:rPr>
-          <w:rFonts w:ascii="Times New Roman" w:hAnsi="Times New Roman" w:cs="Times New Roman"/>
-          <w:sz w:val="24"/>
-          <w:szCs w:val="24"/>
-        </w:rPr>
-        <w:t>Verification</w:t>
-      </w:r>
-      <w:proofErr w:type="spellEnd"/>
-      <w:r>
-        <w:rPr>
-          <w:rFonts w:ascii="Times New Roman" w:hAnsi="Times New Roman" w:cs="Times New Roman"/>
-          <w:sz w:val="24"/>
-          <w:szCs w:val="24"/>
-        </w:rPr>
-        <w:t xml:space="preserve"> </w:t>
-      </w:r>
-      <w:proofErr w:type="spellStart"/>
-      <w:r>
-        <w:rPr>
-          <w:rFonts w:ascii="Times New Roman" w:hAnsi="Times New Roman" w:cs="Times New Roman"/>
-          <w:sz w:val="24"/>
-          <w:szCs w:val="24"/>
-        </w:rPr>
-        <w:t>Protocol</w:t>
-      </w:r>
-      <w:proofErr w:type="spellEnd"/>
-      <w:r>
-        <w:rPr>
-          <w:rFonts w:ascii="Times New Roman" w:hAnsi="Times New Roman" w:cs="Times New Roman"/>
-          <w:sz w:val="24"/>
-          <w:szCs w:val="24"/>
-        </w:rPr>
-        <w:t xml:space="preserve"> / PQ Test, </w:t>
-      </w:r>
-      <w:proofErr w:type="spellStart"/>
-      <w:r>
-        <w:rPr>
-          <w:rFonts w:ascii="Times New Roman" w:hAnsi="Times New Roman" w:cs="Times New Roman"/>
-          <w:sz w:val="24"/>
-          <w:szCs w:val="24"/>
-        </w:rPr>
-        <w:t>Bruker</w:t>
-      </w:r>
-      <w:proofErr w:type="spellEnd"/>
-      <w:r>
-        <w:rPr>
-          <w:rFonts w:ascii="Times New Roman" w:hAnsi="Times New Roman" w:cs="Times New Roman"/>
-          <w:sz w:val="24"/>
-          <w:szCs w:val="24"/>
-        </w:rPr>
-        <w:t xml:space="preserve"> </w:t>
-      </w:r>
-      <w:proofErr w:type="spellStart"/>
-      <w:r>
-        <w:rPr>
-          <w:rFonts w:ascii="Times New Roman" w:hAnsi="Times New Roman" w:cs="Times New Roman"/>
-          <w:sz w:val="24"/>
-          <w:szCs w:val="24"/>
-        </w:rPr>
-        <w:t>Optik</w:t>
-      </w:r>
-      <w:proofErr w:type="spellEnd"/>
-      <w:r>
-        <w:rPr>
-          <w:rFonts w:ascii="Times New Roman" w:hAnsi="Times New Roman" w:cs="Times New Roman"/>
-          <w:sz w:val="24"/>
-          <w:szCs w:val="24"/>
-        </w:rPr>
-        <w:t xml:space="preserve"> GmbH) em [OVP_DATA] às [OVP_HORA] (GMT-3), validade até [OVP_VALIDADE_DATA] às [OVP_VALIDADE_HORA] (GMT-3), com resultado geral </w:t>
-      </w:r>
-      <w:r>
-        <w:rPr>
-          <w:rFonts w:ascii="Times New Roman" w:hAnsi="Times New Roman" w:cs="Times New Roman"/>
-          <w:b/>
-          <w:sz w:val="24"/>
-          <w:szCs w:val="24"/>
-        </w:rPr>
-        <w:t>PASSED</w:t>
-      </w:r>
-      <w:r>
-        <w:rPr>
-          <w:rFonts w:ascii="Times New Roman" w:hAnsi="Times New Roman" w:cs="Times New Roman"/>
-          <w:sz w:val="24"/>
-          <w:szCs w:val="24"/>
-        </w:rPr>
-        <w:t xml:space="preserve"> em todos os testes obrigatórios: (</w:t>
-      </w:r>
-      <w:r>
-        <w:rPr>
-          <w:rFonts w:ascii="Times New Roman" w:hAnsi="Times New Roman" w:cs="Times New Roman"/>
-          <w:b/>
-          <w:sz w:val="24"/>
-          <w:szCs w:val="24"/>
-        </w:rPr>
-        <w:t>i</w:t>
-      </w:r>
-      <w:r>
-        <w:rPr>
-          <w:rFonts w:ascii="Times New Roman" w:hAnsi="Times New Roman" w:cs="Times New Roman"/>
-          <w:sz w:val="24"/>
-          <w:szCs w:val="24"/>
-        </w:rPr>
-        <w:t>) Relação Sinal/Ruído (S/N) medida: [OVP_SN_VALUE] (mínimo exigido: 150); (</w:t>
-      </w:r>
-      <w:proofErr w:type="spellStart"/>
-      <w:r>
-        <w:rPr>
-          <w:rFonts w:ascii="Times New Roman" w:hAnsi="Times New Roman" w:cs="Times New Roman"/>
-          <w:b/>
-          <w:sz w:val="24"/>
-          <w:szCs w:val="24"/>
-        </w:rPr>
-        <w:t>ii</w:t>
-      </w:r>
-      <w:proofErr w:type="spellEnd"/>
-      <w:r>
-        <w:rPr>
-          <w:rFonts w:ascii="Times New Roman" w:hAnsi="Times New Roman" w:cs="Times New Roman"/>
-          <w:sz w:val="24"/>
-          <w:szCs w:val="24"/>
-        </w:rPr>
-        <w:t>) Desvio máximo da linha 100%: [OVP_BASELINE_DEV] (máximo admissível: 2,0%); (</w:t>
-      </w:r>
-      <w:proofErr w:type="spellStart"/>
-      <w:r>
-        <w:rPr>
-          <w:rFonts w:ascii="Times New Roman" w:hAnsi="Times New Roman" w:cs="Times New Roman"/>
-          <w:b/>
-          <w:sz w:val="24"/>
-          <w:szCs w:val="24"/>
-        </w:rPr>
-        <w:t>iii</w:t>
-      </w:r>
-      <w:proofErr w:type="spellEnd"/>
-      <w:r>
-        <w:rPr>
-          <w:rFonts w:ascii="Times New Roman" w:hAnsi="Times New Roman" w:cs="Times New Roman"/>
-          <w:sz w:val="24"/>
-          <w:szCs w:val="24"/>
-        </w:rPr>
-        <w:t>) Exatidão de número de onda verificada com poliestireno padrão: desvio medido de [OVP_WAVENUMBER_DEV] (máximo admissível: ±0,50 cm⁻¹). A medição do(s) item(</w:t>
-      </w:r>
-      <w:proofErr w:type="spellStart"/>
-      <w:r>
-        <w:rPr>
-          <w:rFonts w:ascii="Times New Roman" w:hAnsi="Times New Roman" w:cs="Times New Roman"/>
-          <w:sz w:val="24"/>
-          <w:szCs w:val="24"/>
-        </w:rPr>
-        <w:t>ns</w:t>
-      </w:r>
-      <w:proofErr w:type="spellEnd"/>
-      <w:r>
-        <w:rPr>
-          <w:rFonts w:ascii="Times New Roman" w:hAnsi="Times New Roman" w:cs="Times New Roman"/>
-          <w:sz w:val="24"/>
-          <w:szCs w:val="24"/>
-        </w:rPr>
-        <w:t>) está compreendida dentro da janela de validade deste protocolo. Os resultados atestam plena conformidade instrumental à época da realização dos exames.</w:t>
-      </w:r>
-    </w:p>
-    <w:p>
-      <w:pPr>
-        <w:pStyle w:val="Ttulo2"/>
-        <w:spacing w:before="120"/>
-        <w:rPr>
-          <w:rFonts w:ascii="Times New Roman" w:hAnsi="Times New Roman" w:cs="Times New Roman"/>
-          <w:sz w:val="24"/>
-          <w:szCs w:val="24"/>
-        </w:rPr>
-      </w:pPr>
-    </w:p>
-    <w:p>
-      <w:pPr>
-        <w:pStyle w:val="Ttulo2"/>
-        <w:spacing w:before="120"/>
-        <w:rPr>
-          <w:rFonts w:ascii="Times New Roman" w:hAnsi="Times New Roman" w:cs="Times New Roman"/>
-          <w:sz w:val="24"/>
-          <w:szCs w:val="24"/>
-        </w:rPr>
-      </w:pPr>
-      <w:r>
-        <w:rPr>
-          <w:rFonts w:ascii="Times New Roman" w:hAnsi="Times New Roman" w:cs="Times New Roman"/>
-          <w:sz w:val="24"/>
-          <w:szCs w:val="24"/>
-        </w:rPr>
-        <w:t>2.2.   Exame Macroscópico</w:t>
+        <w:t>Reagentes utilizados:</w:t>
+      </w:r>
+      <w:r>
+        <w:rPr>
+          <w:rFonts w:ascii="Times New Roman" w:hAnsi="Times New Roman" w:cs="Times New Roman"/>
+          <w:sz w:val="24"/>
+          <w:szCs w:val="24"/>
+        </w:rPr>
+        <w:t xml:space="preserve"> Co(SCN)₂ (solução 1% aquosa); HCl (10%); CHCl₃ (p.a.).</w:t>
       </w:r>
     </w:p>
     <w:p>
@@ -2305,252 +2011,54 @@
       <w:r>
         <w:rPr>
           <w:rFonts w:ascii="Times New Roman" w:hAnsi="Times New Roman" w:cs="Times New Roman"/>
-          <w:sz w:val="24"/>
-          <w:szCs w:val="24"/>
-        </w:rPr>
-        <w:t>Inspeção visual direta de todos os itens, com avaliação de coloração, morfologia, textura, acondicionamento e odor.</w:t>
-      </w:r>
-    </w:p>
-    <w:p>
-      <w:pPr>
-        <w:pStyle w:val="Ttulo2"/>
-        <w:spacing w:before="120"/>
-        <w:rPr>
-          <w:rFonts w:ascii="Times New Roman" w:hAnsi="Times New Roman" w:cs="Times New Roman"/>
-          <w:sz w:val="24"/>
-          <w:szCs w:val="24"/>
-        </w:rPr>
-      </w:pPr>
-    </w:p>
-    <w:p>
-      <w:pPr>
-        <w:pStyle w:val="Ttulo2"/>
-        <w:spacing w:before="120"/>
-        <w:rPr>
-          <w:rFonts w:ascii="Times New Roman" w:hAnsi="Times New Roman" w:cs="Times New Roman"/>
-          <w:sz w:val="24"/>
-          <w:szCs w:val="24"/>
-        </w:rPr>
-      </w:pPr>
-      <w:r>
-        <w:rPr>
-          <w:rFonts w:ascii="Times New Roman" w:hAnsi="Times New Roman" w:cs="Times New Roman"/>
-          <w:sz w:val="24"/>
-          <w:szCs w:val="24"/>
-        </w:rPr>
-        <w:t>2.3.   Ensaio Colorimétrico Presuntivo — Teste de Scott Modificado</w:t>
-      </w:r>
-    </w:p>
-    <w:p>
-      <w:pPr>
-        <w:spacing w:before="80" w:after="80"/>
-        <w:jc w:val="both"/>
-        <w:rPr>
-          <w:rFonts w:ascii="Times New Roman" w:hAnsi="Times New Roman" w:cs="Times New Roman"/>
-          <w:sz w:val="24"/>
-          <w:szCs w:val="24"/>
-        </w:rPr>
-      </w:pPr>
-      <w:r>
-        <w:rPr>
-          <w:rFonts w:ascii="Times New Roman" w:hAnsi="Times New Roman" w:cs="Times New Roman"/>
-          <w:sz w:val="24"/>
-          <w:szCs w:val="24"/>
-        </w:rPr>
-        <w:t>Frações representativas dos sólidos foram individualmente submetidas ao ensaio de Scott modificado (</w:t>
-      </w:r>
-      <w:r>
-        <w:rPr>
-          <w:rFonts w:ascii="Times New Roman" w:hAnsi="Times New Roman" w:cs="Times New Roman"/>
           <w:b/>
           <w:bCs/>
           <w:sz w:val="24"/>
           <w:szCs w:val="24"/>
         </w:rPr>
-        <w:t>Categoria C — SWGDRUG Rev. 8.1, 2022</w:t>
-      </w:r>
-      <w:r>
-        <w:rPr>
-          <w:rFonts w:ascii="Times New Roman" w:hAnsi="Times New Roman" w:cs="Times New Roman"/>
-          <w:sz w:val="24"/>
-          <w:szCs w:val="24"/>
-        </w:rPr>
-        <w:t xml:space="preserve">), teste colorimétrico de orientação empregado na triagem de alcaloides </w:t>
-      </w:r>
-      <w:proofErr w:type="spellStart"/>
-      <w:r>
-        <w:rPr>
-          <w:rFonts w:ascii="Times New Roman" w:hAnsi="Times New Roman" w:cs="Times New Roman"/>
-          <w:sz w:val="24"/>
-          <w:szCs w:val="24"/>
-        </w:rPr>
-        <w:t>tropânicos</w:t>
-      </w:r>
-      <w:proofErr w:type="spellEnd"/>
-      <w:r>
-        <w:rPr>
-          <w:rFonts w:ascii="Times New Roman" w:hAnsi="Times New Roman" w:cs="Times New Roman"/>
-          <w:sz w:val="24"/>
-          <w:szCs w:val="24"/>
-        </w:rPr>
-        <w:t>, notadamente cocaína e substâncias correlatas. O método baseia-se na reação entre a amina terciária e solução de tiocianato de cobalto (II) [</w:t>
-      </w:r>
-      <w:proofErr w:type="gramStart"/>
-      <w:r>
-        <w:rPr>
-          <w:rFonts w:ascii="Times New Roman" w:hAnsi="Times New Roman" w:cs="Times New Roman"/>
-          <w:sz w:val="24"/>
-          <w:szCs w:val="24"/>
-        </w:rPr>
-        <w:t>Co(</w:t>
-      </w:r>
-      <w:proofErr w:type="gramEnd"/>
-      <w:r>
-        <w:rPr>
-          <w:rFonts w:ascii="Times New Roman" w:hAnsi="Times New Roman" w:cs="Times New Roman"/>
-          <w:sz w:val="24"/>
-          <w:szCs w:val="24"/>
-        </w:rPr>
-        <w:t>SCN)₂], com formação de complexo azul característico.</w:t>
-      </w:r>
-      <w:r>
-        <w:rPr>
-          <w:rStyle w:val="Refdenotaderodap"/>
-          <w:rFonts w:ascii="Times New Roman" w:hAnsi="Times New Roman" w:cs="Times New Roman"/>
-          <w:sz w:val="24"/>
-          <w:szCs w:val="24"/>
-        </w:rPr>
-        <w:footnoteReference w:id="3"/>
-      </w:r>
-    </w:p>
-    <w:p>
-      <w:pPr>
-        <w:spacing w:before="80" w:after="80"/>
-        <w:jc w:val="both"/>
-        <w:rPr>
-          <w:rFonts w:ascii="Times New Roman" w:hAnsi="Times New Roman" w:cs="Times New Roman"/>
-          <w:sz w:val="24"/>
-          <w:szCs w:val="24"/>
-        </w:rPr>
-      </w:pPr>
+        <w:t>Protocolo de três fases:</w:t>
+      </w:r>
+      <w:r>
+        <w:rPr>
+          <w:rFonts w:ascii="Times New Roman" w:hAnsi="Times New Roman" w:cs="Times New Roman"/>
+          <w:sz w:val="24"/>
+          <w:szCs w:val="24"/>
+        </w:rPr>
+        <w:t xml:space="preserve"> </w:t>
+      </w:r>
       <w:r>
         <w:rPr>
           <w:rFonts w:ascii="Times New Roman" w:hAnsi="Times New Roman" w:cs="Times New Roman"/>
           <w:b/>
-          <w:bCs/>
-          <w:sz w:val="24"/>
-          <w:szCs w:val="24"/>
-        </w:rPr>
-        <w:t>Reagentes utilizados:</w:t>
-      </w:r>
-      <w:r>
-        <w:rPr>
-          <w:rFonts w:ascii="Times New Roman" w:hAnsi="Times New Roman" w:cs="Times New Roman"/>
-          <w:sz w:val="24"/>
-          <w:szCs w:val="24"/>
-        </w:rPr>
-        <w:t xml:space="preserve"> </w:t>
-      </w:r>
-      <w:proofErr w:type="gramStart"/>
-      <w:r>
-        <w:rPr>
-          <w:rFonts w:ascii="Times New Roman" w:hAnsi="Times New Roman" w:cs="Times New Roman"/>
-          <w:sz w:val="24"/>
-          <w:szCs w:val="24"/>
-        </w:rPr>
-        <w:t>Co(</w:t>
-      </w:r>
-      <w:proofErr w:type="gramEnd"/>
-      <w:r>
-        <w:rPr>
-          <w:rFonts w:ascii="Times New Roman" w:hAnsi="Times New Roman" w:cs="Times New Roman"/>
-          <w:sz w:val="24"/>
-          <w:szCs w:val="24"/>
-        </w:rPr>
-        <w:t xml:space="preserve">SCN)₂ (solução 1% aquosa); </w:t>
-      </w:r>
-      <w:proofErr w:type="spellStart"/>
-      <w:r>
-        <w:rPr>
-          <w:rFonts w:ascii="Times New Roman" w:hAnsi="Times New Roman" w:cs="Times New Roman"/>
-          <w:sz w:val="24"/>
-          <w:szCs w:val="24"/>
-        </w:rPr>
-        <w:t>HCl</w:t>
-      </w:r>
-      <w:proofErr w:type="spellEnd"/>
-      <w:r>
-        <w:rPr>
-          <w:rFonts w:ascii="Times New Roman" w:hAnsi="Times New Roman" w:cs="Times New Roman"/>
-          <w:sz w:val="24"/>
-          <w:szCs w:val="24"/>
-        </w:rPr>
-        <w:t xml:space="preserve"> (10%); </w:t>
-      </w:r>
-      <w:proofErr w:type="spellStart"/>
-      <w:r>
-        <w:rPr>
-          <w:rFonts w:ascii="Times New Roman" w:hAnsi="Times New Roman" w:cs="Times New Roman"/>
-          <w:sz w:val="24"/>
-          <w:szCs w:val="24"/>
-        </w:rPr>
-        <w:t>CHCl</w:t>
-      </w:r>
-      <w:proofErr w:type="spellEnd"/>
-      <w:r>
-        <w:rPr>
-          <w:rFonts w:ascii="Times New Roman" w:hAnsi="Times New Roman" w:cs="Times New Roman"/>
-          <w:sz w:val="24"/>
-          <w:szCs w:val="24"/>
-        </w:rPr>
-        <w:t>₃ (</w:t>
-      </w:r>
-      <w:proofErr w:type="spellStart"/>
-      <w:r>
-        <w:rPr>
-          <w:rFonts w:ascii="Times New Roman" w:hAnsi="Times New Roman" w:cs="Times New Roman"/>
-          <w:sz w:val="24"/>
-          <w:szCs w:val="24"/>
-        </w:rPr>
-        <w:t>p.a</w:t>
-      </w:r>
-      <w:proofErr w:type="spellEnd"/>
-      <w:r>
-        <w:rPr>
-          <w:rFonts w:ascii="Times New Roman" w:hAnsi="Times New Roman" w:cs="Times New Roman"/>
-          <w:sz w:val="24"/>
-          <w:szCs w:val="24"/>
-        </w:rPr>
-        <w:t>.).</w:t>
-      </w:r>
-    </w:p>
-    <w:p>
-      <w:pPr>
-        <w:spacing w:before="80" w:after="80"/>
-        <w:jc w:val="both"/>
-        <w:rPr>
-          <w:rFonts w:ascii="Times New Roman" w:hAnsi="Times New Roman" w:cs="Times New Roman"/>
-          <w:sz w:val="24"/>
-          <w:szCs w:val="24"/>
-        </w:rPr>
-      </w:pPr>
+          <w:sz w:val="24"/>
+          <w:szCs w:val="24"/>
+        </w:rPr>
+        <w:t>Fase 1</w:t>
+      </w:r>
+      <w:r>
+        <w:rPr>
+          <w:rFonts w:ascii="Times New Roman" w:hAnsi="Times New Roman" w:cs="Times New Roman"/>
+          <w:sz w:val="24"/>
+          <w:szCs w:val="24"/>
+        </w:rPr>
+        <w:t xml:space="preserve"> — formação do complexo azul [Co(SCN)₂·alcaloide]; </w:t>
+      </w:r>
       <w:r>
         <w:rPr>
           <w:rFonts w:ascii="Times New Roman" w:hAnsi="Times New Roman" w:cs="Times New Roman"/>
           <w:b/>
-          <w:bCs/>
-          <w:sz w:val="24"/>
-          <w:szCs w:val="24"/>
-        </w:rPr>
-        <w:t>Protocolo de três fases:</w:t>
-      </w:r>
-      <w:r>
-        <w:rPr>
-          <w:rFonts w:ascii="Times New Roman" w:hAnsi="Times New Roman" w:cs="Times New Roman"/>
-          <w:sz w:val="24"/>
-          <w:szCs w:val="24"/>
-        </w:rPr>
-        <w:t xml:space="preserve"> </w:t>
+          <w:sz w:val="24"/>
+          <w:szCs w:val="24"/>
+        </w:rPr>
+        <w:t>Fase 2</w:t>
+      </w:r>
+      <w:r>
+        <w:rPr>
+          <w:rFonts w:ascii="Times New Roman" w:hAnsi="Times New Roman" w:cs="Times New Roman"/>
+          <w:sz w:val="24"/>
+          <w:szCs w:val="24"/>
+        </w:rPr>
+        <w:t xml:space="preserve"> — adição de HCl 10% com desaparecimento da coloração (confirmação de especificidade); </w:t>
       </w:r>
       <w:r>
         <w:rPr>
@@ -2559,76 +2067,6 @@
           <w:sz w:val="24"/>
           <w:szCs w:val="24"/>
         </w:rPr>
-        <w:t>Fase 1</w:t>
-      </w:r>
-      <w:r>
-        <w:rPr>
-          <w:rFonts w:ascii="Times New Roman" w:hAnsi="Times New Roman" w:cs="Times New Roman"/>
-          <w:sz w:val="24"/>
-          <w:szCs w:val="24"/>
-        </w:rPr>
-        <w:t xml:space="preserve"> — formação do complexo azul [</w:t>
-      </w:r>
-      <w:proofErr w:type="gramStart"/>
-      <w:r>
-        <w:rPr>
-          <w:rFonts w:ascii="Times New Roman" w:hAnsi="Times New Roman" w:cs="Times New Roman"/>
-          <w:sz w:val="24"/>
-          <w:szCs w:val="24"/>
-        </w:rPr>
-        <w:t>Co(</w:t>
-      </w:r>
-      <w:proofErr w:type="gramEnd"/>
-      <w:r>
-        <w:rPr>
-          <w:rFonts w:ascii="Times New Roman" w:hAnsi="Times New Roman" w:cs="Times New Roman"/>
-          <w:sz w:val="24"/>
-          <w:szCs w:val="24"/>
-        </w:rPr>
-        <w:t xml:space="preserve">SCN)₂·alcaloide]; </w:t>
-      </w:r>
-      <w:r>
-        <w:rPr>
-          <w:rFonts w:ascii="Times New Roman" w:hAnsi="Times New Roman" w:cs="Times New Roman"/>
-          <w:b/>
-          <w:sz w:val="24"/>
-          <w:szCs w:val="24"/>
-        </w:rPr>
-        <w:t>Fase 2</w:t>
-      </w:r>
-      <w:r>
-        <w:rPr>
-          <w:rFonts w:ascii="Times New Roman" w:hAnsi="Times New Roman" w:cs="Times New Roman"/>
-          <w:sz w:val="24"/>
-          <w:szCs w:val="24"/>
-        </w:rPr>
-        <w:t xml:space="preserve"> — adição de </w:t>
-      </w:r>
-      <w:proofErr w:type="spellStart"/>
-      <w:r>
-        <w:rPr>
-          <w:rFonts w:ascii="Times New Roman" w:hAnsi="Times New Roman" w:cs="Times New Roman"/>
-          <w:sz w:val="24"/>
-          <w:szCs w:val="24"/>
-        </w:rPr>
-        <w:t>HCl</w:t>
-      </w:r>
-      <w:proofErr w:type="spellEnd"/>
-      <w:r>
-        <w:rPr>
-          <w:rFonts w:ascii="Times New Roman" w:hAnsi="Times New Roman" w:cs="Times New Roman"/>
-          <w:sz w:val="24"/>
-          <w:szCs w:val="24"/>
-        </w:rPr>
-        <w:t xml:space="preserve"> 10% com desaparecimento da coloração (confirmação de especificidade); </w:t>
-      </w:r>
-      <w:r>
-        <w:rPr>
-          <w:rFonts w:ascii="Times New Roman" w:hAnsi="Times New Roman" w:cs="Times New Roman"/>
-          <w:b/>
-          <w:sz w:val="24"/>
-          <w:szCs w:val="24"/>
-        </w:rPr>
         <w:t>Fase 3</w:t>
       </w:r>
       <w:r>
@@ -2637,43 +2075,7 @@
           <w:sz w:val="24"/>
           <w:szCs w:val="24"/>
         </w:rPr>
-        <w:t xml:space="preserve"> — adição de </w:t>
-      </w:r>
-      <w:proofErr w:type="spellStart"/>
-      <w:r>
-        <w:rPr>
-          <w:rFonts w:ascii="Times New Roman" w:hAnsi="Times New Roman" w:cs="Times New Roman"/>
-          <w:sz w:val="24"/>
-          <w:szCs w:val="24"/>
-        </w:rPr>
-        <w:t>CHCl</w:t>
-      </w:r>
-      <w:proofErr w:type="spellEnd"/>
-      <w:r>
-        <w:rPr>
-          <w:rFonts w:ascii="Times New Roman" w:hAnsi="Times New Roman" w:cs="Times New Roman"/>
-          <w:sz w:val="24"/>
-          <w:szCs w:val="24"/>
-        </w:rPr>
-        <w:t xml:space="preserve">₃ </w:t>
-      </w:r>
-      <w:proofErr w:type="spellStart"/>
-      <w:r>
-        <w:rPr>
-          <w:rFonts w:ascii="Times New Roman" w:hAnsi="Times New Roman" w:cs="Times New Roman"/>
-          <w:sz w:val="24"/>
-          <w:szCs w:val="24"/>
-        </w:rPr>
-        <w:t>p.a</w:t>
-      </w:r>
-      <w:proofErr w:type="spellEnd"/>
-      <w:r>
-        <w:rPr>
-          <w:rFonts w:ascii="Times New Roman" w:hAnsi="Times New Roman" w:cs="Times New Roman"/>
-          <w:sz w:val="24"/>
-          <w:szCs w:val="24"/>
-        </w:rPr>
-        <w:t>. com reaparecimento da coloração azul na fase orgânica (diagnóstico de separação). A observação positiva das três fases na sequência descrita é condição indispensável para lavratura de resultado presuntivo positivo.</w:t>
+        <w:t xml:space="preserve"> — adição de CHCl₃ p.a. com reaparecimento da coloração azul na fase orgânica (diagnóstico de separação). A observação positiva das três fases na sequência descrita é condição indispensável para lavratura de resultado presuntivo positivo.</w:t>
       </w:r>
     </w:p>
     <w:p>
@@ -2832,25 +2234,7 @@
           <w:sz w:val="24"/>
           <w:szCs w:val="24"/>
         </w:rPr>
-        <w:t xml:space="preserve">Frações representativas foram submetidas ao ensaio colorimétrico com sal Fast Blue B (cloreto de </w:t>
-      </w:r>
-      <w:proofErr w:type="spellStart"/>
-      <w:r>
-        <w:rPr>
-          <w:rFonts w:ascii="Times New Roman" w:eastAsia="Times New Roman" w:hAnsi="Times New Roman" w:cs="Times New Roman"/>
-          <w:sz w:val="24"/>
-          <w:szCs w:val="24"/>
-        </w:rPr>
-        <w:t>di</w:t>
-      </w:r>
-      <w:proofErr w:type="spellEnd"/>
-      <w:r>
-        <w:rPr>
-          <w:rFonts w:ascii="Times New Roman" w:eastAsia="Times New Roman" w:hAnsi="Times New Roman" w:cs="Times New Roman"/>
-          <w:sz w:val="24"/>
-          <w:szCs w:val="24"/>
-        </w:rPr>
-        <w:t>-</w:t>
+        <w:t>Frações representativas foram submetidas ao ensaio colorimétrico com sal Fast Blue B (cloreto de di-</w:t>
       </w:r>
       <w:r>
         <w:rPr>
@@ -2868,43 +2252,7 @@
           <w:sz w:val="24"/>
           <w:szCs w:val="24"/>
         </w:rPr>
-        <w:t>-</w:t>
-      </w:r>
-      <w:proofErr w:type="spellStart"/>
-      <w:r>
-        <w:rPr>
-          <w:rFonts w:ascii="Times New Roman" w:eastAsia="Times New Roman" w:hAnsi="Times New Roman" w:cs="Times New Roman"/>
-          <w:sz w:val="24"/>
-          <w:szCs w:val="24"/>
-        </w:rPr>
-        <w:t>anisidina</w:t>
-      </w:r>
-      <w:proofErr w:type="spellEnd"/>
-      <w:r>
-        <w:rPr>
-          <w:rFonts w:ascii="Times New Roman" w:eastAsia="Times New Roman" w:hAnsi="Times New Roman" w:cs="Times New Roman"/>
-          <w:sz w:val="24"/>
-          <w:szCs w:val="24"/>
-        </w:rPr>
-        <w:t xml:space="preserve"> </w:t>
-      </w:r>
-      <w:proofErr w:type="spellStart"/>
-      <w:r>
-        <w:rPr>
-          <w:rFonts w:ascii="Times New Roman" w:eastAsia="Times New Roman" w:hAnsi="Times New Roman" w:cs="Times New Roman"/>
-          <w:sz w:val="24"/>
-          <w:szCs w:val="24"/>
-        </w:rPr>
-        <w:t>tetrazolio</w:t>
-      </w:r>
-      <w:proofErr w:type="spellEnd"/>
-      <w:r>
-        <w:rPr>
-          <w:rFonts w:ascii="Times New Roman" w:eastAsia="Times New Roman" w:hAnsi="Times New Roman" w:cs="Times New Roman"/>
-          <w:sz w:val="24"/>
-          <w:szCs w:val="24"/>
-        </w:rPr>
-        <w:t xml:space="preserve">) — </w:t>
+        <w:t xml:space="preserve">-anisidina tetrazolio) — </w:t>
       </w:r>
       <w:r>
         <w:rPr>
@@ -2922,61 +2270,7 @@
           <w:sz w:val="24"/>
           <w:szCs w:val="24"/>
         </w:rPr>
-        <w:t xml:space="preserve"> —, método de orientação empregado para pesquisa de </w:t>
-      </w:r>
-      <w:proofErr w:type="spellStart"/>
-      <w:r>
-        <w:rPr>
-          <w:rFonts w:ascii="Times New Roman" w:eastAsia="Times New Roman" w:hAnsi="Times New Roman" w:cs="Times New Roman"/>
-          <w:sz w:val="24"/>
-          <w:szCs w:val="24"/>
-        </w:rPr>
-        <w:t>canabinoides</w:t>
-      </w:r>
-      <w:proofErr w:type="spellEnd"/>
-      <w:r>
-        <w:rPr>
-          <w:rFonts w:ascii="Times New Roman" w:eastAsia="Times New Roman" w:hAnsi="Times New Roman" w:cs="Times New Roman"/>
-          <w:sz w:val="24"/>
-          <w:szCs w:val="24"/>
-        </w:rPr>
-        <w:t xml:space="preserve"> fenólicos. O método baseia-se na formação de uma ligação azo (–N=N–) altamente conjugada entre o sal </w:t>
-      </w:r>
-      <w:proofErr w:type="spellStart"/>
-      <w:r>
-        <w:rPr>
-          <w:rFonts w:ascii="Times New Roman" w:eastAsia="Times New Roman" w:hAnsi="Times New Roman" w:cs="Times New Roman"/>
-          <w:sz w:val="24"/>
-          <w:szCs w:val="24"/>
-        </w:rPr>
-        <w:t>diazônio</w:t>
-      </w:r>
-      <w:proofErr w:type="spellEnd"/>
-      <w:r>
-        <w:rPr>
-          <w:rFonts w:ascii="Times New Roman" w:eastAsia="Times New Roman" w:hAnsi="Times New Roman" w:cs="Times New Roman"/>
-          <w:sz w:val="24"/>
-          <w:szCs w:val="24"/>
-        </w:rPr>
-        <w:t xml:space="preserve"> e o grupamento fenólico do Δ9-THC, produzindo coloração vermelho-púrpura/avermelhada característica na fase </w:t>
-      </w:r>
-      <w:proofErr w:type="spellStart"/>
-      <w:r>
-        <w:rPr>
-          <w:rFonts w:ascii="Times New Roman" w:eastAsia="Times New Roman" w:hAnsi="Times New Roman" w:cs="Times New Roman"/>
-          <w:sz w:val="24"/>
-          <w:szCs w:val="24"/>
-        </w:rPr>
-        <w:t>hexânica</w:t>
-      </w:r>
-      <w:proofErr w:type="spellEnd"/>
-      <w:r>
-        <w:rPr>
-          <w:rFonts w:ascii="Times New Roman" w:eastAsia="Times New Roman" w:hAnsi="Times New Roman" w:cs="Times New Roman"/>
-          <w:sz w:val="24"/>
-          <w:szCs w:val="24"/>
-        </w:rPr>
-        <w:t xml:space="preserve">. </w:t>
+        <w:t xml:space="preserve"> —, método de orientação empregado para pesquisa de canabinoides fenólicos. O método baseia-se na formação de uma ligação azo (–N=N–) altamente conjugada entre o sal diazônio e o grupamento fenólico do Δ9-THC, produzindo coloração vermelho-púrpura/avermelhada característica na fase hexânica. </w:t>
       </w:r>
     </w:p>
     <w:p>
@@ -3005,25 +2299,7 @@
           <w:sz w:val="24"/>
           <w:szCs w:val="24"/>
         </w:rPr>
-        <w:t xml:space="preserve"> sal Fast Blue B; n-hexano </w:t>
-      </w:r>
-      <w:proofErr w:type="spellStart"/>
-      <w:r>
-        <w:rPr>
-          <w:rFonts w:ascii="Times New Roman" w:eastAsia="Times New Roman" w:hAnsi="Times New Roman" w:cs="Times New Roman"/>
-          <w:sz w:val="24"/>
-          <w:szCs w:val="24"/>
-        </w:rPr>
-        <w:t>p.a</w:t>
-      </w:r>
-      <w:proofErr w:type="spellEnd"/>
-      <w:r>
-        <w:rPr>
-          <w:rFonts w:ascii="Times New Roman" w:eastAsia="Times New Roman" w:hAnsi="Times New Roman" w:cs="Times New Roman"/>
-          <w:sz w:val="24"/>
-          <w:szCs w:val="24"/>
-        </w:rPr>
-        <w:t xml:space="preserve">. </w:t>
+        <w:t xml:space="preserve"> sal Fast Blue B; n-hexano p.a. </w:t>
       </w:r>
     </w:p>
     <w:p>
@@ -3065,25 +2341,7 @@
           <w:sz w:val="24"/>
           <w:szCs w:val="24"/>
         </w:rPr>
-        <w:t xml:space="preserve"> — fração em solução salina com Fast Blue B (1 mg/</w:t>
-      </w:r>
-      <w:proofErr w:type="spellStart"/>
-      <w:r>
-        <w:rPr>
-          <w:rFonts w:ascii="Times New Roman" w:eastAsia="Times New Roman" w:hAnsi="Times New Roman" w:cs="Times New Roman"/>
-          <w:sz w:val="24"/>
-          <w:szCs w:val="24"/>
-        </w:rPr>
-        <w:t>mL</w:t>
-      </w:r>
-      <w:proofErr w:type="spellEnd"/>
-      <w:r>
-        <w:rPr>
-          <w:rFonts w:ascii="Times New Roman" w:eastAsia="Times New Roman" w:hAnsi="Times New Roman" w:cs="Times New Roman"/>
-          <w:sz w:val="24"/>
-          <w:szCs w:val="24"/>
-        </w:rPr>
-        <w:t xml:space="preserve">), aguardar 2 minutos; </w:t>
+        <w:t xml:space="preserve"> — fração em solução salina com Fast Blue B (1 mg/mL), aguardar 2 minutos; </w:t>
       </w:r>
       <w:r>
         <w:rPr>
@@ -3101,25 +2359,7 @@
           <w:sz w:val="24"/>
           <w:szCs w:val="24"/>
         </w:rPr>
-        <w:t xml:space="preserve"> — adição de n-hexano e agitação; coloração </w:t>
-      </w:r>
-      <w:proofErr w:type="spellStart"/>
-      <w:r>
-        <w:rPr>
-          <w:rFonts w:ascii="Times New Roman" w:eastAsia="Times New Roman" w:hAnsi="Times New Roman" w:cs="Times New Roman"/>
-          <w:sz w:val="24"/>
-          <w:szCs w:val="24"/>
-        </w:rPr>
-        <w:t>vermelho-avermelhada</w:t>
-      </w:r>
-      <w:proofErr w:type="spellEnd"/>
-      <w:r>
-        <w:rPr>
-          <w:rFonts w:ascii="Times New Roman" w:eastAsia="Times New Roman" w:hAnsi="Times New Roman" w:cs="Times New Roman"/>
-          <w:sz w:val="24"/>
-          <w:szCs w:val="24"/>
-        </w:rPr>
-        <w:t xml:space="preserve"> intensa e estável na fase orgânica constitui resultado presuntivo positivo.</w:t>
+        <w:t xml:space="preserve"> — adição de n-hexano e agitação; coloração vermelho-avermelhada intensa e estável na fase orgânica constitui resultado presuntivo positivo.</w:t>
       </w:r>
       <w:r>
         <w:t xml:space="preserve"> </w:t>
@@ -3280,29 +2520,7 @@
           <w:sz w:val="20"/>
           <w:szCs w:val="20"/>
         </w:rPr>
-        <w:t xml:space="preserve"> B em meio </w:t>
-      </w:r>
-      <w:proofErr w:type="spellStart"/>
-      <w:r>
-        <w:rPr>
-          <w:rFonts w:ascii="Times New Roman" w:hAnsi="Times New Roman" w:cs="Times New Roman"/>
-          <w:i/>
-          <w:iCs/>
-          <w:sz w:val="20"/>
-          <w:szCs w:val="20"/>
-        </w:rPr>
-        <w:t>hexânico</w:t>
-      </w:r>
-      <w:proofErr w:type="spellEnd"/>
-      <w:r>
-        <w:rPr>
-          <w:rFonts w:ascii="Times New Roman" w:hAnsi="Times New Roman" w:cs="Times New Roman"/>
-          <w:i/>
-          <w:iCs/>
-          <w:sz w:val="20"/>
-          <w:szCs w:val="20"/>
-        </w:rPr>
-        <w:t>.</w:t>
+        <w:t xml:space="preserve"> B em meio hexânico.</w:t>
       </w:r>
     </w:p>
     <w:bookmarkEnd w:id="1"/>
@@ -3453,25 +2671,7 @@
           <w:sz w:val="20"/>
           <w:szCs w:val="20"/>
         </w:rPr>
-        <w:t xml:space="preserve"> material vegetal fragmentado de coloração marrom-esverdeada a marrom-escura, consistente com oxidação de clorofila e </w:t>
-      </w:r>
-      <w:proofErr w:type="spellStart"/>
-      <w:r>
-        <w:rPr>
-          <w:rFonts w:ascii="Times New Roman" w:hAnsi="Times New Roman" w:cs="Times New Roman"/>
-          <w:sz w:val="20"/>
-          <w:szCs w:val="20"/>
-        </w:rPr>
-        <w:t>terpenoides</w:t>
-      </w:r>
-      <w:proofErr w:type="spellEnd"/>
-      <w:r>
-        <w:rPr>
-          <w:rFonts w:ascii="Times New Roman" w:hAnsi="Times New Roman" w:cs="Times New Roman"/>
-          <w:sz w:val="20"/>
-          <w:szCs w:val="20"/>
-        </w:rPr>
-        <w:t xml:space="preserve"> em material ressecado, aspecto e odor compatíveis com </w:t>
+        <w:t xml:space="preserve"> material vegetal fragmentado de coloração marrom-esverdeada a marrom-escura, consistente com oxidação de clorofila e terpenoides em material ressecado, aspecto e odor compatíveis com </w:t>
       </w:r>
       <w:r>
         <w:rPr>
@@ -3521,61 +2721,7 @@
           <w:sz w:val="20"/>
           <w:szCs w:val="20"/>
         </w:rPr>
-        <w:t xml:space="preserve"> resinoso/herbáceo característico, atribuível ao perfil </w:t>
-      </w:r>
-      <w:proofErr w:type="spellStart"/>
-      <w:r>
-        <w:rPr>
-          <w:rFonts w:ascii="Times New Roman" w:hAnsi="Times New Roman" w:cs="Times New Roman"/>
-          <w:sz w:val="20"/>
-          <w:szCs w:val="20"/>
-        </w:rPr>
-        <w:t>terpênico</w:t>
-      </w:r>
-      <w:proofErr w:type="spellEnd"/>
-      <w:r>
-        <w:rPr>
-          <w:rFonts w:ascii="Times New Roman" w:hAnsi="Times New Roman" w:cs="Times New Roman"/>
-          <w:sz w:val="20"/>
-          <w:szCs w:val="20"/>
-        </w:rPr>
-        <w:t xml:space="preserve"> da espécie (</w:t>
-      </w:r>
-      <w:proofErr w:type="spellStart"/>
-      <w:r>
-        <w:rPr>
-          <w:rFonts w:ascii="Times New Roman" w:hAnsi="Times New Roman" w:cs="Times New Roman"/>
-          <w:sz w:val="20"/>
-          <w:szCs w:val="20"/>
-        </w:rPr>
-        <w:t>mirceno</w:t>
-      </w:r>
-      <w:proofErr w:type="spellEnd"/>
-      <w:r>
-        <w:rPr>
-          <w:rFonts w:ascii="Times New Roman" w:hAnsi="Times New Roman" w:cs="Times New Roman"/>
-          <w:sz w:val="20"/>
-          <w:szCs w:val="20"/>
-        </w:rPr>
-        <w:t>, β-</w:t>
-      </w:r>
-      <w:proofErr w:type="spellStart"/>
-      <w:r>
-        <w:rPr>
-          <w:rFonts w:ascii="Times New Roman" w:hAnsi="Times New Roman" w:cs="Times New Roman"/>
-          <w:sz w:val="20"/>
-          <w:szCs w:val="20"/>
-        </w:rPr>
-        <w:t>cariofileno</w:t>
-      </w:r>
-      <w:proofErr w:type="spellEnd"/>
-      <w:r>
-        <w:rPr>
-          <w:rFonts w:ascii="Times New Roman" w:hAnsi="Times New Roman" w:cs="Times New Roman"/>
-          <w:sz w:val="20"/>
-          <w:szCs w:val="20"/>
-        </w:rPr>
-        <w:t>), persistente mesmo após ressecamento em virtude da baixa pressão de vapor desses compostos a temperatura ambiente.</w:t>
+        <w:t xml:space="preserve"> resinoso/herbáceo característico, atribuível ao perfil terpênico da espécie (mirceno, β-cariofileno), persistente mesmo após ressecamento em virtude da baixa pressão de vapor desses compostos a temperatura ambiente.</w:t>
       </w:r>
     </w:p>
     <w:p>
@@ -3691,25 +2837,7 @@
           <w:sz w:val="20"/>
           <w:szCs w:val="20"/>
         </w:rPr>
-        <w:t xml:space="preserve"> [quando presentes] identificados fragmentos de brácteas papiráceas com </w:t>
-      </w:r>
-      <w:proofErr w:type="spellStart"/>
-      <w:r>
-        <w:rPr>
-          <w:rFonts w:ascii="Times New Roman" w:hAnsi="Times New Roman" w:cs="Times New Roman"/>
-          <w:sz w:val="20"/>
-          <w:szCs w:val="20"/>
-        </w:rPr>
-        <w:t>venação</w:t>
-      </w:r>
-      <w:proofErr w:type="spellEnd"/>
-      <w:r>
-        <w:rPr>
-          <w:rFonts w:ascii="Times New Roman" w:hAnsi="Times New Roman" w:cs="Times New Roman"/>
-          <w:sz w:val="20"/>
-          <w:szCs w:val="20"/>
-        </w:rPr>
-        <w:t xml:space="preserve"> característica, compatíveis com cálices de inflorescência feminina de </w:t>
+        <w:t xml:space="preserve"> [quando presentes] identificados fragmentos de brácteas papiráceas com venação característica, compatíveis com cálices de inflorescência feminina de </w:t>
       </w:r>
       <w:r>
         <w:rPr>
@@ -3919,7 +3047,6 @@
         </w:rPr>
         <w:t xml:space="preserve">Espectrômetro </w:t>
       </w:r>
-      <w:proofErr w:type="spellStart"/>
       <w:r>
         <w:rPr>
           <w:rFonts w:ascii="Times New Roman" w:eastAsia="Times New Roman" w:hAnsi="Times New Roman" w:cs="Times New Roman"/>
@@ -3928,9 +3055,16 @@
           <w:sz w:val="24"/>
           <w:szCs w:val="24"/>
         </w:rPr>
-        <w:t>Bruker</w:t>
-      </w:r>
-      <w:proofErr w:type="spellEnd"/>
+        <w:t>Bruker Alpha II</w:t>
+      </w:r>
+      <w:r>
+        <w:rPr>
+          <w:rFonts w:ascii="Times New Roman" w:eastAsia="Times New Roman" w:hAnsi="Times New Roman" w:cs="Times New Roman"/>
+          <w:sz w:val="24"/>
+          <w:szCs w:val="24"/>
+        </w:rPr>
+        <w:t xml:space="preserve"> (nº de série 210363), equipado com acessório de Reflectância Total Atenuada (ATR) com cristal de diamante (ATR Platinum T — 1 reflexão), operando na região espectral de 4000 a 650 cm⁻¹, com 16 varreduras (</w:t>
+      </w:r>
       <w:r>
         <w:rPr>
           <w:rFonts w:ascii="Times New Roman" w:eastAsia="Times New Roman" w:hAnsi="Times New Roman" w:cs="Times New Roman"/>
@@ -3939,7 +3073,7 @@
           <w:sz w:val="24"/>
           <w:szCs w:val="24"/>
         </w:rPr>
-        <w:t xml:space="preserve"> Alpha II</w:t>
+        <w:t>scans</w:t>
       </w:r>
       <w:r>
         <w:rPr>
@@ -3947,9 +3081,8 @@
           <w:sz w:val="24"/>
           <w:szCs w:val="24"/>
         </w:rPr>
-        <w:t xml:space="preserve"> (nº de série 210363), equipado com acessório de Reflectância Total Atenuada (ATR) com cristal de diamante (ATR Platinum T — 1 reflexão), operando na região espectral de 4000 a 650 cm⁻¹, com 16 varreduras (</w:t>
-      </w:r>
-      <w:proofErr w:type="spellStart"/>
+        <w:t xml:space="preserve">) e resolução de 4 cm⁻¹. O processamento e a identificação espectral foram realizados pelo software </w:t>
+      </w:r>
       <w:r>
         <w:rPr>
           <w:rFonts w:ascii="Times New Roman" w:eastAsia="Times New Roman" w:hAnsi="Times New Roman" w:cs="Times New Roman"/>
@@ -3958,192 +3091,69 @@
           <w:sz w:val="24"/>
           <w:szCs w:val="24"/>
         </w:rPr>
-        <w:t>scans</w:t>
-      </w:r>
-      <w:proofErr w:type="spellEnd"/>
+        <w:t>OPUS DrugID Wizard</w:t>
+      </w:r>
       <w:r>
         <w:rPr>
           <w:rFonts w:ascii="Times New Roman" w:eastAsia="Times New Roman" w:hAnsi="Times New Roman" w:cs="Times New Roman"/>
           <w:sz w:val="24"/>
           <w:szCs w:val="24"/>
         </w:rPr>
-        <w:t xml:space="preserve">) e resolução de 4 cm⁻¹. O processamento e a identificação espectral foram realizados pelo software </w:t>
-      </w:r>
-      <w:r>
-        <w:rPr>
-          <w:rFonts w:ascii="Times New Roman" w:eastAsia="Times New Roman" w:hAnsi="Times New Roman" w:cs="Times New Roman"/>
+        <w:t xml:space="preserve"> (Bruker Optik GmbH), versão 8.2 Build 8.2.28 / DB 8.2.28.242</w:t>
+      </w:r>
+      <w:r>
+        <w:rPr>
+          <w:rFonts w:ascii="Times New Roman" w:hAnsi="Times New Roman" w:cs="Times New Roman"/>
+          <w:sz w:val="24"/>
+          <w:szCs w:val="24"/>
+        </w:rPr>
+        <w:t>.</w:t>
+      </w:r>
+    </w:p>
+    <w:p>
+      <w:pPr>
+        <w:spacing w:before="80" w:after="80"/>
+        <w:jc w:val="both"/>
+        <w:rPr>
+          <w:rFonts w:ascii="Times New Roman" w:hAnsi="Times New Roman" w:cs="Times New Roman"/>
+          <w:sz w:val="24"/>
+          <w:szCs w:val="24"/>
+        </w:rPr>
+      </w:pPr>
+      <w:r>
+        <w:rPr>
+          <w:rFonts w:ascii="Times New Roman" w:hAnsi="Times New Roman" w:cs="Times New Roman"/>
+          <w:sz w:val="24"/>
+          <w:szCs w:val="24"/>
+        </w:rPr>
+        <w:t xml:space="preserve">Os espectros obtidos foram salvos para garantia da cadeia de custódia e rastreabilidade do material, conforme POP SENASP nº 9.09 (2024), e comparado com espectros de referência por meio do software </w:t>
+      </w:r>
+      <w:r>
+        <w:rPr>
+          <w:rFonts w:ascii="Times New Roman" w:hAnsi="Times New Roman" w:cs="Times New Roman"/>
           <w:i/>
           <w:iCs/>
           <w:sz w:val="24"/>
           <w:szCs w:val="24"/>
         </w:rPr>
-        <w:t xml:space="preserve">OPUS </w:t>
-      </w:r>
-      <w:proofErr w:type="spellStart"/>
-      <w:r>
-        <w:rPr>
-          <w:rFonts w:ascii="Times New Roman" w:eastAsia="Times New Roman" w:hAnsi="Times New Roman" w:cs="Times New Roman"/>
+        <w:t>OPUS DrugID Wizard</w:t>
+      </w:r>
+      <w:r>
+        <w:rPr>
+          <w:rFonts w:ascii="Times New Roman" w:hAnsi="Times New Roman" w:cs="Times New Roman"/>
+          <w:sz w:val="24"/>
+          <w:szCs w:val="24"/>
+        </w:rPr>
+        <w:t>. A avaliação não se limitou ao índice de correspondência (</w:t>
+      </w:r>
+      <w:r>
+        <w:rPr>
+          <w:rFonts w:ascii="Times New Roman" w:hAnsi="Times New Roman" w:cs="Times New Roman"/>
           <w:i/>
           <w:iCs/>
           <w:sz w:val="24"/>
           <w:szCs w:val="24"/>
         </w:rPr>
-        <w:t>DrugID</w:t>
-      </w:r>
-      <w:proofErr w:type="spellEnd"/>
-      <w:r>
-        <w:rPr>
-          <w:rFonts w:ascii="Times New Roman" w:eastAsia="Times New Roman" w:hAnsi="Times New Roman" w:cs="Times New Roman"/>
-          <w:i/>
-          <w:iCs/>
-          <w:sz w:val="24"/>
-          <w:szCs w:val="24"/>
-        </w:rPr>
-        <w:t xml:space="preserve"> </w:t>
-      </w:r>
-      <w:proofErr w:type="spellStart"/>
-      <w:r>
-        <w:rPr>
-          <w:rFonts w:ascii="Times New Roman" w:eastAsia="Times New Roman" w:hAnsi="Times New Roman" w:cs="Times New Roman"/>
-          <w:i/>
-          <w:iCs/>
-          <w:sz w:val="24"/>
-          <w:szCs w:val="24"/>
-        </w:rPr>
-        <w:t>Wizard</w:t>
-      </w:r>
-      <w:proofErr w:type="spellEnd"/>
-      <w:r>
-        <w:rPr>
-          <w:rFonts w:ascii="Times New Roman" w:eastAsia="Times New Roman" w:hAnsi="Times New Roman" w:cs="Times New Roman"/>
-          <w:sz w:val="24"/>
-          <w:szCs w:val="24"/>
-        </w:rPr>
-        <w:t xml:space="preserve"> (</w:t>
-      </w:r>
-      <w:proofErr w:type="spellStart"/>
-      <w:r>
-        <w:rPr>
-          <w:rFonts w:ascii="Times New Roman" w:eastAsia="Times New Roman" w:hAnsi="Times New Roman" w:cs="Times New Roman"/>
-          <w:sz w:val="24"/>
-          <w:szCs w:val="24"/>
-        </w:rPr>
-        <w:t>Bruker</w:t>
-      </w:r>
-      <w:proofErr w:type="spellEnd"/>
-      <w:r>
-        <w:rPr>
-          <w:rFonts w:ascii="Times New Roman" w:eastAsia="Times New Roman" w:hAnsi="Times New Roman" w:cs="Times New Roman"/>
-          <w:sz w:val="24"/>
-          <w:szCs w:val="24"/>
-        </w:rPr>
-        <w:t xml:space="preserve"> </w:t>
-      </w:r>
-      <w:proofErr w:type="spellStart"/>
-      <w:r>
-        <w:rPr>
-          <w:rFonts w:ascii="Times New Roman" w:eastAsia="Times New Roman" w:hAnsi="Times New Roman" w:cs="Times New Roman"/>
-          <w:sz w:val="24"/>
-          <w:szCs w:val="24"/>
-        </w:rPr>
-        <w:t>Optik</w:t>
-      </w:r>
-      <w:proofErr w:type="spellEnd"/>
-      <w:r>
-        <w:rPr>
-          <w:rFonts w:ascii="Times New Roman" w:eastAsia="Times New Roman" w:hAnsi="Times New Roman" w:cs="Times New Roman"/>
-          <w:sz w:val="24"/>
-          <w:szCs w:val="24"/>
-        </w:rPr>
-        <w:t xml:space="preserve"> GmbH), versão 8.2 Build 8.2.28 / DB 8.2.28.242</w:t>
-      </w:r>
-      <w:r>
-        <w:rPr>
-          <w:rFonts w:ascii="Times New Roman" w:hAnsi="Times New Roman" w:cs="Times New Roman"/>
-          <w:sz w:val="24"/>
-          <w:szCs w:val="24"/>
-        </w:rPr>
-        <w:t>.</w:t>
-      </w:r>
-    </w:p>
-    <w:p>
-      <w:pPr>
-        <w:spacing w:before="80" w:after="80"/>
-        <w:jc w:val="both"/>
-        <w:rPr>
-          <w:rFonts w:ascii="Times New Roman" w:hAnsi="Times New Roman" w:cs="Times New Roman"/>
-          <w:sz w:val="24"/>
-          <w:szCs w:val="24"/>
-        </w:rPr>
-      </w:pPr>
-      <w:r>
-        <w:rPr>
-          <w:rFonts w:ascii="Times New Roman" w:hAnsi="Times New Roman" w:cs="Times New Roman"/>
-          <w:sz w:val="24"/>
-          <w:szCs w:val="24"/>
-        </w:rPr>
-        <w:t xml:space="preserve">Os espectros obtidos foram salvos para garantia da cadeia de custódia e rastreabilidade do material, conforme POP SENASP nº 9.09 (2024), e comparado com espectros de referência por meio do software </w:t>
-      </w:r>
-      <w:r>
-        <w:rPr>
-          <w:rFonts w:ascii="Times New Roman" w:hAnsi="Times New Roman" w:cs="Times New Roman"/>
-          <w:i/>
-          <w:iCs/>
-          <w:sz w:val="24"/>
-          <w:szCs w:val="24"/>
-        </w:rPr>
-        <w:t xml:space="preserve">OPUS </w:t>
-      </w:r>
-      <w:proofErr w:type="spellStart"/>
-      <w:r>
-        <w:rPr>
-          <w:rFonts w:ascii="Times New Roman" w:hAnsi="Times New Roman" w:cs="Times New Roman"/>
-          <w:i/>
-          <w:iCs/>
-          <w:sz w:val="24"/>
-          <w:szCs w:val="24"/>
-        </w:rPr>
-        <w:t>DrugID</w:t>
-      </w:r>
-      <w:proofErr w:type="spellEnd"/>
-      <w:r>
-        <w:rPr>
-          <w:rFonts w:ascii="Times New Roman" w:hAnsi="Times New Roman" w:cs="Times New Roman"/>
-          <w:i/>
-          <w:iCs/>
-          <w:sz w:val="24"/>
-          <w:szCs w:val="24"/>
-        </w:rPr>
-        <w:t xml:space="preserve"> </w:t>
-      </w:r>
-      <w:proofErr w:type="spellStart"/>
-      <w:r>
-        <w:rPr>
-          <w:rFonts w:ascii="Times New Roman" w:hAnsi="Times New Roman" w:cs="Times New Roman"/>
-          <w:i/>
-          <w:iCs/>
-          <w:sz w:val="24"/>
-          <w:szCs w:val="24"/>
-        </w:rPr>
-        <w:t>Wizard</w:t>
-      </w:r>
-      <w:proofErr w:type="spellEnd"/>
-      <w:r>
-        <w:rPr>
-          <w:rFonts w:ascii="Times New Roman" w:hAnsi="Times New Roman" w:cs="Times New Roman"/>
-          <w:sz w:val="24"/>
-          <w:szCs w:val="24"/>
-        </w:rPr>
-        <w:t>. A avaliação não se limitou ao índice de correspondência (</w:t>
-      </w:r>
-      <w:r>
-        <w:rPr>
-          <w:rFonts w:ascii="Times New Roman" w:hAnsi="Times New Roman" w:cs="Times New Roman"/>
-          <w:i/>
-          <w:iCs/>
-          <w:sz w:val="24"/>
-          <w:szCs w:val="24"/>
-        </w:rPr>
         <w:t>match</w:t>
       </w:r>
       <w:r>
@@ -4170,43 +3180,7 @@
           <w:sz w:val="24"/>
           <w:szCs w:val="24"/>
         </w:rPr>
-        <w:t xml:space="preserve"> conforme POP SENASP nº 9.09 (2024, §5): (i) avaliação da aparência geral do espectro; (</w:t>
-      </w:r>
-      <w:proofErr w:type="spellStart"/>
-      <w:r>
-        <w:rPr>
-          <w:rFonts w:ascii="Times New Roman" w:hAnsi="Times New Roman" w:cs="Times New Roman"/>
-          <w:sz w:val="24"/>
-          <w:szCs w:val="24"/>
-        </w:rPr>
-        <w:t>ii</w:t>
-      </w:r>
-      <w:proofErr w:type="spellEnd"/>
-      <w:r>
-        <w:rPr>
-          <w:rFonts w:ascii="Times New Roman" w:hAnsi="Times New Roman" w:cs="Times New Roman"/>
-          <w:sz w:val="24"/>
-          <w:szCs w:val="24"/>
-        </w:rPr>
-        <w:t>) identificação das bandas diagnósticas principais do padrão de referência; (</w:t>
-      </w:r>
-      <w:proofErr w:type="spellStart"/>
-      <w:r>
-        <w:rPr>
-          <w:rFonts w:ascii="Times New Roman" w:hAnsi="Times New Roman" w:cs="Times New Roman"/>
-          <w:sz w:val="24"/>
-          <w:szCs w:val="24"/>
-        </w:rPr>
-        <w:t>iii</w:t>
-      </w:r>
-      <w:proofErr w:type="spellEnd"/>
-      <w:r>
-        <w:rPr>
-          <w:rFonts w:ascii="Times New Roman" w:hAnsi="Times New Roman" w:cs="Times New Roman"/>
-          <w:sz w:val="24"/>
-          <w:szCs w:val="24"/>
-        </w:rPr>
-        <w:t>) localização dessas bandas no espectro questionado.</w:t>
+        <w:t xml:space="preserve"> conforme POP SENASP nº 9.09 (2024, §5): (i) avaliação da aparência geral do espectro; (ii) identificação das bandas diagnósticas principais do padrão de referência; (iii) localização dessas bandas no espectro questionado.</w:t>
       </w:r>
       <w:r>
         <w:rPr>
@@ -4612,29 +3586,7 @@
                 <w:sz w:val="20"/>
                 <w:szCs w:val="20"/>
               </w:rPr>
-              <w:t>Formação de precipitado azul [</w:t>
-            </w:r>
-            <w:proofErr w:type="gramStart"/>
-            <w:r>
-              <w:rPr>
-                <w:rFonts w:ascii="Times New Roman" w:hAnsi="Times New Roman" w:cs="Times New Roman"/>
-                <w:i/>
-                <w:iCs/>
-                <w:sz w:val="20"/>
-                <w:szCs w:val="20"/>
-              </w:rPr>
-              <w:t>Co(</w:t>
-            </w:r>
-            <w:proofErr w:type="gramEnd"/>
-            <w:r>
-              <w:rPr>
-                <w:rFonts w:ascii="Times New Roman" w:hAnsi="Times New Roman" w:cs="Times New Roman"/>
-                <w:i/>
-                <w:iCs/>
-                <w:sz w:val="20"/>
-                <w:szCs w:val="20"/>
-              </w:rPr>
-              <w:t>SCN)₂·cocaína]</w:t>
+              <w:t>Formação de precipitado azul [Co(SCN)₂·cocaína]</w:t>
             </w:r>
           </w:p>
         </w:tc>
@@ -4665,29 +3617,7 @@
                 <w:sz w:val="20"/>
                 <w:szCs w:val="20"/>
               </w:rPr>
-              <w:t xml:space="preserve">Desaparecimento da coloração com </w:t>
-            </w:r>
-            <w:proofErr w:type="spellStart"/>
-            <w:r>
-              <w:rPr>
-                <w:rFonts w:ascii="Times New Roman" w:hAnsi="Times New Roman" w:cs="Times New Roman"/>
-                <w:i/>
-                <w:iCs/>
-                <w:sz w:val="20"/>
-                <w:szCs w:val="20"/>
-              </w:rPr>
-              <w:t>HCl</w:t>
-            </w:r>
-            <w:proofErr w:type="spellEnd"/>
-            <w:r>
-              <w:rPr>
-                <w:rFonts w:ascii="Times New Roman" w:hAnsi="Times New Roman" w:cs="Times New Roman"/>
-                <w:i/>
-                <w:iCs/>
-                <w:sz w:val="20"/>
-                <w:szCs w:val="20"/>
-              </w:rPr>
-              <w:t xml:space="preserve"> 10%</w:t>
+              <w:t>Desaparecimento da coloração com HCl 10%</w:t>
             </w:r>
           </w:p>
         </w:tc>
@@ -4718,29 +3648,7 @@
                 <w:sz w:val="20"/>
                 <w:szCs w:val="20"/>
               </w:rPr>
-              <w:t>Reaparecimento da coloração azul na fase orgânica (</w:t>
-            </w:r>
-            <w:proofErr w:type="spellStart"/>
-            <w:r>
-              <w:rPr>
-                <w:rFonts w:ascii="Times New Roman" w:hAnsi="Times New Roman" w:cs="Times New Roman"/>
-                <w:i/>
-                <w:iCs/>
-                <w:sz w:val="20"/>
-                <w:szCs w:val="20"/>
-              </w:rPr>
-              <w:t>CHCl</w:t>
-            </w:r>
-            <w:proofErr w:type="spellEnd"/>
-            <w:r>
-              <w:rPr>
-                <w:rFonts w:ascii="Times New Roman" w:hAnsi="Times New Roman" w:cs="Times New Roman"/>
-                <w:i/>
-                <w:iCs/>
-                <w:sz w:val="20"/>
-                <w:szCs w:val="20"/>
-              </w:rPr>
-              <w:t>₃)</w:t>
+              <w:t>Reaparecimento da coloração azul na fase orgânica (CHCl₃)</w:t>
             </w:r>
           </w:p>
         </w:tc>
@@ -4893,20 +3801,8 @@
                 <w:sz w:val="20"/>
                 <w:szCs w:val="20"/>
               </w:rPr>
-              <w:t xml:space="preserve">PRESUNTIVO POSITIVO para alcaloide </w:t>
-            </w:r>
-            <w:proofErr w:type="spellStart"/>
-            <w:r>
-              <w:rPr>
-                <w:rFonts w:ascii="Times New Roman" w:hAnsi="Times New Roman" w:cs="Times New Roman"/>
-                <w:b/>
-                <w:bCs/>
-                <w:sz w:val="20"/>
-                <w:szCs w:val="20"/>
-              </w:rPr>
-              <w:t>tropânico</w:t>
-            </w:r>
-            <w:proofErr w:type="spellEnd"/>
+              <w:t>PRESUNTIVO POSITIVO para alcaloide tropânico</w:t>
+            </w:r>
           </w:p>
         </w:tc>
       </w:tr>
@@ -5042,20 +3938,8 @@
                 <w:sz w:val="20"/>
                 <w:szCs w:val="20"/>
               </w:rPr>
-              <w:t xml:space="preserve">PRESUNTIVO POSITIVO para alcaloide </w:t>
-            </w:r>
-            <w:proofErr w:type="spellStart"/>
-            <w:r>
-              <w:rPr>
-                <w:rFonts w:ascii="Times New Roman" w:hAnsi="Times New Roman" w:cs="Times New Roman"/>
-                <w:b/>
-                <w:bCs/>
-                <w:sz w:val="20"/>
-                <w:szCs w:val="20"/>
-              </w:rPr>
-              <w:t>tropânico</w:t>
-            </w:r>
-            <w:proofErr w:type="spellEnd"/>
+              <w:t>PRESUNTIVO POSITIVO para alcaloide tropânico</w:t>
+            </w:r>
           </w:p>
         </w:tc>
       </w:tr>
@@ -5154,29 +4038,7 @@
           <w:sz w:val="24"/>
           <w:szCs w:val="24"/>
         </w:rPr>
-        <w:t>cocaína base (</w:t>
-      </w:r>
-      <w:proofErr w:type="spellStart"/>
-      <w:r>
-        <w:rPr>
-          <w:rFonts w:ascii="Times New Roman" w:hAnsi="Times New Roman" w:cs="Times New Roman"/>
-          <w:b/>
-          <w:bCs/>
-          <w:sz w:val="24"/>
-          <w:szCs w:val="24"/>
-        </w:rPr>
-        <w:t>benzoilmetilecgonina</w:t>
-      </w:r>
-      <w:proofErr w:type="spellEnd"/>
-      <w:r>
-        <w:rPr>
-          <w:rFonts w:ascii="Times New Roman" w:hAnsi="Times New Roman" w:cs="Times New Roman"/>
-          <w:b/>
-          <w:bCs/>
-          <w:sz w:val="24"/>
-          <w:szCs w:val="24"/>
-        </w:rPr>
-        <w:t>)</w:t>
+        <w:t>cocaína base (benzoilmetilecgonina)</w:t>
       </w:r>
       <w:r>
         <w:rPr>
@@ -5202,111 +4064,43 @@
           <w:sz w:val="24"/>
           <w:szCs w:val="24"/>
         </w:rPr>
-        <w:t xml:space="preserve">OPUS </w:t>
-      </w:r>
-      <w:proofErr w:type="spellStart"/>
-      <w:r>
-        <w:rPr>
-          <w:rFonts w:ascii="Times New Roman" w:eastAsia="Times New Roman" w:hAnsi="Times New Roman" w:cs="Times New Roman"/>
+        <w:t>OPUS DrugID Wizard</w:t>
+      </w:r>
+      <w:r>
+        <w:rPr>
+          <w:rFonts w:ascii="Times New Roman" w:hAnsi="Times New Roman" w:cs="Times New Roman"/>
+          <w:sz w:val="24"/>
+          <w:szCs w:val="24"/>
+        </w:rPr>
+        <w:t xml:space="preserve">. Observou-se concordância com bandas espectrais diagnósticas atribuíveis à </w:t>
+      </w:r>
+      <w:r>
+        <w:rPr>
+          <w:rFonts w:ascii="Times New Roman" w:hAnsi="Times New Roman" w:cs="Times New Roman"/>
+          <w:b/>
+          <w:bCs/>
+          <w:sz w:val="24"/>
+          <w:szCs w:val="24"/>
+        </w:rPr>
+        <w:t>Cocaína Base — benzoilmetilecgonina</w:t>
+      </w:r>
+      <w:r>
+        <w:rPr>
+          <w:rFonts w:ascii="Times New Roman" w:hAnsi="Times New Roman" w:cs="Times New Roman"/>
+          <w:sz w:val="24"/>
+          <w:szCs w:val="24"/>
+        </w:rPr>
+        <w:t xml:space="preserve">, nome IUPAC: </w:t>
+      </w:r>
+      <w:r>
+        <w:rPr>
+          <w:rFonts w:ascii="Times New Roman" w:hAnsi="Times New Roman" w:cs="Times New Roman"/>
           <w:i/>
           <w:iCs/>
           <w:sz w:val="24"/>
           <w:szCs w:val="24"/>
         </w:rPr>
-        <w:t>DrugID</w:t>
-      </w:r>
-      <w:proofErr w:type="spellEnd"/>
-      <w:r>
-        <w:rPr>
-          <w:rFonts w:ascii="Times New Roman" w:eastAsia="Times New Roman" w:hAnsi="Times New Roman" w:cs="Times New Roman"/>
-          <w:i/>
-          <w:iCs/>
-          <w:sz w:val="24"/>
-          <w:szCs w:val="24"/>
-        </w:rPr>
-        <w:t xml:space="preserve"> </w:t>
-      </w:r>
-      <w:proofErr w:type="spellStart"/>
-      <w:r>
-        <w:rPr>
-          <w:rFonts w:ascii="Times New Roman" w:eastAsia="Times New Roman" w:hAnsi="Times New Roman" w:cs="Times New Roman"/>
-          <w:i/>
-          <w:iCs/>
-          <w:sz w:val="24"/>
-          <w:szCs w:val="24"/>
-        </w:rPr>
-        <w:t>Wizard</w:t>
-      </w:r>
-      <w:proofErr w:type="spellEnd"/>
-      <w:r>
-        <w:rPr>
-          <w:rFonts w:ascii="Times New Roman" w:hAnsi="Times New Roman" w:cs="Times New Roman"/>
-          <w:sz w:val="24"/>
-          <w:szCs w:val="24"/>
-        </w:rPr>
-        <w:t xml:space="preserve">. Observou-se concordância com bandas espectrais diagnósticas atribuíveis à </w:t>
-      </w:r>
-      <w:r>
-        <w:rPr>
-          <w:rFonts w:ascii="Times New Roman" w:hAnsi="Times New Roman" w:cs="Times New Roman"/>
-          <w:b/>
-          <w:bCs/>
-          <w:sz w:val="24"/>
-          <w:szCs w:val="24"/>
-        </w:rPr>
-        <w:t xml:space="preserve">Cocaína Base — </w:t>
-      </w:r>
-      <w:proofErr w:type="spellStart"/>
-      <w:r>
-        <w:rPr>
-          <w:rFonts w:ascii="Times New Roman" w:hAnsi="Times New Roman" w:cs="Times New Roman"/>
-          <w:b/>
-          <w:bCs/>
-          <w:sz w:val="24"/>
-          <w:szCs w:val="24"/>
-        </w:rPr>
-        <w:t>benzoilmetilecgonina</w:t>
-      </w:r>
-      <w:proofErr w:type="spellEnd"/>
-      <w:r>
-        <w:rPr>
-          <w:rFonts w:ascii="Times New Roman" w:hAnsi="Times New Roman" w:cs="Times New Roman"/>
-          <w:sz w:val="24"/>
-          <w:szCs w:val="24"/>
-        </w:rPr>
-        <w:t xml:space="preserve">, nome IUPAC: </w:t>
-      </w:r>
-      <w:r>
-        <w:rPr>
-          <w:rFonts w:ascii="Times New Roman" w:hAnsi="Times New Roman" w:cs="Times New Roman"/>
-          <w:i/>
-          <w:iCs/>
-          <w:sz w:val="24"/>
-          <w:szCs w:val="24"/>
-        </w:rPr>
-        <w:t>metil (1R,2R,3S,5</w:t>
-      </w:r>
-      <w:proofErr w:type="gramStart"/>
-      <w:r>
-        <w:rPr>
-          <w:rFonts w:ascii="Times New Roman" w:hAnsi="Times New Roman" w:cs="Times New Roman"/>
-          <w:i/>
-          <w:iCs/>
-          <w:sz w:val="24"/>
-          <w:szCs w:val="24"/>
-        </w:rPr>
-        <w:t>S)-</w:t>
-      </w:r>
-      <w:proofErr w:type="gramEnd"/>
-      <w:r>
-        <w:rPr>
-          <w:rFonts w:ascii="Times New Roman" w:hAnsi="Times New Roman" w:cs="Times New Roman"/>
-          <w:i/>
-          <w:iCs/>
-          <w:sz w:val="24"/>
-          <w:szCs w:val="24"/>
-        </w:rPr>
-        <w:t>3-(benzoiloxi)-8-metil-8-azabiciclo[3.2.1]octano-2-carboxilato</w:t>
+        <w:t>metil (1R,2R,3S,5S)-3-(benzoiloxi)-8-metil-8-azabiciclo[3.2.1]octano-2-carboxilato</w:t>
       </w:r>
       <w:r>
         <w:rPr>
@@ -5343,7 +4137,25 @@
           <w:sz w:val="24"/>
           <w:szCs w:val="24"/>
         </w:rPr>
-        <w:t>[BIBLIOTECA]</w:t>
+        <w:t>[BIBLIOTECA</w:t>
+      </w:r>
+      <w:r>
+        <w:rPr>
+          <w:rFonts w:ascii="Times New Roman" w:hAnsi="Times New Roman" w:cs="Times New Roman"/>
+          <w:b/>
+          <w:sz w:val="24"/>
+          <w:szCs w:val="24"/>
+        </w:rPr>
+        <w:t>_CR</w:t>
+      </w:r>
+      <w:r>
+        <w:rPr>
+          <w:rFonts w:ascii="Times New Roman" w:hAnsi="Times New Roman" w:cs="Times New Roman"/>
+          <w:b/>
+          <w:sz w:val="24"/>
+          <w:szCs w:val="24"/>
+        </w:rPr>
+        <w:t>]</w:t>
       </w:r>
       <w:r>
         <w:rPr>
@@ -5360,51 +4172,7 @@
           <w:sz w:val="24"/>
           <w:szCs w:val="24"/>
         </w:rPr>
-        <w:t>[ENTRADA_NR]</w:t>
-      </w:r>
-      <w:r>
-        <w:rPr>
-          <w:rFonts w:ascii="Times New Roman" w:hAnsi="Times New Roman" w:cs="Times New Roman"/>
-          <w:sz w:val="24"/>
-          <w:szCs w:val="24"/>
-        </w:rPr>
-        <w:t xml:space="preserve">; Hit </w:t>
-      </w:r>
-      <w:proofErr w:type="spellStart"/>
-      <w:r>
-        <w:rPr>
-          <w:rFonts w:ascii="Times New Roman" w:hAnsi="Times New Roman" w:cs="Times New Roman"/>
-          <w:sz w:val="24"/>
-          <w:szCs w:val="24"/>
-        </w:rPr>
-        <w:t>Quality</w:t>
-      </w:r>
-      <w:proofErr w:type="spellEnd"/>
-      <w:r>
-        <w:rPr>
-          <w:rFonts w:ascii="Times New Roman" w:hAnsi="Times New Roman" w:cs="Times New Roman"/>
-          <w:sz w:val="24"/>
-          <w:szCs w:val="24"/>
-        </w:rPr>
-        <w:t>/</w:t>
-      </w:r>
-      <w:proofErr w:type="spellStart"/>
-      <w:r>
-        <w:rPr>
-          <w:rFonts w:ascii="Times New Roman" w:hAnsi="Times New Roman" w:cs="Times New Roman"/>
-          <w:sz w:val="24"/>
-          <w:szCs w:val="24"/>
-        </w:rPr>
-        <w:t>Content</w:t>
-      </w:r>
-      <w:proofErr w:type="spellEnd"/>
-      <w:r>
-        <w:rPr>
-          <w:rFonts w:ascii="Times New Roman" w:hAnsi="Times New Roman" w:cs="Times New Roman"/>
-          <w:sz w:val="24"/>
-          <w:szCs w:val="24"/>
-        </w:rPr>
-        <w:t xml:space="preserve"> (%): </w:t>
+        <w:t>[ENTRADA_NR</w:t>
       </w:r>
       <w:r>
         <w:rPr>
@@ -5413,7 +4181,51 @@
           <w:sz w:val="24"/>
           <w:szCs w:val="24"/>
         </w:rPr>
-        <w:t>[HIT_QUALITY]</w:t>
+        <w:t>_CR</w:t>
+      </w:r>
+      <w:r>
+        <w:rPr>
+          <w:rFonts w:ascii="Times New Roman" w:hAnsi="Times New Roman" w:cs="Times New Roman"/>
+          <w:b/>
+          <w:sz w:val="24"/>
+          <w:szCs w:val="24"/>
+        </w:rPr>
+        <w:t>]</w:t>
+      </w:r>
+      <w:r>
+        <w:rPr>
+          <w:rFonts w:ascii="Times New Roman" w:hAnsi="Times New Roman" w:cs="Times New Roman"/>
+          <w:sz w:val="24"/>
+          <w:szCs w:val="24"/>
+        </w:rPr>
+        <w:t xml:space="preserve">; Hit Quality/Content (%): </w:t>
+      </w:r>
+      <w:r>
+        <w:rPr>
+          <w:rFonts w:ascii="Times New Roman" w:hAnsi="Times New Roman" w:cs="Times New Roman"/>
+          <w:b/>
+          <w:sz w:val="24"/>
+          <w:szCs w:val="24"/>
+        </w:rPr>
+        <w:t>[HIT_QUALITY</w:t>
+      </w:r>
+      <w:r>
+        <w:rPr>
+          <w:rFonts w:ascii="Times New Roman" w:hAnsi="Times New Roman" w:cs="Times New Roman"/>
+          <w:b/>
+          <w:sz w:val="24"/>
+          <w:szCs w:val="24"/>
+        </w:rPr>
+        <w:t>_CR</w:t>
+      </w:r>
+      <w:r>
+        <w:rPr>
+          <w:rFonts w:ascii="Times New Roman" w:hAnsi="Times New Roman" w:cs="Times New Roman"/>
+          <w:b/>
+          <w:sz w:val="24"/>
+          <w:szCs w:val="24"/>
+        </w:rPr>
+        <w:t>]</w:t>
       </w:r>
       <w:r>
         <w:rPr>
@@ -5430,15 +4242,65 @@
           <w:sz w:val="24"/>
           <w:szCs w:val="24"/>
         </w:rPr>
-        <w:t>[ARQUIVO_ESP]</w:t>
-      </w:r>
-      <w:r>
-        <w:rPr>
-          <w:rFonts w:ascii="Times New Roman" w:hAnsi="Times New Roman" w:cs="Times New Roman"/>
-          <w:sz w:val="24"/>
-          <w:szCs w:val="24"/>
-        </w:rPr>
-        <w:t>; Data/hora da medição: [DATA_ESP] (espectro comparativo detalhado na Figura [N_FIG], a seguir).</w:t>
+        <w:t>[ARQUIVO_ESP</w:t>
+      </w:r>
+      <w:r>
+        <w:rPr>
+          <w:rFonts w:ascii="Times New Roman" w:hAnsi="Times New Roman" w:cs="Times New Roman"/>
+          <w:i/>
+          <w:sz w:val="24"/>
+          <w:szCs w:val="24"/>
+        </w:rPr>
+        <w:t>_CR</w:t>
+      </w:r>
+      <w:r>
+        <w:rPr>
+          <w:rFonts w:ascii="Times New Roman" w:hAnsi="Times New Roman" w:cs="Times New Roman"/>
+          <w:i/>
+          <w:sz w:val="24"/>
+          <w:szCs w:val="24"/>
+        </w:rPr>
+        <w:t>]</w:t>
+      </w:r>
+      <w:r>
+        <w:rPr>
+          <w:rFonts w:ascii="Times New Roman" w:hAnsi="Times New Roman" w:cs="Times New Roman"/>
+          <w:sz w:val="24"/>
+          <w:szCs w:val="24"/>
+        </w:rPr>
+        <w:t>; Data/hora da medição: [DATA_ESP</w:t>
+      </w:r>
+      <w:r>
+        <w:rPr>
+          <w:rFonts w:ascii="Times New Roman" w:hAnsi="Times New Roman" w:cs="Times New Roman"/>
+          <w:sz w:val="24"/>
+          <w:szCs w:val="24"/>
+        </w:rPr>
+        <w:t>_CR</w:t>
+      </w:r>
+      <w:r>
+        <w:rPr>
+          <w:rFonts w:ascii="Times New Roman" w:hAnsi="Times New Roman" w:cs="Times New Roman"/>
+          <w:sz w:val="24"/>
+          <w:szCs w:val="24"/>
+        </w:rPr>
+        <w:t>] (espectro comparativo detalhado na Figura [N_FIG</w:t>
+      </w:r>
+      <w:r>
+        <w:rPr>
+          <w:rFonts w:ascii="Times New Roman" w:hAnsi="Times New Roman" w:cs="Times New Roman"/>
+          <w:sz w:val="24"/>
+          <w:szCs w:val="24"/>
+        </w:rPr>
+        <w:t>_CR</w:t>
+      </w:r>
+      <w:r>
+        <w:rPr>
+          <w:rFonts w:ascii="Times New Roman" w:hAnsi="Times New Roman" w:cs="Times New Roman"/>
+          <w:sz w:val="24"/>
+          <w:szCs w:val="24"/>
+        </w:rPr>
+        <w:t>], a seguir).</w:t>
       </w:r>
     </w:p>
     <w:p>
@@ -5468,43 +4330,7 @@
           <w:sz w:val="24"/>
           <w:szCs w:val="24"/>
         </w:rPr>
-        <w:t xml:space="preserve">[PENDENTE: inserir Figura — captura de tela do relatório Library Search (OPUS </w:t>
-      </w:r>
-      <w:proofErr w:type="spellStart"/>
-      <w:r>
-        <w:rPr>
-          <w:rFonts w:ascii="Times New Roman" w:hAnsi="Times New Roman" w:cs="Times New Roman"/>
-          <w:sz w:val="24"/>
-          <w:szCs w:val="24"/>
-        </w:rPr>
-        <w:t>DrugID</w:t>
-      </w:r>
-      <w:proofErr w:type="spellEnd"/>
-      <w:r>
-        <w:rPr>
-          <w:rFonts w:ascii="Times New Roman" w:hAnsi="Times New Roman" w:cs="Times New Roman"/>
-          <w:sz w:val="24"/>
-          <w:szCs w:val="24"/>
-        </w:rPr>
-        <w:t xml:space="preserve"> </w:t>
-      </w:r>
-      <w:proofErr w:type="spellStart"/>
-      <w:r>
-        <w:rPr>
-          <w:rFonts w:ascii="Times New Roman" w:hAnsi="Times New Roman" w:cs="Times New Roman"/>
-          <w:sz w:val="24"/>
-          <w:szCs w:val="24"/>
-        </w:rPr>
-        <w:t>Wizard</w:t>
-      </w:r>
-      <w:proofErr w:type="spellEnd"/>
-      <w:r>
-        <w:rPr>
-          <w:rFonts w:ascii="Times New Roman" w:hAnsi="Times New Roman" w:cs="Times New Roman"/>
-          <w:sz w:val="24"/>
-          <w:szCs w:val="24"/>
-        </w:rPr>
-        <w:t>) com o espectro da amostra, espectro de referência e tabela de metadados]</w:t>
+        <w:t>[PENDENTE: inserir Figura — captura de tela do relatório Library Search (OPUS DrugID Wizard) com o espectro da amostra, espectro de referência e tabela de metadados]</w:t>
       </w:r>
     </w:p>
     <w:p>
@@ -5545,9 +4371,8 @@
           <w:sz w:val="20"/>
           <w:szCs w:val="20"/>
         </w:rPr>
-        <w:t xml:space="preserve"> Comparação espectral por FTIR-ATR entre o espectro obtido da amostra questionada (traçado superior) e o espectro de referência da biblioteca espectral consultada (traçado inferior), processada pelo software OPUS </w:t>
-      </w:r>
-      <w:proofErr w:type="spellStart"/>
+        <w:t xml:space="preserve"> Comparação espectral por FTIR-ATR entre o espectro obtido da amostra questionada (traçado superior) e o espectro de referência da biblioteca espectral consultada (traçado inferior), processada pelo software OPUS DrugID </w:t>
+      </w:r>
       <w:r>
         <w:rPr>
           <w:rFonts w:ascii="Times New Roman" w:hAnsi="Times New Roman" w:cs="Times New Roman"/>
@@ -5555,117 +4380,8 @@
           <w:sz w:val="20"/>
           <w:szCs w:val="20"/>
         </w:rPr>
-        <w:t>DrugID</w:t>
-      </w:r>
-      <w:proofErr w:type="spellEnd"/>
-      <w:r>
-        <w:rPr>
-          <w:rFonts w:ascii="Times New Roman" w:hAnsi="Times New Roman" w:cs="Times New Roman"/>
-          <w:i/>
-          <w:sz w:val="20"/>
-          <w:szCs w:val="20"/>
-        </w:rPr>
-        <w:t xml:space="preserve"> </w:t>
-      </w:r>
-      <w:proofErr w:type="spellStart"/>
-      <w:r>
-        <w:rPr>
-          <w:rFonts w:ascii="Times New Roman" w:hAnsi="Times New Roman" w:cs="Times New Roman"/>
-          <w:i/>
-          <w:sz w:val="20"/>
-          <w:szCs w:val="20"/>
-        </w:rPr>
-        <w:t>Wizard</w:t>
-      </w:r>
-      <w:proofErr w:type="spellEnd"/>
-      <w:r>
-        <w:rPr>
-          <w:rFonts w:ascii="Times New Roman" w:hAnsi="Times New Roman" w:cs="Times New Roman"/>
-          <w:i/>
-          <w:sz w:val="20"/>
-          <w:szCs w:val="20"/>
-        </w:rPr>
-        <w:t xml:space="preserve"> (</w:t>
-      </w:r>
-      <w:proofErr w:type="spellStart"/>
-      <w:r>
-        <w:rPr>
-          <w:rFonts w:ascii="Times New Roman" w:hAnsi="Times New Roman" w:cs="Times New Roman"/>
-          <w:i/>
-          <w:sz w:val="20"/>
-          <w:szCs w:val="20"/>
-        </w:rPr>
-        <w:t>Bruker</w:t>
-      </w:r>
-      <w:proofErr w:type="spellEnd"/>
-      <w:r>
-        <w:rPr>
-          <w:rFonts w:ascii="Times New Roman" w:hAnsi="Times New Roman" w:cs="Times New Roman"/>
-          <w:i/>
-          <w:sz w:val="20"/>
-          <w:szCs w:val="20"/>
-        </w:rPr>
-        <w:t xml:space="preserve"> </w:t>
-      </w:r>
-      <w:proofErr w:type="spellStart"/>
-      <w:r>
-        <w:rPr>
-          <w:rFonts w:ascii="Times New Roman" w:hAnsi="Times New Roman" w:cs="Times New Roman"/>
-          <w:i/>
-          <w:sz w:val="20"/>
-          <w:szCs w:val="20"/>
-        </w:rPr>
-        <w:t>Optik</w:t>
-      </w:r>
-      <w:proofErr w:type="spellEnd"/>
-      <w:r>
-        <w:rPr>
-          <w:rFonts w:ascii="Times New Roman" w:hAnsi="Times New Roman" w:cs="Times New Roman"/>
-          <w:i/>
-          <w:sz w:val="20"/>
-          <w:szCs w:val="20"/>
-        </w:rPr>
-        <w:t xml:space="preserve"> GmbH), com indicação do índice de correspondência (Hit </w:t>
-      </w:r>
-      <w:proofErr w:type="spellStart"/>
-      <w:r>
-        <w:rPr>
-          <w:rFonts w:ascii="Times New Roman" w:hAnsi="Times New Roman" w:cs="Times New Roman"/>
-          <w:i/>
-          <w:sz w:val="20"/>
-          <w:szCs w:val="20"/>
-        </w:rPr>
-        <w:t>Quality</w:t>
-      </w:r>
-      <w:proofErr w:type="spellEnd"/>
-      <w:r>
-        <w:rPr>
-          <w:rFonts w:ascii="Times New Roman" w:hAnsi="Times New Roman" w:cs="Times New Roman"/>
-          <w:i/>
-          <w:sz w:val="20"/>
-          <w:szCs w:val="20"/>
-        </w:rPr>
-        <w:t>/</w:t>
-      </w:r>
-      <w:proofErr w:type="spellStart"/>
-      <w:r>
-        <w:rPr>
-          <w:rFonts w:ascii="Times New Roman" w:hAnsi="Times New Roman" w:cs="Times New Roman"/>
-          <w:i/>
-          <w:sz w:val="20"/>
-          <w:szCs w:val="20"/>
-        </w:rPr>
-        <w:t>Content</w:t>
-      </w:r>
-      <w:proofErr w:type="spellEnd"/>
-      <w:r>
-        <w:rPr>
-          <w:rFonts w:ascii="Times New Roman" w:hAnsi="Times New Roman" w:cs="Times New Roman"/>
-          <w:i/>
-          <w:sz w:val="20"/>
-          <w:szCs w:val="20"/>
-        </w:rPr>
-        <w:t>) e das demais informações de identificação espectral.</w:t>
+        <w:lastRenderedPageBreak/>
+        <w:t>Wizard (Bruker Optik GmbH), com indicação do índice de correspondência (Hit Quality/Content) e das demais informações de identificação espectral.</w:t>
       </w:r>
     </w:p>
     <w:p>
@@ -5904,20 +4620,8 @@
                 <w:sz w:val="20"/>
                 <w:szCs w:val="20"/>
               </w:rPr>
-              <w:t xml:space="preserve">Éster </w:t>
-            </w:r>
-            <w:proofErr w:type="spellStart"/>
-            <w:r>
-              <w:rPr>
-                <w:rFonts w:ascii="Times New Roman" w:hAnsi="Times New Roman" w:cs="Times New Roman"/>
-                <w:b/>
-                <w:bCs/>
-                <w:sz w:val="20"/>
-                <w:szCs w:val="20"/>
-              </w:rPr>
-              <w:t>benzóico</w:t>
-            </w:r>
-            <w:proofErr w:type="spellEnd"/>
+              <w:t>Éster benzóico</w:t>
+            </w:r>
           </w:p>
         </w:tc>
       </w:tr>
@@ -6498,27 +5202,7 @@
           <w:sz w:val="20"/>
           <w:szCs w:val="20"/>
         </w:rPr>
-        <w:t xml:space="preserve"> Bandas espectrais diagnósticas — FTIR-ATR — Cocaína Base (</w:t>
-      </w:r>
-      <w:proofErr w:type="spellStart"/>
-      <w:r>
-        <w:rPr>
-          <w:rFonts w:ascii="Times New Roman" w:hAnsi="Times New Roman" w:cs="Times New Roman"/>
-          <w:i/>
-          <w:sz w:val="20"/>
-          <w:szCs w:val="20"/>
-        </w:rPr>
-        <w:t>benzoilmetilecgonina</w:t>
-      </w:r>
-      <w:proofErr w:type="spellEnd"/>
-      <w:r>
-        <w:rPr>
-          <w:rFonts w:ascii="Times New Roman" w:hAnsi="Times New Roman" w:cs="Times New Roman"/>
-          <w:i/>
-          <w:sz w:val="20"/>
-          <w:szCs w:val="20"/>
-        </w:rPr>
-        <w:t>).</w:t>
+        <w:t xml:space="preserve"> Bandas espectrais diagnósticas — FTIR-ATR — Cocaína Base (benzoilmetilecgonina).</w:t>
       </w:r>
     </w:p>
     <w:p>
@@ -6709,145 +5393,51 @@
           <w:sz w:val="24"/>
           <w:szCs w:val="24"/>
         </w:rPr>
-        <w:t xml:space="preserve">OPUS </w:t>
-      </w:r>
-      <w:proofErr w:type="spellStart"/>
-      <w:r>
-        <w:rPr>
-          <w:rFonts w:ascii="Times New Roman" w:eastAsia="Times New Roman" w:hAnsi="Times New Roman" w:cs="Times New Roman"/>
+        <w:t>OPUS DrugID Wizard.</w:t>
+      </w:r>
+      <w:r>
+        <w:rPr>
+          <w:rFonts w:ascii="Times New Roman" w:hAnsi="Times New Roman" w:cs="Times New Roman"/>
+          <w:sz w:val="24"/>
+          <w:szCs w:val="24"/>
+        </w:rPr>
+        <w:t xml:space="preserve"> Observou-se concordância com bandas diagnósticas atribuíveis ao </w:t>
+      </w:r>
+      <w:r>
+        <w:rPr>
+          <w:rFonts w:ascii="Times New Roman" w:hAnsi="Times New Roman" w:cs="Times New Roman"/>
+          <w:b/>
+          <w:bCs/>
+          <w:sz w:val="24"/>
+          <w:szCs w:val="24"/>
+        </w:rPr>
+        <w:t xml:space="preserve">Cloridrato de Cocaína — </w:t>
+      </w:r>
+      <w:r>
+        <w:rPr>
+          <w:rFonts w:ascii="Times New Roman" w:hAnsi="Times New Roman" w:cs="Times New Roman"/>
+          <w:sz w:val="24"/>
+          <w:szCs w:val="24"/>
+        </w:rPr>
+        <w:t xml:space="preserve">benzoilmetilecgonina·HCl, nome IUPAC: </w:t>
+      </w:r>
+      <w:r>
+        <w:rPr>
+          <w:rFonts w:ascii="Times New Roman" w:hAnsi="Times New Roman" w:cs="Times New Roman"/>
           <w:i/>
           <w:iCs/>
           <w:sz w:val="24"/>
           <w:szCs w:val="24"/>
         </w:rPr>
-        <w:t>DrugID</w:t>
-      </w:r>
-      <w:proofErr w:type="spellEnd"/>
-      <w:r>
-        <w:rPr>
-          <w:rFonts w:ascii="Times New Roman" w:eastAsia="Times New Roman" w:hAnsi="Times New Roman" w:cs="Times New Roman"/>
-          <w:i/>
-          <w:iCs/>
-          <w:sz w:val="24"/>
-          <w:szCs w:val="24"/>
-        </w:rPr>
-        <w:t xml:space="preserve"> </w:t>
-      </w:r>
-      <w:proofErr w:type="spellStart"/>
-      <w:r>
-        <w:rPr>
-          <w:rFonts w:ascii="Times New Roman" w:eastAsia="Times New Roman" w:hAnsi="Times New Roman" w:cs="Times New Roman"/>
-          <w:i/>
-          <w:iCs/>
-          <w:sz w:val="24"/>
-          <w:szCs w:val="24"/>
-        </w:rPr>
-        <w:t>Wizard</w:t>
-      </w:r>
-      <w:proofErr w:type="spellEnd"/>
-      <w:r>
-        <w:rPr>
-          <w:rFonts w:ascii="Times New Roman" w:eastAsia="Times New Roman" w:hAnsi="Times New Roman" w:cs="Times New Roman"/>
-          <w:i/>
-          <w:iCs/>
-          <w:sz w:val="24"/>
-          <w:szCs w:val="24"/>
-        </w:rPr>
-        <w:t>.</w:t>
-      </w:r>
-      <w:r>
-        <w:rPr>
-          <w:rFonts w:ascii="Times New Roman" w:hAnsi="Times New Roman" w:cs="Times New Roman"/>
-          <w:sz w:val="24"/>
-          <w:szCs w:val="24"/>
-        </w:rPr>
-        <w:t xml:space="preserve"> Observou-se concordância com bandas diagnósticas atribuíveis ao </w:t>
-      </w:r>
-      <w:r>
-        <w:rPr>
-          <w:rFonts w:ascii="Times New Roman" w:hAnsi="Times New Roman" w:cs="Times New Roman"/>
-          <w:b/>
-          <w:bCs/>
-          <w:sz w:val="24"/>
-          <w:szCs w:val="24"/>
-        </w:rPr>
-        <w:t xml:space="preserve">Cloridrato de Cocaína — </w:t>
-      </w:r>
-      <w:proofErr w:type="spellStart"/>
-      <w:r>
-        <w:rPr>
-          <w:rFonts w:ascii="Times New Roman" w:hAnsi="Times New Roman" w:cs="Times New Roman"/>
-          <w:sz w:val="24"/>
-          <w:szCs w:val="24"/>
-        </w:rPr>
-        <w:t>benzoilmetilecgonina·HCl</w:t>
-      </w:r>
-      <w:proofErr w:type="spellEnd"/>
-      <w:r>
-        <w:rPr>
-          <w:rFonts w:ascii="Times New Roman" w:hAnsi="Times New Roman" w:cs="Times New Roman"/>
-          <w:sz w:val="24"/>
-          <w:szCs w:val="24"/>
-        </w:rPr>
-        <w:t xml:space="preserve">, nome IUPAC: </w:t>
-      </w:r>
-      <w:r>
-        <w:rPr>
-          <w:rFonts w:ascii="Times New Roman" w:hAnsi="Times New Roman" w:cs="Times New Roman"/>
-          <w:i/>
-          <w:iCs/>
-          <w:sz w:val="24"/>
-          <w:szCs w:val="24"/>
-        </w:rPr>
-        <w:t>metil (1R,2R,3S,5</w:t>
-      </w:r>
-      <w:proofErr w:type="gramStart"/>
-      <w:r>
-        <w:rPr>
-          <w:rFonts w:ascii="Times New Roman" w:hAnsi="Times New Roman" w:cs="Times New Roman"/>
-          <w:i/>
-          <w:iCs/>
-          <w:sz w:val="24"/>
-          <w:szCs w:val="24"/>
-        </w:rPr>
-        <w:t>S)-</w:t>
-      </w:r>
-      <w:proofErr w:type="gramEnd"/>
-      <w:r>
-        <w:rPr>
-          <w:rFonts w:ascii="Times New Roman" w:hAnsi="Times New Roman" w:cs="Times New Roman"/>
-          <w:i/>
-          <w:iCs/>
-          <w:sz w:val="24"/>
-          <w:szCs w:val="24"/>
-        </w:rPr>
-        <w:t>3-(benzoiloxi)-8-metil-8-azabiciclo[3.2.1]octano-2-carboxilato cloridrato</w:t>
-      </w:r>
-      <w:r>
-        <w:rPr>
-          <w:rFonts w:ascii="Times New Roman" w:hAnsi="Times New Roman" w:cs="Times New Roman"/>
-          <w:sz w:val="24"/>
-          <w:szCs w:val="24"/>
-        </w:rPr>
-        <w:t>. Fórmula molecular: C₁₇H₂₁NO₄·</w:t>
-      </w:r>
-      <w:proofErr w:type="spellStart"/>
-      <w:r>
-        <w:rPr>
-          <w:rFonts w:ascii="Times New Roman" w:hAnsi="Times New Roman" w:cs="Times New Roman"/>
-          <w:sz w:val="24"/>
-          <w:szCs w:val="24"/>
-        </w:rPr>
-        <w:t>HCl</w:t>
-      </w:r>
-      <w:proofErr w:type="spellEnd"/>
-      <w:r>
-        <w:rPr>
-          <w:rFonts w:ascii="Times New Roman" w:hAnsi="Times New Roman" w:cs="Times New Roman"/>
-          <w:sz w:val="24"/>
-          <w:szCs w:val="24"/>
-        </w:rPr>
-        <w:t>. Peso molecular: 339,8 g/mol.</w:t>
+        <w:t>metil (1R,2R,3S,5S)-3-(benzoiloxi)-8-metil-8-azabiciclo[3.2.1]octano-2-carboxilato cloridrato</w:t>
+      </w:r>
+      <w:r>
+        <w:rPr>
+          <w:rFonts w:ascii="Times New Roman" w:hAnsi="Times New Roman" w:cs="Times New Roman"/>
+          <w:sz w:val="24"/>
+          <w:szCs w:val="24"/>
+        </w:rPr>
+        <w:t>. Fórmula molecular: C₁₇H₂₁NO₄·HCl. Peso molecular: 339,8 g/mol.</w:t>
       </w:r>
     </w:p>
     <w:p>
@@ -6876,7 +5466,25 @@
           <w:sz w:val="24"/>
           <w:szCs w:val="24"/>
         </w:rPr>
-        <w:t>[BIBLIOTECA]</w:t>
+        <w:t>[BIBLIOTECA</w:t>
+      </w:r>
+      <w:r>
+        <w:rPr>
+          <w:rFonts w:ascii="Times New Roman" w:hAnsi="Times New Roman" w:cs="Times New Roman"/>
+          <w:b/>
+          <w:sz w:val="24"/>
+          <w:szCs w:val="24"/>
+        </w:rPr>
+        <w:t>_CC</w:t>
+      </w:r>
+      <w:r>
+        <w:rPr>
+          <w:rFonts w:ascii="Times New Roman" w:hAnsi="Times New Roman" w:cs="Times New Roman"/>
+          <w:b/>
+          <w:sz w:val="24"/>
+          <w:szCs w:val="24"/>
+        </w:rPr>
+        <w:t>]</w:t>
       </w:r>
       <w:r>
         <w:rPr>
@@ -6893,51 +5501,7 @@
           <w:sz w:val="24"/>
           <w:szCs w:val="24"/>
         </w:rPr>
-        <w:t>[ENTRADA_NR]</w:t>
-      </w:r>
-      <w:r>
-        <w:rPr>
-          <w:rFonts w:ascii="Times New Roman" w:hAnsi="Times New Roman" w:cs="Times New Roman"/>
-          <w:sz w:val="24"/>
-          <w:szCs w:val="24"/>
-        </w:rPr>
-        <w:t xml:space="preserve">; Hit </w:t>
-      </w:r>
-      <w:proofErr w:type="spellStart"/>
-      <w:r>
-        <w:rPr>
-          <w:rFonts w:ascii="Times New Roman" w:hAnsi="Times New Roman" w:cs="Times New Roman"/>
-          <w:sz w:val="24"/>
-          <w:szCs w:val="24"/>
-        </w:rPr>
-        <w:t>Quality</w:t>
-      </w:r>
-      <w:proofErr w:type="spellEnd"/>
-      <w:r>
-        <w:rPr>
-          <w:rFonts w:ascii="Times New Roman" w:hAnsi="Times New Roman" w:cs="Times New Roman"/>
-          <w:sz w:val="24"/>
-          <w:szCs w:val="24"/>
-        </w:rPr>
-        <w:t>/</w:t>
-      </w:r>
-      <w:proofErr w:type="spellStart"/>
-      <w:r>
-        <w:rPr>
-          <w:rFonts w:ascii="Times New Roman" w:hAnsi="Times New Roman" w:cs="Times New Roman"/>
-          <w:sz w:val="24"/>
-          <w:szCs w:val="24"/>
-        </w:rPr>
-        <w:t>Content</w:t>
-      </w:r>
-      <w:proofErr w:type="spellEnd"/>
-      <w:r>
-        <w:rPr>
-          <w:rFonts w:ascii="Times New Roman" w:hAnsi="Times New Roman" w:cs="Times New Roman"/>
-          <w:sz w:val="24"/>
-          <w:szCs w:val="24"/>
-        </w:rPr>
-        <w:t xml:space="preserve"> (%): </w:t>
+        <w:t>[ENTRADA_NR</w:t>
       </w:r>
       <w:r>
         <w:rPr>
@@ -6946,7 +5510,51 @@
           <w:sz w:val="24"/>
           <w:szCs w:val="24"/>
         </w:rPr>
-        <w:t>[HIT_QUALITY]</w:t>
+        <w:t>_CC</w:t>
+      </w:r>
+      <w:r>
+        <w:rPr>
+          <w:rFonts w:ascii="Times New Roman" w:hAnsi="Times New Roman" w:cs="Times New Roman"/>
+          <w:b/>
+          <w:sz w:val="24"/>
+          <w:szCs w:val="24"/>
+        </w:rPr>
+        <w:t>]</w:t>
+      </w:r>
+      <w:r>
+        <w:rPr>
+          <w:rFonts w:ascii="Times New Roman" w:hAnsi="Times New Roman" w:cs="Times New Roman"/>
+          <w:sz w:val="24"/>
+          <w:szCs w:val="24"/>
+        </w:rPr>
+        <w:t xml:space="preserve">; Hit Quality/Content (%): </w:t>
+      </w:r>
+      <w:r>
+        <w:rPr>
+          <w:rFonts w:ascii="Times New Roman" w:hAnsi="Times New Roman" w:cs="Times New Roman"/>
+          <w:b/>
+          <w:sz w:val="24"/>
+          <w:szCs w:val="24"/>
+        </w:rPr>
+        <w:t>[HIT_QUALITY</w:t>
+      </w:r>
+      <w:r>
+        <w:rPr>
+          <w:rFonts w:ascii="Times New Roman" w:hAnsi="Times New Roman" w:cs="Times New Roman"/>
+          <w:b/>
+          <w:sz w:val="24"/>
+          <w:szCs w:val="24"/>
+        </w:rPr>
+        <w:t>_CC</w:t>
+      </w:r>
+      <w:r>
+        <w:rPr>
+          <w:rFonts w:ascii="Times New Roman" w:hAnsi="Times New Roman" w:cs="Times New Roman"/>
+          <w:b/>
+          <w:sz w:val="24"/>
+          <w:szCs w:val="24"/>
+        </w:rPr>
+        <w:t>]</w:t>
       </w:r>
       <w:r>
         <w:rPr>
@@ -6963,15 +5571,65 @@
           <w:sz w:val="24"/>
           <w:szCs w:val="24"/>
         </w:rPr>
-        <w:t>[ARQUIVO_ESP]</w:t>
-      </w:r>
-      <w:r>
-        <w:rPr>
-          <w:rFonts w:ascii="Times New Roman" w:hAnsi="Times New Roman" w:cs="Times New Roman"/>
-          <w:sz w:val="24"/>
-          <w:szCs w:val="24"/>
-        </w:rPr>
-        <w:t>; Data/hora da medição: [DATA_ESP] (espectro comparativo detalhado na Figura [N_FIG], a seguir).</w:t>
+        <w:t>[ARQUIVO_ESP</w:t>
+      </w:r>
+      <w:r>
+        <w:rPr>
+          <w:rFonts w:ascii="Times New Roman" w:hAnsi="Times New Roman" w:cs="Times New Roman"/>
+          <w:i/>
+          <w:sz w:val="24"/>
+          <w:szCs w:val="24"/>
+        </w:rPr>
+        <w:t>_CC</w:t>
+      </w:r>
+      <w:r>
+        <w:rPr>
+          <w:rFonts w:ascii="Times New Roman" w:hAnsi="Times New Roman" w:cs="Times New Roman"/>
+          <w:i/>
+          <w:sz w:val="24"/>
+          <w:szCs w:val="24"/>
+        </w:rPr>
+        <w:t>]</w:t>
+      </w:r>
+      <w:r>
+        <w:rPr>
+          <w:rFonts w:ascii="Times New Roman" w:hAnsi="Times New Roman" w:cs="Times New Roman"/>
+          <w:sz w:val="24"/>
+          <w:szCs w:val="24"/>
+        </w:rPr>
+        <w:t>; Data/hora da medição: [DATA_ESP</w:t>
+      </w:r>
+      <w:r>
+        <w:rPr>
+          <w:rFonts w:ascii="Times New Roman" w:hAnsi="Times New Roman" w:cs="Times New Roman"/>
+          <w:sz w:val="24"/>
+          <w:szCs w:val="24"/>
+        </w:rPr>
+        <w:t>_CC</w:t>
+      </w:r>
+      <w:r>
+        <w:rPr>
+          <w:rFonts w:ascii="Times New Roman" w:hAnsi="Times New Roman" w:cs="Times New Roman"/>
+          <w:sz w:val="24"/>
+          <w:szCs w:val="24"/>
+        </w:rPr>
+        <w:t>] (espectro comparativo detalhado na Figura [N_FIG</w:t>
+      </w:r>
+      <w:r>
+        <w:rPr>
+          <w:rFonts w:ascii="Times New Roman" w:hAnsi="Times New Roman" w:cs="Times New Roman"/>
+          <w:sz w:val="24"/>
+          <w:szCs w:val="24"/>
+        </w:rPr>
+        <w:t>_CC</w:t>
+      </w:r>
+      <w:r>
+        <w:rPr>
+          <w:rFonts w:ascii="Times New Roman" w:hAnsi="Times New Roman" w:cs="Times New Roman"/>
+          <w:sz w:val="24"/>
+          <w:szCs w:val="24"/>
+        </w:rPr>
+        <w:t>], a seguir).</w:t>
       </w:r>
     </w:p>
     <w:p>
@@ -7001,43 +5659,7 @@
           <w:sz w:val="24"/>
           <w:szCs w:val="24"/>
         </w:rPr>
-        <w:t xml:space="preserve">[PENDENTE: inserir Figura — captura de tela do relatório Library Search (OPUS </w:t>
-      </w:r>
-      <w:proofErr w:type="spellStart"/>
-      <w:r>
-        <w:rPr>
-          <w:rFonts w:ascii="Times New Roman" w:hAnsi="Times New Roman" w:cs="Times New Roman"/>
-          <w:sz w:val="24"/>
-          <w:szCs w:val="24"/>
-        </w:rPr>
-        <w:t>DrugID</w:t>
-      </w:r>
-      <w:proofErr w:type="spellEnd"/>
-      <w:r>
-        <w:rPr>
-          <w:rFonts w:ascii="Times New Roman" w:hAnsi="Times New Roman" w:cs="Times New Roman"/>
-          <w:sz w:val="24"/>
-          <w:szCs w:val="24"/>
-        </w:rPr>
-        <w:t xml:space="preserve"> </w:t>
-      </w:r>
-      <w:proofErr w:type="spellStart"/>
-      <w:r>
-        <w:rPr>
-          <w:rFonts w:ascii="Times New Roman" w:hAnsi="Times New Roman" w:cs="Times New Roman"/>
-          <w:sz w:val="24"/>
-          <w:szCs w:val="24"/>
-        </w:rPr>
-        <w:t>Wizard</w:t>
-      </w:r>
-      <w:proofErr w:type="spellEnd"/>
-      <w:r>
-        <w:rPr>
-          <w:rFonts w:ascii="Times New Roman" w:hAnsi="Times New Roman" w:cs="Times New Roman"/>
-          <w:sz w:val="24"/>
-          <w:szCs w:val="24"/>
-        </w:rPr>
-        <w:t>) com o espectro da amostra, espectro de referência e tabela de metadados]</w:t>
+        <w:t>[PENDENTE: inserir Figura — captura de tela do relatório Library Search (OPUS DrugID Wizard) com o espectro da amostra, espectro de referência e tabela de metadados]</w:t>
       </w:r>
     </w:p>
     <w:p>
@@ -7078,127 +5700,7 @@
           <w:sz w:val="20"/>
           <w:szCs w:val="20"/>
         </w:rPr>
-        <w:t xml:space="preserve"> Comparação espectral por FTIR-ATR entre o espectro obtido da amostra questionada (traçado superior) e o espectro de referência da biblioteca espectral consultada (traçado inferior), processada pelo software OPUS </w:t>
-      </w:r>
-      <w:proofErr w:type="spellStart"/>
-      <w:r>
-        <w:rPr>
-          <w:rFonts w:ascii="Times New Roman" w:hAnsi="Times New Roman" w:cs="Times New Roman"/>
-          <w:i/>
-          <w:sz w:val="20"/>
-          <w:szCs w:val="20"/>
-        </w:rPr>
-        <w:t>DrugID</w:t>
-      </w:r>
-      <w:proofErr w:type="spellEnd"/>
-      <w:r>
-        <w:rPr>
-          <w:rFonts w:ascii="Times New Roman" w:hAnsi="Times New Roman" w:cs="Times New Roman"/>
-          <w:i/>
-          <w:sz w:val="20"/>
-          <w:szCs w:val="20"/>
-        </w:rPr>
-        <w:t xml:space="preserve"> </w:t>
-      </w:r>
-      <w:proofErr w:type="spellStart"/>
-      <w:r>
-        <w:rPr>
-          <w:rFonts w:ascii="Times New Roman" w:hAnsi="Times New Roman" w:cs="Times New Roman"/>
-          <w:i/>
-          <w:sz w:val="20"/>
-          <w:szCs w:val="20"/>
-        </w:rPr>
-        <w:t>Wizard</w:t>
-      </w:r>
-      <w:proofErr w:type="spellEnd"/>
-      <w:r>
-        <w:rPr>
-          <w:rFonts w:ascii="Times New Roman" w:hAnsi="Times New Roman" w:cs="Times New Roman"/>
-          <w:i/>
-          <w:sz w:val="20"/>
-          <w:szCs w:val="20"/>
-        </w:rPr>
-        <w:t xml:space="preserve"> (</w:t>
-      </w:r>
-      <w:proofErr w:type="spellStart"/>
-      <w:r>
-        <w:rPr>
-          <w:rFonts w:ascii="Times New Roman" w:hAnsi="Times New Roman" w:cs="Times New Roman"/>
-          <w:i/>
-          <w:sz w:val="20"/>
-          <w:szCs w:val="20"/>
-        </w:rPr>
-        <w:t>Bruker</w:t>
-      </w:r>
-      <w:proofErr w:type="spellEnd"/>
-      <w:r>
-        <w:rPr>
-          <w:rFonts w:ascii="Times New Roman" w:hAnsi="Times New Roman" w:cs="Times New Roman"/>
-          <w:i/>
-          <w:sz w:val="20"/>
-          <w:szCs w:val="20"/>
-        </w:rPr>
-        <w:t xml:space="preserve"> </w:t>
-      </w:r>
-      <w:proofErr w:type="spellStart"/>
-      <w:r>
-        <w:rPr>
-          <w:rFonts w:ascii="Times New Roman" w:hAnsi="Times New Roman" w:cs="Times New Roman"/>
-          <w:i/>
-          <w:sz w:val="20"/>
-          <w:szCs w:val="20"/>
-        </w:rPr>
-        <w:t>Optik</w:t>
-      </w:r>
-      <w:proofErr w:type="spellEnd"/>
-      <w:r>
-        <w:rPr>
-          <w:rFonts w:ascii="Times New Roman" w:hAnsi="Times New Roman" w:cs="Times New Roman"/>
-          <w:i/>
-          <w:sz w:val="20"/>
-          <w:szCs w:val="20"/>
-        </w:rPr>
-        <w:t xml:space="preserve"> GmbH), com indicação do índice de correspondência (Hit </w:t>
-      </w:r>
-      <w:proofErr w:type="spellStart"/>
-      <w:r>
-        <w:rPr>
-          <w:rFonts w:ascii="Times New Roman" w:hAnsi="Times New Roman" w:cs="Times New Roman"/>
-          <w:i/>
-          <w:sz w:val="20"/>
-          <w:szCs w:val="20"/>
-        </w:rPr>
-        <w:t>Quality</w:t>
-      </w:r>
-      <w:proofErr w:type="spellEnd"/>
-      <w:r>
-        <w:rPr>
-          <w:rFonts w:ascii="Times New Roman" w:hAnsi="Times New Roman" w:cs="Times New Roman"/>
-          <w:i/>
-          <w:sz w:val="20"/>
-          <w:szCs w:val="20"/>
-        </w:rPr>
-        <w:t>/</w:t>
-      </w:r>
-      <w:proofErr w:type="spellStart"/>
-      <w:r>
-        <w:rPr>
-          <w:rFonts w:ascii="Times New Roman" w:hAnsi="Times New Roman" w:cs="Times New Roman"/>
-          <w:i/>
-          <w:sz w:val="20"/>
-          <w:szCs w:val="20"/>
-        </w:rPr>
-        <w:t>Content</w:t>
-      </w:r>
-      <w:proofErr w:type="spellEnd"/>
-      <w:r>
-        <w:rPr>
-          <w:rFonts w:ascii="Times New Roman" w:hAnsi="Times New Roman" w:cs="Times New Roman"/>
-          <w:i/>
-          <w:sz w:val="20"/>
-          <w:szCs w:val="20"/>
-        </w:rPr>
-        <w:t>) e das demais informações de identificação espectral.</w:t>
+        <w:t xml:space="preserve"> Comparação espectral por FTIR-ATR entre o espectro obtido da amostra questionada (traçado superior) e o espectro de referência da biblioteca espectral consultada (traçado inferior), processada pelo software OPUS DrugID Wizard (Bruker Optik GmbH), com indicação do índice de correspondência (Hit Quality/Content) e das demais informações de identificação espectral.</w:t>
       </w:r>
     </w:p>
     <w:p>
@@ -7443,20 +5945,8 @@
                 <w:sz w:val="20"/>
                 <w:szCs w:val="20"/>
               </w:rPr>
-              <w:t xml:space="preserve">Amina terciária </w:t>
-            </w:r>
-            <w:proofErr w:type="spellStart"/>
-            <w:r>
-              <w:rPr>
-                <w:rFonts w:ascii="Times New Roman" w:hAnsi="Times New Roman" w:cs="Times New Roman"/>
-                <w:b/>
-                <w:bCs/>
-                <w:sz w:val="20"/>
-                <w:szCs w:val="20"/>
-              </w:rPr>
-              <w:t>protonada</w:t>
-            </w:r>
-            <w:proofErr w:type="spellEnd"/>
+              <w:t>Amina terciária protonada</w:t>
+            </w:r>
           </w:p>
         </w:tc>
       </w:tr>
@@ -7535,9 +6025,32 @@
                 <w:sz w:val="20"/>
                 <w:szCs w:val="20"/>
               </w:rPr>
-              <w:t xml:space="preserve">ν C=O éster </w:t>
-            </w:r>
-            <w:proofErr w:type="spellStart"/>
+              <w:t>ν C=O éster benzóico</w:t>
+            </w:r>
+            <w:r>
+              <w:rPr>
+                <w:rFonts w:ascii="Times New Roman" w:hAnsi="Times New Roman" w:cs="Times New Roman"/>
+                <w:sz w:val="20"/>
+                <w:szCs w:val="20"/>
+              </w:rPr>
+              <w:t xml:space="preserve"> — deslocado ~3 cm⁻¹ vs. forma base</w:t>
+            </w:r>
+          </w:p>
+        </w:tc>
+        <w:tc>
+          <w:tcPr>
+            <w:tcW w:w="3000" w:type="dxa"/>
+          </w:tcPr>
+          <w:p>
+            <w:pPr>
+              <w:spacing w:before="80" w:after="80"/>
+              <w:cnfStyle w:val="000000000000" w:firstRow="0" w:lastRow="0" w:firstColumn="0" w:lastColumn="0" w:oddVBand="0" w:evenVBand="0" w:oddHBand="0" w:evenHBand="0" w:firstRowFirstColumn="0" w:firstRowLastColumn="0" w:lastRowFirstColumn="0" w:lastRowLastColumn="0"/>
+              <w:rPr>
+                <w:rFonts w:ascii="Times New Roman" w:hAnsi="Times New Roman" w:cs="Times New Roman"/>
+                <w:sz w:val="20"/>
+                <w:szCs w:val="20"/>
+              </w:rPr>
+            </w:pPr>
             <w:r>
               <w:rPr>
                 <w:rFonts w:ascii="Times New Roman" w:hAnsi="Times New Roman" w:cs="Times New Roman"/>
@@ -7546,55 +6059,8 @@
                 <w:sz w:val="20"/>
                 <w:szCs w:val="20"/>
               </w:rPr>
-              <w:t>benzóico</w:t>
-            </w:r>
-            <w:proofErr w:type="spellEnd"/>
-            <w:r>
-              <w:rPr>
-                <w:rFonts w:ascii="Times New Roman" w:hAnsi="Times New Roman" w:cs="Times New Roman"/>
-                <w:sz w:val="20"/>
-                <w:szCs w:val="20"/>
-              </w:rPr>
-              <w:t xml:space="preserve"> — deslocado ~3 cm⁻¹ vs. forma base</w:t>
-            </w:r>
-          </w:p>
-        </w:tc>
-        <w:tc>
-          <w:tcPr>
-            <w:tcW w:w="3000" w:type="dxa"/>
-          </w:tcPr>
-          <w:p>
-            <w:pPr>
-              <w:spacing w:before="80" w:after="80"/>
-              <w:cnfStyle w:val="000000000000" w:firstRow="0" w:lastRow="0" w:firstColumn="0" w:lastColumn="0" w:oddVBand="0" w:evenVBand="0" w:oddHBand="0" w:evenHBand="0" w:firstRowFirstColumn="0" w:firstRowLastColumn="0" w:lastRowFirstColumn="0" w:lastRowLastColumn="0"/>
-              <w:rPr>
-                <w:rFonts w:ascii="Times New Roman" w:hAnsi="Times New Roman" w:cs="Times New Roman"/>
-                <w:sz w:val="20"/>
-                <w:szCs w:val="20"/>
-              </w:rPr>
-            </w:pPr>
-            <w:r>
-              <w:rPr>
-                <w:rFonts w:ascii="Times New Roman" w:hAnsi="Times New Roman" w:cs="Times New Roman"/>
-                <w:b/>
-                <w:bCs/>
-                <w:sz w:val="20"/>
-                <w:szCs w:val="20"/>
-              </w:rPr>
-              <w:t xml:space="preserve">Éster </w:t>
-            </w:r>
-            <w:proofErr w:type="spellStart"/>
-            <w:r>
-              <w:rPr>
-                <w:rFonts w:ascii="Times New Roman" w:hAnsi="Times New Roman" w:cs="Times New Roman"/>
-                <w:b/>
-                <w:bCs/>
-                <w:sz w:val="20"/>
-                <w:szCs w:val="20"/>
-              </w:rPr>
-              <w:t>benzóico</w:t>
-            </w:r>
-            <w:proofErr w:type="spellEnd"/>
+              <w:t>Éster benzóico</w:t>
+            </w:r>
           </w:p>
         </w:tc>
       </w:tr>
@@ -7723,6 +6189,7 @@
                 <w:sz w:val="20"/>
                 <w:szCs w:val="20"/>
               </w:rPr>
+              <w:lastRenderedPageBreak/>
               <w:t>1280–1240</w:t>
             </w:r>
           </w:p>
@@ -7933,7 +6400,6 @@
           <w:sz w:val="20"/>
           <w:szCs w:val="20"/>
         </w:rPr>
-        <w:lastRenderedPageBreak/>
         <w:t>Tabela 4</w:t>
       </w:r>
       <w:r>
@@ -8038,7 +6504,6 @@
         </w:rPr>
         <w:t xml:space="preserve">Estrutura química da </w:t>
       </w:r>
-      <w:proofErr w:type="spellStart"/>
       <w:r>
         <w:rPr>
           <w:rFonts w:ascii="Times New Roman" w:hAnsi="Times New Roman" w:cs="Times New Roman"/>
@@ -8051,7 +6516,6 @@
         </w:rPr>
         <w:t>Cocaína.HCl</w:t>
       </w:r>
-      <w:proofErr w:type="spellEnd"/>
     </w:p>
     <w:p>
       <w:pPr>
@@ -8135,73 +6599,15 @@
           <w:sz w:val="24"/>
           <w:szCs w:val="24"/>
         </w:rPr>
-        <w:t xml:space="preserve">PRESUNTIVO POSITIVO para </w:t>
-      </w:r>
-      <w:proofErr w:type="spellStart"/>
+        <w:t>PRESUNTIVO POSITIVO para canabinoide fenólico</w:t>
+      </w:r>
       <w:r>
         <w:rPr>
           <w:rFonts w:ascii="Times New Roman" w:eastAsia="Times New Roman" w:hAnsi="Times New Roman" w:cs="Times New Roman"/>
-          <w:b/>
-          <w:bCs/>
-          <w:sz w:val="24"/>
-          <w:szCs w:val="24"/>
-        </w:rPr>
-        <w:t>canabinoide</w:t>
-      </w:r>
-      <w:proofErr w:type="spellEnd"/>
-      <w:r>
-        <w:rPr>
-          <w:rFonts w:ascii="Times New Roman" w:eastAsia="Times New Roman" w:hAnsi="Times New Roman" w:cs="Times New Roman"/>
-          <w:b/>
-          <w:bCs/>
-          <w:sz w:val="24"/>
-          <w:szCs w:val="24"/>
-        </w:rPr>
-        <w:t xml:space="preserve"> fenólico</w:t>
-      </w:r>
-      <w:r>
-        <w:rPr>
-          <w:rFonts w:ascii="Times New Roman" w:eastAsia="Times New Roman" w:hAnsi="Times New Roman" w:cs="Times New Roman"/>
-          <w:sz w:val="24"/>
-          <w:szCs w:val="24"/>
-        </w:rPr>
-        <w:t xml:space="preserve">, evidenciado pela formação de coloração </w:t>
-      </w:r>
-      <w:proofErr w:type="spellStart"/>
-      <w:r>
-        <w:rPr>
-          <w:rFonts w:ascii="Times New Roman" w:eastAsia="Times New Roman" w:hAnsi="Times New Roman" w:cs="Times New Roman"/>
-          <w:sz w:val="24"/>
-          <w:szCs w:val="24"/>
-        </w:rPr>
-        <w:t>vermelho-avermelhada</w:t>
-      </w:r>
-      <w:proofErr w:type="spellEnd"/>
-      <w:r>
-        <w:rPr>
-          <w:rFonts w:ascii="Times New Roman" w:eastAsia="Times New Roman" w:hAnsi="Times New Roman" w:cs="Times New Roman"/>
-          <w:sz w:val="24"/>
-          <w:szCs w:val="24"/>
-        </w:rPr>
-        <w:t xml:space="preserve"> intensa e estável na fase orgânica </w:t>
-      </w:r>
-      <w:proofErr w:type="spellStart"/>
-      <w:r>
-        <w:rPr>
-          <w:rFonts w:ascii="Times New Roman" w:eastAsia="Times New Roman" w:hAnsi="Times New Roman" w:cs="Times New Roman"/>
-          <w:sz w:val="24"/>
-          <w:szCs w:val="24"/>
-        </w:rPr>
-        <w:t>hexânica</w:t>
-      </w:r>
-      <w:proofErr w:type="spellEnd"/>
-      <w:r>
-        <w:rPr>
-          <w:rFonts w:ascii="Times New Roman" w:eastAsia="Times New Roman" w:hAnsi="Times New Roman" w:cs="Times New Roman"/>
-          <w:sz w:val="24"/>
-          <w:szCs w:val="24"/>
-        </w:rPr>
-        <w:t>, compatível com produto de acoplamento azoaromático do Δ9-THC.</w:t>
+          <w:sz w:val="24"/>
+          <w:szCs w:val="24"/>
+        </w:rPr>
+        <w:t>, evidenciado pela formação de coloração vermelho-avermelhada intensa e estável na fase orgânica hexânica, compatível com produto de acoplamento azoaromático do Δ9-THC.</w:t>
       </w:r>
     </w:p>
     <w:p>
@@ -8309,9 +6715,16 @@
           <w:sz w:val="24"/>
           <w:szCs w:val="24"/>
         </w:rPr>
-        <w:t>(</w:t>
-      </w:r>
-      <w:proofErr w:type="spellStart"/>
+        <w:t>(ii)</w:t>
+      </w:r>
+      <w:r>
+        <w:rPr>
+          <w:rFonts w:ascii="Times New Roman" w:hAnsi="Times New Roman" w:cs="Times New Roman"/>
+          <w:sz w:val="24"/>
+          <w:szCs w:val="24"/>
+        </w:rPr>
+        <w:t xml:space="preserve"> estruturas compatíveis com tricomas glandulares colapsados e/ou depósito resinoso aderido à superfície; </w:t>
+      </w:r>
       <w:r>
         <w:rPr>
           <w:rFonts w:ascii="Times New Roman" w:hAnsi="Times New Roman" w:cs="Times New Roman"/>
@@ -8319,54 +6732,7 @@
           <w:sz w:val="24"/>
           <w:szCs w:val="24"/>
         </w:rPr>
-        <w:t>ii</w:t>
-      </w:r>
-      <w:proofErr w:type="spellEnd"/>
-      <w:r>
-        <w:rPr>
-          <w:rFonts w:ascii="Times New Roman" w:hAnsi="Times New Roman" w:cs="Times New Roman"/>
-          <w:b/>
-          <w:sz w:val="24"/>
-          <w:szCs w:val="24"/>
-        </w:rPr>
-        <w:t>)</w:t>
-      </w:r>
-      <w:r>
-        <w:rPr>
-          <w:rFonts w:ascii="Times New Roman" w:hAnsi="Times New Roman" w:cs="Times New Roman"/>
-          <w:sz w:val="24"/>
-          <w:szCs w:val="24"/>
-        </w:rPr>
-        <w:t xml:space="preserve"> estruturas compatíveis com tricomas glandulares colapsados e/ou depósito resinoso aderido à superfície; </w:t>
-      </w:r>
-      <w:r>
-        <w:rPr>
-          <w:rFonts w:ascii="Times New Roman" w:hAnsi="Times New Roman" w:cs="Times New Roman"/>
-          <w:b/>
-          <w:sz w:val="24"/>
-          <w:szCs w:val="24"/>
-        </w:rPr>
-        <w:t>(</w:t>
-      </w:r>
-      <w:proofErr w:type="spellStart"/>
-      <w:r>
-        <w:rPr>
-          <w:rFonts w:ascii="Times New Roman" w:hAnsi="Times New Roman" w:cs="Times New Roman"/>
-          <w:b/>
-          <w:sz w:val="24"/>
-          <w:szCs w:val="24"/>
-        </w:rPr>
-        <w:t>iii</w:t>
-      </w:r>
-      <w:proofErr w:type="spellEnd"/>
-      <w:r>
-        <w:rPr>
-          <w:rFonts w:ascii="Times New Roman" w:hAnsi="Times New Roman" w:cs="Times New Roman"/>
-          <w:b/>
-          <w:sz w:val="24"/>
-          <w:szCs w:val="24"/>
-        </w:rPr>
-        <w:t>)</w:t>
+        <w:t>(iii)</w:t>
       </w:r>
       <w:r>
         <w:rPr>
@@ -8507,9 +6873,34 @@
           <w:sz w:val="24"/>
           <w:szCs w:val="24"/>
         </w:rPr>
-        <w:t xml:space="preserve">OPUS </w:t>
-      </w:r>
-      <w:proofErr w:type="spellStart"/>
+        <w:t>OPUS DrugID Wizard</w:t>
+      </w:r>
+      <w:r>
+        <w:rPr>
+          <w:rFonts w:ascii="Times New Roman" w:eastAsia="Times New Roman" w:hAnsi="Times New Roman" w:cs="Times New Roman"/>
+          <w:sz w:val="24"/>
+          <w:szCs w:val="24"/>
+        </w:rPr>
+        <w:t xml:space="preserve">. Observou-se concordância com bandas espectrais diagnósticas atribuíveis ao </w:t>
+      </w:r>
+      <w:r>
+        <w:rPr>
+          <w:rFonts w:ascii="Times New Roman" w:eastAsia="Times New Roman" w:hAnsi="Times New Roman" w:cs="Times New Roman"/>
+          <w:b/>
+          <w:bCs/>
+          <w:sz w:val="24"/>
+          <w:szCs w:val="24"/>
+        </w:rPr>
+        <w:t>Δ9-THC</w:t>
+      </w:r>
+      <w:r>
+        <w:rPr>
+          <w:rFonts w:ascii="Times New Roman" w:eastAsia="Times New Roman" w:hAnsi="Times New Roman" w:cs="Times New Roman"/>
+          <w:sz w:val="24"/>
+          <w:szCs w:val="24"/>
+        </w:rPr>
+        <w:t xml:space="preserve">, nome IUPAC: </w:t>
+      </w:r>
       <w:r>
         <w:rPr>
           <w:rFonts w:ascii="Times New Roman" w:eastAsia="Times New Roman" w:hAnsi="Times New Roman" w:cs="Times New Roman"/>
@@ -8518,88 +6909,7 @@
           <w:sz w:val="24"/>
           <w:szCs w:val="24"/>
         </w:rPr>
-        <w:t>DrugID</w:t>
-      </w:r>
-      <w:proofErr w:type="spellEnd"/>
-      <w:r>
-        <w:rPr>
-          <w:rFonts w:ascii="Times New Roman" w:eastAsia="Times New Roman" w:hAnsi="Times New Roman" w:cs="Times New Roman"/>
-          <w:i/>
-          <w:iCs/>
-          <w:sz w:val="24"/>
-          <w:szCs w:val="24"/>
-        </w:rPr>
-        <w:t xml:space="preserve"> </w:t>
-      </w:r>
-      <w:proofErr w:type="spellStart"/>
-      <w:r>
-        <w:rPr>
-          <w:rFonts w:ascii="Times New Roman" w:eastAsia="Times New Roman" w:hAnsi="Times New Roman" w:cs="Times New Roman"/>
-          <w:i/>
-          <w:iCs/>
-          <w:sz w:val="24"/>
-          <w:szCs w:val="24"/>
-        </w:rPr>
-        <w:t>Wizard</w:t>
-      </w:r>
-      <w:proofErr w:type="spellEnd"/>
-      <w:r>
-        <w:rPr>
-          <w:rFonts w:ascii="Times New Roman" w:eastAsia="Times New Roman" w:hAnsi="Times New Roman" w:cs="Times New Roman"/>
-          <w:sz w:val="24"/>
-          <w:szCs w:val="24"/>
-        </w:rPr>
-        <w:t xml:space="preserve">. Observou-se concordância com bandas espectrais diagnósticas atribuíveis ao </w:t>
-      </w:r>
-      <w:r>
-        <w:rPr>
-          <w:rFonts w:ascii="Times New Roman" w:eastAsia="Times New Roman" w:hAnsi="Times New Roman" w:cs="Times New Roman"/>
-          <w:b/>
-          <w:bCs/>
-          <w:sz w:val="24"/>
-          <w:szCs w:val="24"/>
-        </w:rPr>
-        <w:t>Δ9-THC</w:t>
-      </w:r>
-      <w:r>
-        <w:rPr>
-          <w:rFonts w:ascii="Times New Roman" w:eastAsia="Times New Roman" w:hAnsi="Times New Roman" w:cs="Times New Roman"/>
-          <w:sz w:val="24"/>
-          <w:szCs w:val="24"/>
-        </w:rPr>
-        <w:t xml:space="preserve">, nome IUPAC: </w:t>
-      </w:r>
-      <w:r>
-        <w:rPr>
-          <w:rFonts w:ascii="Times New Roman" w:eastAsia="Times New Roman" w:hAnsi="Times New Roman" w:cs="Times New Roman"/>
-          <w:i/>
-          <w:iCs/>
-          <w:sz w:val="24"/>
-          <w:szCs w:val="24"/>
-        </w:rPr>
-        <w:t>(</w:t>
-      </w:r>
-      <w:proofErr w:type="gramStart"/>
-      <w:r>
-        <w:rPr>
-          <w:rFonts w:ascii="Times New Roman" w:eastAsia="Times New Roman" w:hAnsi="Times New Roman" w:cs="Times New Roman"/>
-          <w:i/>
-          <w:iCs/>
-          <w:sz w:val="24"/>
-          <w:szCs w:val="24"/>
-        </w:rPr>
-        <w:t>-)-(</w:t>
-      </w:r>
-      <w:proofErr w:type="gramEnd"/>
-      <w:r>
-        <w:rPr>
-          <w:rFonts w:ascii="Times New Roman" w:eastAsia="Times New Roman" w:hAnsi="Times New Roman" w:cs="Times New Roman"/>
-          <w:i/>
-          <w:iCs/>
-          <w:sz w:val="24"/>
-          <w:szCs w:val="24"/>
-        </w:rPr>
-        <w:t>6aR,10aR)-6,6,9-trimetil-3-pentil-6a,7,8,10a-tetrahidro-6H-benzo[c]piran-1-ol</w:t>
+        <w:t>(-)-(6aR,10aR)-6,6,9-trimetil-3-pentil-6a,7,8,10a-tetrahidro-6H-benzo[c]piran-1-ol</w:t>
       </w:r>
       <w:r>
         <w:rPr>
@@ -8635,7 +6945,25 @@
           <w:sz w:val="24"/>
           <w:szCs w:val="24"/>
         </w:rPr>
-        <w:t>[BIBLIOTECA]</w:t>
+        <w:t>[BIBLIOTECA</w:t>
+      </w:r>
+      <w:r>
+        <w:rPr>
+          <w:rFonts w:ascii="Times New Roman" w:hAnsi="Times New Roman" w:cs="Times New Roman"/>
+          <w:b/>
+          <w:sz w:val="24"/>
+          <w:szCs w:val="24"/>
+        </w:rPr>
+        <w:t>_MAC</w:t>
+      </w:r>
+      <w:r>
+        <w:rPr>
+          <w:rFonts w:ascii="Times New Roman" w:hAnsi="Times New Roman" w:cs="Times New Roman"/>
+          <w:b/>
+          <w:sz w:val="24"/>
+          <w:szCs w:val="24"/>
+        </w:rPr>
+        <w:t>]</w:t>
       </w:r>
       <w:r>
         <w:rPr>
@@ -8652,51 +6980,7 @@
           <w:sz w:val="24"/>
           <w:szCs w:val="24"/>
         </w:rPr>
-        <w:t>[ENTRADA_NR]</w:t>
-      </w:r>
-      <w:r>
-        <w:rPr>
-          <w:rFonts w:ascii="Times New Roman" w:hAnsi="Times New Roman" w:cs="Times New Roman"/>
-          <w:sz w:val="24"/>
-          <w:szCs w:val="24"/>
-        </w:rPr>
-        <w:t xml:space="preserve">; Hit </w:t>
-      </w:r>
-      <w:proofErr w:type="spellStart"/>
-      <w:r>
-        <w:rPr>
-          <w:rFonts w:ascii="Times New Roman" w:hAnsi="Times New Roman" w:cs="Times New Roman"/>
-          <w:sz w:val="24"/>
-          <w:szCs w:val="24"/>
-        </w:rPr>
-        <w:t>Quality</w:t>
-      </w:r>
-      <w:proofErr w:type="spellEnd"/>
-      <w:r>
-        <w:rPr>
-          <w:rFonts w:ascii="Times New Roman" w:hAnsi="Times New Roman" w:cs="Times New Roman"/>
-          <w:sz w:val="24"/>
-          <w:szCs w:val="24"/>
-        </w:rPr>
-        <w:t>/</w:t>
-      </w:r>
-      <w:proofErr w:type="spellStart"/>
-      <w:r>
-        <w:rPr>
-          <w:rFonts w:ascii="Times New Roman" w:hAnsi="Times New Roman" w:cs="Times New Roman"/>
-          <w:sz w:val="24"/>
-          <w:szCs w:val="24"/>
-        </w:rPr>
-        <w:t>Content</w:t>
-      </w:r>
-      <w:proofErr w:type="spellEnd"/>
-      <w:r>
-        <w:rPr>
-          <w:rFonts w:ascii="Times New Roman" w:hAnsi="Times New Roman" w:cs="Times New Roman"/>
-          <w:sz w:val="24"/>
-          <w:szCs w:val="24"/>
-        </w:rPr>
-        <w:t xml:space="preserve"> (%): </w:t>
+        <w:t>[ENTRADA_NR</w:t>
       </w:r>
       <w:r>
         <w:rPr>
@@ -8705,7 +6989,51 @@
           <w:sz w:val="24"/>
           <w:szCs w:val="24"/>
         </w:rPr>
-        <w:t>[HIT_QUALITY]</w:t>
+        <w:t>_MAC</w:t>
+      </w:r>
+      <w:r>
+        <w:rPr>
+          <w:rFonts w:ascii="Times New Roman" w:hAnsi="Times New Roman" w:cs="Times New Roman"/>
+          <w:b/>
+          <w:sz w:val="24"/>
+          <w:szCs w:val="24"/>
+        </w:rPr>
+        <w:t>]</w:t>
+      </w:r>
+      <w:r>
+        <w:rPr>
+          <w:rFonts w:ascii="Times New Roman" w:hAnsi="Times New Roman" w:cs="Times New Roman"/>
+          <w:sz w:val="24"/>
+          <w:szCs w:val="24"/>
+        </w:rPr>
+        <w:t xml:space="preserve">; Hit Quality/Content (%): </w:t>
+      </w:r>
+      <w:r>
+        <w:rPr>
+          <w:rFonts w:ascii="Times New Roman" w:hAnsi="Times New Roman" w:cs="Times New Roman"/>
+          <w:b/>
+          <w:sz w:val="24"/>
+          <w:szCs w:val="24"/>
+        </w:rPr>
+        <w:t>[HIT_QUALITY</w:t>
+      </w:r>
+      <w:r>
+        <w:rPr>
+          <w:rFonts w:ascii="Times New Roman" w:hAnsi="Times New Roman" w:cs="Times New Roman"/>
+          <w:b/>
+          <w:sz w:val="24"/>
+          <w:szCs w:val="24"/>
+        </w:rPr>
+        <w:t>_MAC</w:t>
+      </w:r>
+      <w:r>
+        <w:rPr>
+          <w:rFonts w:ascii="Times New Roman" w:hAnsi="Times New Roman" w:cs="Times New Roman"/>
+          <w:b/>
+          <w:sz w:val="24"/>
+          <w:szCs w:val="24"/>
+        </w:rPr>
+        <w:t>]</w:t>
       </w:r>
       <w:r>
         <w:rPr>
@@ -8722,15 +7050,65 @@
           <w:sz w:val="24"/>
           <w:szCs w:val="24"/>
         </w:rPr>
-        <w:t>[ARQUIVO_ESP]</w:t>
-      </w:r>
-      <w:r>
-        <w:rPr>
-          <w:rFonts w:ascii="Times New Roman" w:hAnsi="Times New Roman" w:cs="Times New Roman"/>
-          <w:sz w:val="24"/>
-          <w:szCs w:val="24"/>
-        </w:rPr>
-        <w:t>; Data/hora da medição: [DATA_ESP] (espectro comparativo detalhado na Figura [N_FIG], a seguir).</w:t>
+        <w:t>[ARQUIVO_ESP</w:t>
+      </w:r>
+      <w:r>
+        <w:rPr>
+          <w:rFonts w:ascii="Times New Roman" w:hAnsi="Times New Roman" w:cs="Times New Roman"/>
+          <w:i/>
+          <w:sz w:val="24"/>
+          <w:szCs w:val="24"/>
+        </w:rPr>
+        <w:t>_MAC</w:t>
+      </w:r>
+      <w:r>
+        <w:rPr>
+          <w:rFonts w:ascii="Times New Roman" w:hAnsi="Times New Roman" w:cs="Times New Roman"/>
+          <w:i/>
+          <w:sz w:val="24"/>
+          <w:szCs w:val="24"/>
+        </w:rPr>
+        <w:t>]</w:t>
+      </w:r>
+      <w:r>
+        <w:rPr>
+          <w:rFonts w:ascii="Times New Roman" w:hAnsi="Times New Roman" w:cs="Times New Roman"/>
+          <w:sz w:val="24"/>
+          <w:szCs w:val="24"/>
+        </w:rPr>
+        <w:t>; Data/hora da medição: [DATA_ESP</w:t>
+      </w:r>
+      <w:r>
+        <w:rPr>
+          <w:rFonts w:ascii="Times New Roman" w:hAnsi="Times New Roman" w:cs="Times New Roman"/>
+          <w:sz w:val="24"/>
+          <w:szCs w:val="24"/>
+        </w:rPr>
+        <w:t>_MAC</w:t>
+      </w:r>
+      <w:r>
+        <w:rPr>
+          <w:rFonts w:ascii="Times New Roman" w:hAnsi="Times New Roman" w:cs="Times New Roman"/>
+          <w:sz w:val="24"/>
+          <w:szCs w:val="24"/>
+        </w:rPr>
+        <w:t>] (espectro comparativo detalhado na Figura [N_FIG</w:t>
+      </w:r>
+      <w:r>
+        <w:rPr>
+          <w:rFonts w:ascii="Times New Roman" w:hAnsi="Times New Roman" w:cs="Times New Roman"/>
+          <w:sz w:val="24"/>
+          <w:szCs w:val="24"/>
+        </w:rPr>
+        <w:t>_MAC</w:t>
+      </w:r>
+      <w:r>
+        <w:rPr>
+          <w:rFonts w:ascii="Times New Roman" w:hAnsi="Times New Roman" w:cs="Times New Roman"/>
+          <w:sz w:val="24"/>
+          <w:szCs w:val="24"/>
+        </w:rPr>
+        <w:t>], a seguir).</w:t>
       </w:r>
     </w:p>
     <w:p>
@@ -8739,54 +7117,11 @@
         <w:spacing w:before="80" w:after="80"/>
         <w:jc w:val="both"/>
         <w:rPr>
-          <w:sz w:val="24"/>
-          <w:szCs w:val="24"/>
-        </w:rPr>
-      </w:pPr>
-      <w:r>
-        <w:rPr>
-          <w:rFonts w:ascii="Times New Roman" w:hAnsi="Times New Roman" w:cs="Times New Roman"/>
-          <w:sz w:val="24"/>
-          <w:szCs w:val="24"/>
-        </w:rPr>
-        <w:t xml:space="preserve">[PENDENTE: inserir Figura — captura de tela do relatório Library Search (OPUS </w:t>
-      </w:r>
-      <w:proofErr w:type="spellStart"/>
-      <w:r>
-        <w:rPr>
-          <w:rFonts w:ascii="Times New Roman" w:hAnsi="Times New Roman" w:cs="Times New Roman"/>
-          <w:sz w:val="24"/>
-          <w:szCs w:val="24"/>
-        </w:rPr>
-        <w:t>DrugID</w:t>
-      </w:r>
-      <w:proofErr w:type="spellEnd"/>
-      <w:r>
-        <w:rPr>
-          <w:rFonts w:ascii="Times New Roman" w:hAnsi="Times New Roman" w:cs="Times New Roman"/>
-          <w:sz w:val="24"/>
-          <w:szCs w:val="24"/>
-        </w:rPr>
-        <w:t xml:space="preserve"> </w:t>
-      </w:r>
-      <w:proofErr w:type="spellStart"/>
-      <w:r>
-        <w:rPr>
-          <w:rFonts w:ascii="Times New Roman" w:hAnsi="Times New Roman" w:cs="Times New Roman"/>
-          <w:sz w:val="24"/>
-          <w:szCs w:val="24"/>
-        </w:rPr>
-        <w:t>Wizard</w:t>
-      </w:r>
-      <w:proofErr w:type="spellEnd"/>
-      <w:r>
-        <w:rPr>
-          <w:rFonts w:ascii="Times New Roman" w:hAnsi="Times New Roman" w:cs="Times New Roman"/>
-          <w:sz w:val="24"/>
-          <w:szCs w:val="24"/>
-        </w:rPr>
-        <w:t>) com o espectro da amostra, espectro de referência e tabela de metadados]</w:t>
-      </w:r>
+          <w:rFonts w:ascii="Times New Roman" w:hAnsi="Times New Roman" w:cs="Times New Roman"/>
+          <w:sz w:val="24"/>
+          <w:szCs w:val="24"/>
+        </w:rPr>
+      </w:pPr>
     </w:p>
     <w:p>
       <w:pPr>
@@ -8794,6 +7129,25 @@
         <w:spacing w:before="80" w:after="80"/>
         <w:jc w:val="both"/>
         <w:rPr>
+          <w:sz w:val="24"/>
+          <w:szCs w:val="24"/>
+        </w:rPr>
+      </w:pPr>
+      <w:r>
+        <w:rPr>
+          <w:rFonts w:ascii="Times New Roman" w:hAnsi="Times New Roman" w:cs="Times New Roman"/>
+          <w:sz w:val="24"/>
+          <w:szCs w:val="24"/>
+        </w:rPr>
+        <w:t>[PENDENTE: inserir Figura — captura de tela do relatório Library Search (OPUS DrugID Wizard) com o espectro da amostra, espectro de referência e tabela de metadados]</w:t>
+      </w:r>
+    </w:p>
+    <w:p>
+      <w:pPr>
+        <w:pStyle w:val="PargrafodaLista"/>
+        <w:spacing w:before="80" w:after="80"/>
+        <w:jc w:val="both"/>
+        <w:rPr>
           <w:rFonts w:ascii="Times New Roman" w:hAnsi="Times New Roman" w:cs="Times New Roman"/>
           <w:i/>
           <w:sz w:val="20"/>
@@ -8826,127 +7180,7 @@
           <w:sz w:val="20"/>
           <w:szCs w:val="20"/>
         </w:rPr>
-        <w:t xml:space="preserve"> Comparação espectral por FTIR-ATR entre o espectro obtido da amostra questionada (traçado superior) e o espectro de referência da biblioteca espectral consultada (traçado inferior), processada pelo software OPUS </w:t>
-      </w:r>
-      <w:proofErr w:type="spellStart"/>
-      <w:r>
-        <w:rPr>
-          <w:rFonts w:ascii="Times New Roman" w:hAnsi="Times New Roman" w:cs="Times New Roman"/>
-          <w:i/>
-          <w:sz w:val="20"/>
-          <w:szCs w:val="20"/>
-        </w:rPr>
-        <w:t>DrugID</w:t>
-      </w:r>
-      <w:proofErr w:type="spellEnd"/>
-      <w:r>
-        <w:rPr>
-          <w:rFonts w:ascii="Times New Roman" w:hAnsi="Times New Roman" w:cs="Times New Roman"/>
-          <w:i/>
-          <w:sz w:val="20"/>
-          <w:szCs w:val="20"/>
-        </w:rPr>
-        <w:t xml:space="preserve"> </w:t>
-      </w:r>
-      <w:proofErr w:type="spellStart"/>
-      <w:r>
-        <w:rPr>
-          <w:rFonts w:ascii="Times New Roman" w:hAnsi="Times New Roman" w:cs="Times New Roman"/>
-          <w:i/>
-          <w:sz w:val="20"/>
-          <w:szCs w:val="20"/>
-        </w:rPr>
-        <w:t>Wizard</w:t>
-      </w:r>
-      <w:proofErr w:type="spellEnd"/>
-      <w:r>
-        <w:rPr>
-          <w:rFonts w:ascii="Times New Roman" w:hAnsi="Times New Roman" w:cs="Times New Roman"/>
-          <w:i/>
-          <w:sz w:val="20"/>
-          <w:szCs w:val="20"/>
-        </w:rPr>
-        <w:t xml:space="preserve"> (</w:t>
-      </w:r>
-      <w:proofErr w:type="spellStart"/>
-      <w:r>
-        <w:rPr>
-          <w:rFonts w:ascii="Times New Roman" w:hAnsi="Times New Roman" w:cs="Times New Roman"/>
-          <w:i/>
-          <w:sz w:val="20"/>
-          <w:szCs w:val="20"/>
-        </w:rPr>
-        <w:t>Bruker</w:t>
-      </w:r>
-      <w:proofErr w:type="spellEnd"/>
-      <w:r>
-        <w:rPr>
-          <w:rFonts w:ascii="Times New Roman" w:hAnsi="Times New Roman" w:cs="Times New Roman"/>
-          <w:i/>
-          <w:sz w:val="20"/>
-          <w:szCs w:val="20"/>
-        </w:rPr>
-        <w:t xml:space="preserve"> </w:t>
-      </w:r>
-      <w:proofErr w:type="spellStart"/>
-      <w:r>
-        <w:rPr>
-          <w:rFonts w:ascii="Times New Roman" w:hAnsi="Times New Roman" w:cs="Times New Roman"/>
-          <w:i/>
-          <w:sz w:val="20"/>
-          <w:szCs w:val="20"/>
-        </w:rPr>
-        <w:t>Optik</w:t>
-      </w:r>
-      <w:proofErr w:type="spellEnd"/>
-      <w:r>
-        <w:rPr>
-          <w:rFonts w:ascii="Times New Roman" w:hAnsi="Times New Roman" w:cs="Times New Roman"/>
-          <w:i/>
-          <w:sz w:val="20"/>
-          <w:szCs w:val="20"/>
-        </w:rPr>
-        <w:t xml:space="preserve"> GmbH), com indicação do índice de correspondência (Hit </w:t>
-      </w:r>
-      <w:proofErr w:type="spellStart"/>
-      <w:r>
-        <w:rPr>
-          <w:rFonts w:ascii="Times New Roman" w:hAnsi="Times New Roman" w:cs="Times New Roman"/>
-          <w:i/>
-          <w:sz w:val="20"/>
-          <w:szCs w:val="20"/>
-        </w:rPr>
-        <w:t>Quality</w:t>
-      </w:r>
-      <w:proofErr w:type="spellEnd"/>
-      <w:r>
-        <w:rPr>
-          <w:rFonts w:ascii="Times New Roman" w:hAnsi="Times New Roman" w:cs="Times New Roman"/>
-          <w:i/>
-          <w:sz w:val="20"/>
-          <w:szCs w:val="20"/>
-        </w:rPr>
-        <w:t>/</w:t>
-      </w:r>
-      <w:proofErr w:type="spellStart"/>
-      <w:r>
-        <w:rPr>
-          <w:rFonts w:ascii="Times New Roman" w:hAnsi="Times New Roman" w:cs="Times New Roman"/>
-          <w:i/>
-          <w:sz w:val="20"/>
-          <w:szCs w:val="20"/>
-        </w:rPr>
-        <w:t>Content</w:t>
-      </w:r>
-      <w:proofErr w:type="spellEnd"/>
-      <w:r>
-        <w:rPr>
-          <w:rFonts w:ascii="Times New Roman" w:hAnsi="Times New Roman" w:cs="Times New Roman"/>
-          <w:i/>
-          <w:sz w:val="20"/>
-          <w:szCs w:val="20"/>
-        </w:rPr>
-        <w:t>) e das demais informações de identificação espectral.</w:t>
+        <w:t xml:space="preserve"> Comparação espectral por FTIR-ATR entre o espectro obtido da amostra questionada (traçado superior) e o espectro de referência da biblioteca espectral consultada (traçado inferior), processada pelo software OPUS DrugID Wizard (Bruker Optik GmbH), com indicação do índice de correspondência (Hit Quality/Content) e das demais informações de identificação espectral.</w:t>
       </w:r>
     </w:p>
     <w:p>
@@ -9081,6 +7315,7 @@
                 <w:sz w:val="20"/>
                 <w:szCs w:val="20"/>
               </w:rPr>
+              <w:lastRenderedPageBreak/>
               <w:t>~3500–3200</w:t>
             </w:r>
           </w:p>
@@ -9124,9 +7359,20 @@
                 <w:sz w:val="20"/>
                 <w:szCs w:val="20"/>
               </w:rPr>
-              <w:t xml:space="preserve">ν O–H fenólico — BANDA DIAGNÓSTICA PRIMÁRIA: ausente em </w:t>
-            </w:r>
-            <w:proofErr w:type="spellStart"/>
+              <w:t>ν O–H fenólico — BANDA DIAGNÓSTICA PRIMÁRIA: ausente em canabinoides sem OH fenólico livre (THCA, CBC)</w:t>
+            </w:r>
+          </w:p>
+        </w:tc>
+        <w:tc>
+          <w:tcPr>
+            <w:tcW w:w="2851" w:type="dxa"/>
+          </w:tcPr>
+          <w:p>
+            <w:pPr>
+              <w:spacing w:before="80" w:after="80"/>
+              <w:jc w:val="center"/>
+              <w:cnfStyle w:val="000000100000" w:firstRow="0" w:lastRow="0" w:firstColumn="0" w:lastColumn="0" w:oddVBand="0" w:evenVBand="0" w:oddHBand="1" w:evenHBand="0" w:firstRowFirstColumn="0" w:firstRowLastColumn="0" w:lastRowFirstColumn="0" w:lastRowLastColumn="0"/>
+            </w:pPr>
             <w:r>
               <w:rPr>
                 <w:rFonts w:ascii="Times New Roman" w:eastAsia="Times New Roman" w:hAnsi="Times New Roman" w:cs="Times New Roman"/>
@@ -9135,39 +7381,6 @@
                 <w:sz w:val="20"/>
                 <w:szCs w:val="20"/>
               </w:rPr>
-              <w:t>canabinoides</w:t>
-            </w:r>
-            <w:proofErr w:type="spellEnd"/>
-            <w:r>
-              <w:rPr>
-                <w:rFonts w:ascii="Times New Roman" w:eastAsia="Times New Roman" w:hAnsi="Times New Roman" w:cs="Times New Roman"/>
-                <w:b/>
-                <w:bCs/>
-                <w:sz w:val="20"/>
-                <w:szCs w:val="20"/>
-              </w:rPr>
-              <w:t xml:space="preserve"> sem OH fenólico livre (THCA, CBC)</w:t>
-            </w:r>
-          </w:p>
-        </w:tc>
-        <w:tc>
-          <w:tcPr>
-            <w:tcW w:w="2851" w:type="dxa"/>
-          </w:tcPr>
-          <w:p>
-            <w:pPr>
-              <w:spacing w:before="80" w:after="80"/>
-              <w:jc w:val="center"/>
-              <w:cnfStyle w:val="000000100000" w:firstRow="0" w:lastRow="0" w:firstColumn="0" w:lastColumn="0" w:oddVBand="0" w:evenVBand="0" w:oddHBand="1" w:evenHBand="0" w:firstRowFirstColumn="0" w:firstRowLastColumn="0" w:lastRowFirstColumn="0" w:lastRowLastColumn="0"/>
-            </w:pPr>
-            <w:r>
-              <w:rPr>
-                <w:rFonts w:ascii="Times New Roman" w:eastAsia="Times New Roman" w:hAnsi="Times New Roman" w:cs="Times New Roman"/>
-                <w:b/>
-                <w:bCs/>
-                <w:sz w:val="20"/>
-                <w:szCs w:val="20"/>
-              </w:rPr>
               <w:t>Fenol / OH livre</w:t>
             </w:r>
           </w:p>
@@ -9229,18 +7442,8 @@
                 <w:sz w:val="20"/>
                 <w:szCs w:val="20"/>
               </w:rPr>
-              <w:t xml:space="preserve">ν C=C aromático — anel </w:t>
-            </w:r>
-            <w:proofErr w:type="spellStart"/>
-            <w:r>
-              <w:rPr>
-                <w:rFonts w:ascii="Times New Roman" w:eastAsia="Times New Roman" w:hAnsi="Times New Roman" w:cs="Times New Roman"/>
-                <w:sz w:val="20"/>
-                <w:szCs w:val="20"/>
-              </w:rPr>
-              <w:t>resorcinólico</w:t>
-            </w:r>
-            <w:proofErr w:type="spellEnd"/>
+              <w:t>ν C=C aromático — anel resorcinólico</w:t>
+            </w:r>
           </w:p>
         </w:tc>
         <w:tc>
@@ -9365,7 +7568,6 @@
                 <w:sz w:val="20"/>
                 <w:szCs w:val="20"/>
               </w:rPr>
-              <w:lastRenderedPageBreak/>
               <w:t>1250–1200</w:t>
             </w:r>
           </w:p>
@@ -9499,9 +7701,20 @@
                 <w:sz w:val="20"/>
                 <w:szCs w:val="20"/>
               </w:rPr>
-              <w:t xml:space="preserve">ν C–O–C éter cíclico — ponte de oxigênio do anel </w:t>
-            </w:r>
-            <w:proofErr w:type="spellStart"/>
+              <w:t>ν C–O–C éter cíclico — ponte de oxigênio do anel cromeno; diferencia THC de fenóis simples</w:t>
+            </w:r>
+          </w:p>
+        </w:tc>
+        <w:tc>
+          <w:tcPr>
+            <w:tcW w:w="2851" w:type="dxa"/>
+          </w:tcPr>
+          <w:p>
+            <w:pPr>
+              <w:spacing w:before="80" w:after="80"/>
+              <w:jc w:val="center"/>
+              <w:cnfStyle w:val="000000100000" w:firstRow="0" w:lastRow="0" w:firstColumn="0" w:lastColumn="0" w:oddVBand="0" w:evenVBand="0" w:oddHBand="1" w:evenHBand="0" w:firstRowFirstColumn="0" w:firstRowLastColumn="0" w:lastRowFirstColumn="0" w:lastRowLastColumn="0"/>
+            </w:pPr>
             <w:r>
               <w:rPr>
                 <w:rFonts w:ascii="Times New Roman" w:eastAsia="Times New Roman" w:hAnsi="Times New Roman" w:cs="Times New Roman"/>
@@ -9510,39 +7723,6 @@
                 <w:sz w:val="20"/>
                 <w:szCs w:val="20"/>
               </w:rPr>
-              <w:t>cromeno</w:t>
-            </w:r>
-            <w:proofErr w:type="spellEnd"/>
-            <w:r>
-              <w:rPr>
-                <w:rFonts w:ascii="Times New Roman" w:eastAsia="Times New Roman" w:hAnsi="Times New Roman" w:cs="Times New Roman"/>
-                <w:b/>
-                <w:bCs/>
-                <w:sz w:val="20"/>
-                <w:szCs w:val="20"/>
-              </w:rPr>
-              <w:t>; diferencia THC de fenóis simples</w:t>
-            </w:r>
-          </w:p>
-        </w:tc>
-        <w:tc>
-          <w:tcPr>
-            <w:tcW w:w="2851" w:type="dxa"/>
-          </w:tcPr>
-          <w:p>
-            <w:pPr>
-              <w:spacing w:before="80" w:after="80"/>
-              <w:jc w:val="center"/>
-              <w:cnfStyle w:val="000000100000" w:firstRow="0" w:lastRow="0" w:firstColumn="0" w:lastColumn="0" w:oddVBand="0" w:evenVBand="0" w:oddHBand="1" w:evenHBand="0" w:firstRowFirstColumn="0" w:firstRowLastColumn="0" w:lastRowFirstColumn="0" w:lastRowLastColumn="0"/>
-            </w:pPr>
-            <w:r>
-              <w:rPr>
-                <w:rFonts w:ascii="Times New Roman" w:eastAsia="Times New Roman" w:hAnsi="Times New Roman" w:cs="Times New Roman"/>
-                <w:b/>
-                <w:bCs/>
-                <w:sz w:val="20"/>
-                <w:szCs w:val="20"/>
-              </w:rPr>
               <w:t>Éter cíclico</w:t>
             </w:r>
           </w:p>
@@ -9604,43 +7784,7 @@
                 <w:sz w:val="20"/>
                 <w:szCs w:val="20"/>
               </w:rPr>
-              <w:t xml:space="preserve">ν C–H alifático — cadeia </w:t>
-            </w:r>
-            <w:proofErr w:type="spellStart"/>
-            <w:r>
-              <w:rPr>
-                <w:rFonts w:ascii="Times New Roman" w:eastAsia="Times New Roman" w:hAnsi="Times New Roman" w:cs="Times New Roman"/>
-                <w:sz w:val="20"/>
-                <w:szCs w:val="20"/>
-              </w:rPr>
-              <w:t>alquil</w:t>
-            </w:r>
-            <w:proofErr w:type="spellEnd"/>
-            <w:r>
-              <w:rPr>
-                <w:rFonts w:ascii="Times New Roman" w:eastAsia="Times New Roman" w:hAnsi="Times New Roman" w:cs="Times New Roman"/>
-                <w:sz w:val="20"/>
-                <w:szCs w:val="20"/>
-              </w:rPr>
-              <w:t xml:space="preserve"> lateral (</w:t>
-            </w:r>
-            <w:proofErr w:type="spellStart"/>
-            <w:r>
-              <w:rPr>
-                <w:rFonts w:ascii="Times New Roman" w:eastAsia="Times New Roman" w:hAnsi="Times New Roman" w:cs="Times New Roman"/>
-                <w:sz w:val="20"/>
-                <w:szCs w:val="20"/>
-              </w:rPr>
-              <w:t>pentil</w:t>
-            </w:r>
-            <w:proofErr w:type="spellEnd"/>
-            <w:r>
-              <w:rPr>
-                <w:rFonts w:ascii="Times New Roman" w:eastAsia="Times New Roman" w:hAnsi="Times New Roman" w:cs="Times New Roman"/>
-                <w:sz w:val="20"/>
-                <w:szCs w:val="20"/>
-              </w:rPr>
-              <w:t>)</w:t>
+              <w:t>ν C–H alifático — cadeia alquil lateral (pentil)</w:t>
             </w:r>
           </w:p>
         </w:tc>
@@ -9806,43 +7950,7 @@
                 <w:sz w:val="20"/>
                 <w:szCs w:val="20"/>
               </w:rPr>
-              <w:t xml:space="preserve">δ CH₃ simétrico e antissimétrico — grupos metila </w:t>
-            </w:r>
-            <w:proofErr w:type="spellStart"/>
-            <w:r>
-              <w:rPr>
-                <w:rFonts w:ascii="Times New Roman" w:eastAsia="Times New Roman" w:hAnsi="Times New Roman" w:cs="Times New Roman"/>
-                <w:sz w:val="20"/>
-                <w:szCs w:val="20"/>
-              </w:rPr>
-              <w:t>gem</w:t>
-            </w:r>
-            <w:proofErr w:type="spellEnd"/>
-            <w:r>
-              <w:rPr>
-                <w:rFonts w:ascii="Times New Roman" w:eastAsia="Times New Roman" w:hAnsi="Times New Roman" w:cs="Times New Roman"/>
-                <w:sz w:val="20"/>
-                <w:szCs w:val="20"/>
-              </w:rPr>
-              <w:t xml:space="preserve">-dimetil (C6) e </w:t>
-            </w:r>
-            <w:proofErr w:type="spellStart"/>
-            <w:r>
-              <w:rPr>
-                <w:rFonts w:ascii="Times New Roman" w:eastAsia="Times New Roman" w:hAnsi="Times New Roman" w:cs="Times New Roman"/>
-                <w:sz w:val="20"/>
-                <w:szCs w:val="20"/>
-              </w:rPr>
-              <w:t>isopropenila</w:t>
-            </w:r>
-            <w:proofErr w:type="spellEnd"/>
-            <w:r>
-              <w:rPr>
-                <w:rFonts w:ascii="Times New Roman" w:eastAsia="Times New Roman" w:hAnsi="Times New Roman" w:cs="Times New Roman"/>
-                <w:sz w:val="20"/>
-                <w:szCs w:val="20"/>
-              </w:rPr>
-              <w:t xml:space="preserve"> (C9)</w:t>
+              <w:t>δ CH₃ simétrico e antissimétrico — grupos metila gem-dimetil (C6) e isopropenila (C9)</w:t>
             </w:r>
           </w:p>
         </w:tc>
@@ -9909,29 +8017,7 @@
           <w:sz w:val="20"/>
           <w:szCs w:val="20"/>
         </w:rPr>
-        <w:t xml:space="preserve"> Bandas espectrais diagnósticas — FTIR-ATR — Δ9-THC. Bandas destacadas (ν O–H fenólico + ν C–O fenólico + ν C–O–C éter cíclico) são altamente específicas para Δ9-THC. Adaptado de UNODC (2009) e </w:t>
-      </w:r>
-      <w:proofErr w:type="spellStart"/>
-      <w:r>
-        <w:rPr>
-          <w:rFonts w:ascii="Times New Roman" w:eastAsia="Times New Roman" w:hAnsi="Times New Roman" w:cs="Times New Roman"/>
-          <w:i/>
-          <w:iCs/>
-          <w:sz w:val="20"/>
-          <w:szCs w:val="20"/>
-        </w:rPr>
-        <w:t>Moffat</w:t>
-      </w:r>
-      <w:proofErr w:type="spellEnd"/>
-      <w:r>
-        <w:rPr>
-          <w:rFonts w:ascii="Times New Roman" w:eastAsia="Times New Roman" w:hAnsi="Times New Roman" w:cs="Times New Roman"/>
-          <w:i/>
-          <w:iCs/>
-          <w:sz w:val="20"/>
-          <w:szCs w:val="20"/>
-        </w:rPr>
-        <w:t xml:space="preserve"> et al. (2011).</w:t>
+        <w:t xml:space="preserve"> Bandas espectrais diagnósticas — FTIR-ATR — Δ9-THC. Bandas destacadas (ν O–H fenólico + ν C–O fenólico + ν C–O–C éter cíclico) são altamente específicas para Δ9-THC. Adaptado de UNODC (2009) e Moffat et al. (2011).</w:t>
       </w:r>
     </w:p>
     <w:p>
@@ -10229,10 +8315,11 @@
                 <w:sz w:val="24"/>
                 <w:szCs w:val="24"/>
               </w:rPr>
-              <w:t xml:space="preserve"> — </w:t>
-            </w:r>
-            <w:proofErr w:type="spellStart"/>
-            <w:r>
+              <w:t xml:space="preserve"> — Benzoilmetilecgonina (C₁₇H₂₁NO₄, PM 303,4 g/mol), no material sólido amarelo examinado.</w:t>
+            </w:r>
+          </w:p>
+          <w:p>
+            <w:pPr>
               <w:rPr>
                 <w:rFonts w:ascii="Times New Roman" w:hAnsi="Times New Roman" w:cs="Times New Roman"/>
                 <w:b w:val="0"/>
@@ -10240,9 +8327,18 @@
                 <w:sz w:val="24"/>
                 <w:szCs w:val="24"/>
               </w:rPr>
-              <w:t>Benzoilmetilecgonina</w:t>
-            </w:r>
-            <w:proofErr w:type="spellEnd"/>
+            </w:pPr>
+          </w:p>
+          <w:p>
+            <w:pPr>
+              <w:spacing w:before="80" w:after="80"/>
+              <w:jc w:val="both"/>
+              <w:rPr>
+                <w:rFonts w:ascii="Times New Roman" w:hAnsi="Times New Roman" w:cs="Times New Roman"/>
+                <w:sz w:val="24"/>
+                <w:szCs w:val="24"/>
+              </w:rPr>
+            </w:pPr>
             <w:r>
               <w:rPr>
                 <w:rFonts w:ascii="Times New Roman" w:hAnsi="Times New Roman" w:cs="Times New Roman"/>
@@ -10251,11 +8347,17 @@
                 <w:sz w:val="24"/>
                 <w:szCs w:val="24"/>
               </w:rPr>
-              <w:t xml:space="preserve"> (C₁₇H₂₁NO₄, PM 303,4 g/mol), no material sólido amarelo examinado.</w:t>
-            </w:r>
-          </w:p>
-          <w:p>
-            <w:pPr>
+              <w:t xml:space="preserve">A </w:t>
+            </w:r>
+            <w:r>
+              <w:rPr>
+                <w:rFonts w:ascii="Times New Roman" w:hAnsi="Times New Roman" w:cs="Times New Roman"/>
+                <w:sz w:val="24"/>
+                <w:szCs w:val="24"/>
+              </w:rPr>
+              <w:t>cocaína base (crack)</w:t>
+            </w:r>
+            <w:r>
               <w:rPr>
                 <w:rFonts w:ascii="Times New Roman" w:hAnsi="Times New Roman" w:cs="Times New Roman"/>
                 <w:b w:val="0"/>
@@ -10263,18 +8365,16 @@
                 <w:sz w:val="24"/>
                 <w:szCs w:val="24"/>
               </w:rPr>
-            </w:pPr>
-          </w:p>
-          <w:p>
-            <w:pPr>
-              <w:spacing w:before="80" w:after="80"/>
-              <w:jc w:val="both"/>
+              <w:t xml:space="preserve"> é substância de ação entorpecente/psicotrópica, apta a produzir dependência física e/ou psíquica, relacionada na </w:t>
+            </w:r>
+            <w:r>
               <w:rPr>
                 <w:rFonts w:ascii="Times New Roman" w:hAnsi="Times New Roman" w:cs="Times New Roman"/>
                 <w:sz w:val="24"/>
                 <w:szCs w:val="24"/>
               </w:rPr>
-            </w:pPr>
+              <w:t>Lista F1</w:t>
+            </w:r>
             <w:r>
               <w:rPr>
                 <w:rFonts w:ascii="Times New Roman" w:hAnsi="Times New Roman" w:cs="Times New Roman"/>
@@ -10283,15 +8383,7 @@
                 <w:sz w:val="24"/>
                 <w:szCs w:val="24"/>
               </w:rPr>
-              <w:t xml:space="preserve">A </w:t>
-            </w:r>
-            <w:r>
-              <w:rPr>
-                <w:rFonts w:ascii="Times New Roman" w:hAnsi="Times New Roman" w:cs="Times New Roman"/>
-                <w:sz w:val="24"/>
-                <w:szCs w:val="24"/>
-              </w:rPr>
-              <w:t>cocaína base (crack)</w:t>
+              <w:t xml:space="preserve"> — Substâncias Entorpecentes de uso </w:t>
             </w:r>
             <w:r>
               <w:rPr>
@@ -10301,25 +8393,8 @@
                 <w:sz w:val="24"/>
                 <w:szCs w:val="24"/>
               </w:rPr>
-              <w:t xml:space="preserve"> é substância de ação entorpecente/psicotrópica, apta a produzir dependência física e/ou psíquica, relacionada na </w:t>
-            </w:r>
-            <w:r>
-              <w:rPr>
-                <w:rFonts w:ascii="Times New Roman" w:hAnsi="Times New Roman" w:cs="Times New Roman"/>
-                <w:sz w:val="24"/>
-                <w:szCs w:val="24"/>
-              </w:rPr>
-              <w:t>Lista F1</w:t>
-            </w:r>
-            <w:r>
-              <w:rPr>
-                <w:rFonts w:ascii="Times New Roman" w:hAnsi="Times New Roman" w:cs="Times New Roman"/>
-                <w:b w:val="0"/>
-                <w:bCs w:val="0"/>
-                <w:sz w:val="24"/>
-                <w:szCs w:val="24"/>
-              </w:rPr>
-              <w:t xml:space="preserve"> — Substâncias Entorpecentes de uso proscrito no Brasil da Portaria SVS/MS nº 344, de 12/05/1998 e atualizações posteriores (ANVISA).</w:t>
+              <w:lastRenderedPageBreak/>
+              <w:t>proscrito no Brasil da Portaria SVS/MS nº 344, de 12/05/1998 e atualizações posteriores (ANVISA).</w:t>
             </w:r>
           </w:p>
         </w:tc>
@@ -10447,51 +8522,7 @@
                 <w:sz w:val="24"/>
                 <w:szCs w:val="24"/>
               </w:rPr>
-              <w:t xml:space="preserve"> — </w:t>
-            </w:r>
-            <w:proofErr w:type="spellStart"/>
-            <w:r>
-              <w:rPr>
-                <w:rFonts w:ascii="Times New Roman" w:hAnsi="Times New Roman" w:cs="Times New Roman"/>
-                <w:b w:val="0"/>
-                <w:bCs w:val="0"/>
-                <w:sz w:val="24"/>
-                <w:szCs w:val="24"/>
-              </w:rPr>
-              <w:t>Benzoilmetilecgonina·HCl</w:t>
-            </w:r>
-            <w:proofErr w:type="spellEnd"/>
-            <w:r>
-              <w:rPr>
-                <w:rFonts w:ascii="Times New Roman" w:hAnsi="Times New Roman" w:cs="Times New Roman"/>
-                <w:b w:val="0"/>
-                <w:bCs w:val="0"/>
-                <w:sz w:val="24"/>
-                <w:szCs w:val="24"/>
-              </w:rPr>
-              <w:t xml:space="preserve"> (C₁₇H₂₁NO₄·</w:t>
-            </w:r>
-            <w:proofErr w:type="spellStart"/>
-            <w:r>
-              <w:rPr>
-                <w:rFonts w:ascii="Times New Roman" w:hAnsi="Times New Roman" w:cs="Times New Roman"/>
-                <w:b w:val="0"/>
-                <w:bCs w:val="0"/>
-                <w:sz w:val="24"/>
-                <w:szCs w:val="24"/>
-              </w:rPr>
-              <w:t>HCl</w:t>
-            </w:r>
-            <w:proofErr w:type="spellEnd"/>
-            <w:r>
-              <w:rPr>
-                <w:rFonts w:ascii="Times New Roman" w:hAnsi="Times New Roman" w:cs="Times New Roman"/>
-                <w:b w:val="0"/>
-                <w:bCs w:val="0"/>
-                <w:sz w:val="24"/>
-                <w:szCs w:val="24"/>
-              </w:rPr>
-              <w:t xml:space="preserve">, PM 339,8 g/mol) no material sólido branco examinado. </w:t>
+              <w:t xml:space="preserve"> — Benzoilmetilecgonina·HCl (C₁₇H₂₁NO₄·HCl, PM 339,8 g/mol) no material sólido branco examinado. </w:t>
             </w:r>
           </w:p>
           <w:p>
@@ -11804,6 +9835,7 @@
                 <w:sz w:val="20"/>
                 <w:szCs w:val="20"/>
               </w:rPr>
+              <w:lastRenderedPageBreak/>
               <w:t>Contraprova nº (AMPLO)</w:t>
             </w:r>
           </w:p>
@@ -12072,27 +10104,7 @@
                 <w:szCs w:val="20"/>
                 <w:lang w:val="en-US"/>
               </w:rPr>
-              <w:t xml:space="preserve">Scott </w:t>
-            </w:r>
-            <w:proofErr w:type="spellStart"/>
-            <w:r>
-              <w:rPr>
-                <w:rFonts w:ascii="Times New Roman" w:hAnsi="Times New Roman" w:cs="Times New Roman"/>
-                <w:sz w:val="20"/>
-                <w:szCs w:val="20"/>
-                <w:lang w:val="en-US"/>
-              </w:rPr>
-              <w:t>Modificado</w:t>
-            </w:r>
-            <w:proofErr w:type="spellEnd"/>
-            <w:r>
-              <w:rPr>
-                <w:rFonts w:ascii="Times New Roman" w:hAnsi="Times New Roman" w:cs="Times New Roman"/>
-                <w:sz w:val="20"/>
-                <w:szCs w:val="20"/>
-                <w:lang w:val="en-US"/>
-              </w:rPr>
-              <w:t xml:space="preserve"> (Cat. C/SWGDRUG) + Fast Blue B (Cat. </w:t>
+              <w:t xml:space="preserve">Scott Modificado (Cat. C/SWGDRUG) + Fast Blue B (Cat. </w:t>
             </w:r>
             <w:r>
               <w:rPr>
@@ -12190,7 +10202,6 @@
                 <w:sz w:val="20"/>
                 <w:szCs w:val="20"/>
               </w:rPr>
-              <w:lastRenderedPageBreak/>
               <w:t>Natureza química — item b.</w:t>
             </w:r>
           </w:p>
@@ -12422,25 +10433,7 @@
           <w:sz w:val="16"/>
           <w:szCs w:val="16"/>
         </w:rPr>
-        <w:t xml:space="preserve">Análise forense: pesquisa de drogas vegetais interferentes de testes colorimétricos para identificação dos </w:t>
-      </w:r>
-      <w:proofErr w:type="spellStart"/>
-      <w:r>
-        <w:rPr>
-          <w:rFonts w:ascii="Times New Roman" w:eastAsia="Times New Roman" w:hAnsi="Times New Roman" w:cs="Times New Roman"/>
-          <w:sz w:val="16"/>
-          <w:szCs w:val="16"/>
-        </w:rPr>
-        <w:t>canabinoides</w:t>
-      </w:r>
-      <w:proofErr w:type="spellEnd"/>
-      <w:r>
-        <w:rPr>
-          <w:rFonts w:ascii="Times New Roman" w:eastAsia="Times New Roman" w:hAnsi="Times New Roman" w:cs="Times New Roman"/>
-          <w:sz w:val="16"/>
-          <w:szCs w:val="16"/>
-        </w:rPr>
-        <w:t xml:space="preserve"> da maconha (Cannabis sativa L.). Química Nova, São Paulo, v. 35, n. 10, p. 2040–2043, 2012.</w:t>
+        <w:t>Análise forense: pesquisa de drogas vegetais interferentes de testes colorimétricos para identificação dos canabinoides da maconha (Cannabis sativa L.). Química Nova, São Paulo, v. 35, n. 10, p. 2040–2043, 2012.</w:t>
       </w:r>
     </w:p>
     <w:p>
@@ -12577,27 +10570,7 @@
           <w:szCs w:val="16"/>
           <w:lang w:val="en-US"/>
         </w:rPr>
-        <w:t>BRUKER OPTICS. Alpha II FTIR Spectrometer: technical manual. [</w:t>
-      </w:r>
-      <w:proofErr w:type="spellStart"/>
-      <w:r>
-        <w:rPr>
-          <w:rFonts w:ascii="Times New Roman" w:hAnsi="Times New Roman" w:cs="Times New Roman"/>
-          <w:sz w:val="16"/>
-          <w:szCs w:val="16"/>
-          <w:lang w:val="en-US"/>
-        </w:rPr>
-        <w:t>S.l.</w:t>
-      </w:r>
-      <w:proofErr w:type="spellEnd"/>
-      <w:r>
-        <w:rPr>
-          <w:rFonts w:ascii="Times New Roman" w:hAnsi="Times New Roman" w:cs="Times New Roman"/>
-          <w:sz w:val="16"/>
-          <w:szCs w:val="16"/>
-          <w:lang w:val="en-US"/>
-        </w:rPr>
-        <w:t>]: Bruker, 2020.</w:t>
+        <w:t>BRUKER OPTICS. Alpha II FTIR Spectrometer: technical manual. [S.l.]: Bruker, 2020.</w:t>
       </w:r>
     </w:p>
     <w:p>
@@ -12624,27 +10597,7 @@
           <w:szCs w:val="16"/>
           <w:lang w:val="en-US"/>
         </w:rPr>
-        <w:t>CASALE, J. F. et al. Four new illicit cocaine impurities from the oxidation of crude cocaine base: formation and characterization of the diastereomeric 2,3-dihydroxy-3-phenylpropionylecgonine methyl esters from cis- and trans-</w:t>
-      </w:r>
-      <w:proofErr w:type="spellStart"/>
-      <w:r>
-        <w:rPr>
-          <w:rFonts w:ascii="Times New Roman" w:hAnsi="Times New Roman" w:cs="Times New Roman"/>
-          <w:sz w:val="16"/>
-          <w:szCs w:val="16"/>
-          <w:lang w:val="en-US"/>
-        </w:rPr>
-        <w:t>cinnamoylcocaine</w:t>
-      </w:r>
-      <w:proofErr w:type="spellEnd"/>
-      <w:r>
-        <w:rPr>
-          <w:rFonts w:ascii="Times New Roman" w:hAnsi="Times New Roman" w:cs="Times New Roman"/>
-          <w:sz w:val="16"/>
-          <w:szCs w:val="16"/>
-          <w:lang w:val="en-US"/>
-        </w:rPr>
-        <w:t>. Journal of Forensic Science, v. 52, n. 4, p. 860–866, 2007.</w:t>
+        <w:t>CASALE, J. F. et al. Four new illicit cocaine impurities from the oxidation of crude cocaine base: formation and characterization of the diastereomeric 2,3-dihydroxy-3-phenylpropionylecgonine methyl esters from cis- and trans-cinnamoylcocaine. Journal of Forensic Science, v. 52, n. 4, p. 860–866, 2007.</w:t>
       </w:r>
     </w:p>
     <w:p>
@@ -12780,27 +10733,7 @@
           <w:szCs w:val="16"/>
           <w:lang w:val="en-US"/>
         </w:rPr>
-        <w:t xml:space="preserve">MALDANER, A. O. et al. Brazilian Federal Police drug chemical profiling — The </w:t>
-      </w:r>
-      <w:proofErr w:type="spellStart"/>
-      <w:r>
-        <w:rPr>
-          <w:rFonts w:ascii="Times New Roman" w:hAnsi="Times New Roman" w:cs="Times New Roman"/>
-          <w:sz w:val="16"/>
-          <w:szCs w:val="16"/>
-          <w:lang w:val="en-US"/>
-        </w:rPr>
-        <w:t>PeQui</w:t>
-      </w:r>
-      <w:proofErr w:type="spellEnd"/>
-      <w:r>
-        <w:rPr>
-          <w:rFonts w:ascii="Times New Roman" w:hAnsi="Times New Roman" w:cs="Times New Roman"/>
-          <w:sz w:val="16"/>
-          <w:szCs w:val="16"/>
-          <w:lang w:val="en-US"/>
-        </w:rPr>
-        <w:t xml:space="preserve"> Project. Science and Justice, v. 54, p. 300–306, 2014.</w:t>
+        <w:t>MALDANER, A. O. et al. Brazilian Federal Police drug chemical profiling — The PeQui Project. Science and Justice, v. 54, p. 300–306, 2014.</w:t>
       </w:r>
     </w:p>
     <w:p>
@@ -12965,41 +10898,13 @@
         </w:rPr>
         <w:t xml:space="preserve">SCIENTIFIC WORKING GROUP FOR THE ANALYSIS OF SEIZED DRUGS (SWGDRUG). </w:t>
       </w:r>
-      <w:proofErr w:type="spellStart"/>
       <w:r>
         <w:rPr>
           <w:rFonts w:ascii="Times New Roman" w:hAnsi="Times New Roman" w:cs="Times New Roman"/>
           <w:sz w:val="16"/>
           <w:szCs w:val="16"/>
         </w:rPr>
-        <w:t>Recommendations</w:t>
-      </w:r>
-      <w:proofErr w:type="spellEnd"/>
-      <w:r>
-        <w:rPr>
-          <w:rFonts w:ascii="Times New Roman" w:hAnsi="Times New Roman" w:cs="Times New Roman"/>
-          <w:sz w:val="16"/>
-          <w:szCs w:val="16"/>
-        </w:rPr>
-        <w:t>. Rev. 8.1. [</w:t>
-      </w:r>
-      <w:proofErr w:type="spellStart"/>
-      <w:r>
-        <w:rPr>
-          <w:rFonts w:ascii="Times New Roman" w:hAnsi="Times New Roman" w:cs="Times New Roman"/>
-          <w:sz w:val="16"/>
-          <w:szCs w:val="16"/>
-        </w:rPr>
-        <w:t>S.l</w:t>
-      </w:r>
-      <w:proofErr w:type="spellEnd"/>
-      <w:r>
-        <w:rPr>
-          <w:rFonts w:ascii="Times New Roman" w:hAnsi="Times New Roman" w:cs="Times New Roman"/>
-          <w:sz w:val="16"/>
-          <w:szCs w:val="16"/>
-        </w:rPr>
-        <w:t>.]: SWGDRUG, 2022. Disponível em: https://www.swgdrug.org. Acesso em: maio 2026.</w:t>
+        <w:t>Recommendations. Rev. 8.1. [S.l.]: SWGDRUG, 2022. Disponível em: https://www.swgdrug.org. Acesso em: maio 2026.</w:t>
       </w:r>
     </w:p>
     <w:p>
@@ -13068,25 +10973,7 @@
           <w:sz w:val="16"/>
           <w:szCs w:val="16"/>
         </w:rPr>
-        <w:t xml:space="preserve">Boca </w:t>
-      </w:r>
-      <w:proofErr w:type="spellStart"/>
-      <w:r>
-        <w:rPr>
-          <w:rFonts w:ascii="Times New Roman" w:hAnsi="Times New Roman" w:cs="Times New Roman"/>
-          <w:sz w:val="16"/>
-          <w:szCs w:val="16"/>
-        </w:rPr>
-        <w:t>Raton</w:t>
-      </w:r>
-      <w:proofErr w:type="spellEnd"/>
-      <w:r>
-        <w:rPr>
-          <w:rFonts w:ascii="Times New Roman" w:hAnsi="Times New Roman" w:cs="Times New Roman"/>
-          <w:sz w:val="16"/>
-          <w:szCs w:val="16"/>
-        </w:rPr>
-        <w:t>: CRC Press, 1999.</w:t>
+        <w:t>Boca Raton: CRC Press, 1999.</w:t>
       </w:r>
     </w:p>
     <w:p>
@@ -13121,27 +11008,7 @@
           <w:szCs w:val="16"/>
           <w:lang w:val="en-US"/>
         </w:rPr>
-        <w:t xml:space="preserve">(Cap. 20 — </w:t>
-      </w:r>
-      <w:proofErr w:type="spellStart"/>
-      <w:r>
-        <w:rPr>
-          <w:rFonts w:ascii="Times New Roman" w:hAnsi="Times New Roman" w:cs="Times New Roman"/>
-          <w:sz w:val="16"/>
-          <w:szCs w:val="16"/>
-          <w:lang w:val="en-US"/>
-        </w:rPr>
-        <w:t>Aminas</w:t>
-      </w:r>
-      <w:proofErr w:type="spellEnd"/>
-      <w:r>
-        <w:rPr>
-          <w:rFonts w:ascii="Times New Roman" w:hAnsi="Times New Roman" w:cs="Times New Roman"/>
-          <w:sz w:val="16"/>
-          <w:szCs w:val="16"/>
-          <w:lang w:val="en-US"/>
-        </w:rPr>
-        <w:t>.)</w:t>
+        <w:t>(Cap. 20 — Aminas.)</w:t>
       </w:r>
     </w:p>
     <w:p>
@@ -13218,25 +11085,7 @@
           <w:sz w:val="16"/>
           <w:szCs w:val="16"/>
         </w:rPr>
-        <w:t xml:space="preserve">VASCONCELOS, F. R. P. de. Procedimento Operacional Padrão POP-QUIM-042: extração de </w:t>
-      </w:r>
-      <w:proofErr w:type="spellStart"/>
-      <w:r>
-        <w:rPr>
-          <w:rFonts w:ascii="Times New Roman" w:hAnsi="Times New Roman" w:cs="Times New Roman"/>
-          <w:sz w:val="16"/>
-          <w:szCs w:val="16"/>
-        </w:rPr>
-        <w:t>canabinoides</w:t>
-      </w:r>
-      <w:proofErr w:type="spellEnd"/>
-      <w:r>
-        <w:rPr>
-          <w:rFonts w:ascii="Times New Roman" w:hAnsi="Times New Roman" w:cs="Times New Roman"/>
-          <w:sz w:val="16"/>
-          <w:szCs w:val="16"/>
-        </w:rPr>
-        <w:t xml:space="preserve"> de matriz vegetal para análise por FTIR-ATR (adaptação para metanol e agitação manual). V. 02. Parnaíba: NRPC/PHB / DEPOC / PCPI, 2026.</w:t>
+        <w:t>VASCONCELOS, F. R. P. de. Procedimento Operacional Padrão POP-QUIM-042: extração de canabinoides de matriz vegetal para análise por FTIR-ATR (adaptação para metanol e agitação manual). V. 02. Parnaíba: NRPC/PHB / DEPOC / PCPI, 2026.</w:t>
       </w:r>
     </w:p>
     <w:p>
@@ -13641,9 +11490,8 @@
           <w:sz w:val="16"/>
           <w:szCs w:val="16"/>
         </w:rPr>
-        <w:t xml:space="preserve">Cannabis </w:t>
-      </w:r>
-      <w:proofErr w:type="gramStart"/>
+        <w:t>Cannabis sp</w:t>
+      </w:r>
       <w:r>
         <w:rPr>
           <w:rFonts w:ascii="Times New Roman" w:eastAsia="Times New Roman" w:hAnsi="Times New Roman" w:cs="Times New Roman"/>
@@ -13651,15 +11499,6 @@
           <w:sz w:val="16"/>
           <w:szCs w:val="16"/>
         </w:rPr>
-        <w:t>sp</w:t>
-      </w:r>
-      <w:r>
-        <w:rPr>
-          <w:rFonts w:ascii="Times New Roman" w:eastAsia="Times New Roman" w:hAnsi="Times New Roman" w:cs="Times New Roman"/>
-          <w:i/>
-          <w:sz w:val="16"/>
-          <w:szCs w:val="16"/>
-        </w:rPr>
         <w:t>.</w:t>
       </w:r>
       <w:r>
@@ -13668,24 +11507,23 @@
           <w:sz w:val="16"/>
           <w:szCs w:val="16"/>
         </w:rPr>
-        <w:t>.</w:t>
-      </w:r>
-      <w:proofErr w:type="gramEnd"/>
+        <w:t>. As</w:t>
+      </w:r>
+      <w:r>
+        <w:rPr>
+          <w:rFonts w:ascii="Times New Roman" w:eastAsia="Times New Roman" w:hAnsi="Times New Roman" w:cs="Times New Roman"/>
+          <w:sz w:val="24"/>
+          <w:szCs w:val="24"/>
+        </w:rPr>
+        <w:t xml:space="preserve"> </w:t>
+      </w:r>
       <w:r>
         <w:rPr>
           <w:rFonts w:ascii="Times New Roman" w:eastAsia="Times New Roman" w:hAnsi="Times New Roman" w:cs="Times New Roman"/>
           <w:sz w:val="16"/>
           <w:szCs w:val="16"/>
         </w:rPr>
-        <w:t xml:space="preserve"> As</w:t>
-      </w:r>
-      <w:r>
-        <w:rPr>
-          <w:rFonts w:ascii="Times New Roman" w:eastAsia="Times New Roman" w:hAnsi="Times New Roman" w:cs="Times New Roman"/>
-          <w:sz w:val="24"/>
-          <w:szCs w:val="24"/>
-        </w:rPr>
-        <w:t xml:space="preserve"> </w:t>
+        <w:t>frações selecionadas foram submetidas aos exames macroscópico-botânico, colorimétrico presuntivo e instrumental confirmatório</w:t>
       </w:r>
       <w:r>
         <w:rPr>
@@ -13693,36 +11531,36 @@
           <w:sz w:val="16"/>
           <w:szCs w:val="16"/>
         </w:rPr>
-        <w:t>frações selecionadas foram submetidas aos exames macroscópico-botânico, colorimétrico presuntivo e instrumental confirmatório</w:t>
-      </w:r>
-      <w:r>
-        <w:rPr>
-          <w:rFonts w:ascii="Times New Roman" w:eastAsia="Times New Roman" w:hAnsi="Times New Roman" w:cs="Times New Roman"/>
+        <w:t>.</w:t>
+      </w:r>
+    </w:p>
+  </w:footnote>
+  <w:footnote w:id="3">
+    <w:p>
+      <w:pPr>
+        <w:jc w:val="both"/>
+        <w:rPr>
+          <w:rFonts w:ascii="Times New Roman" w:hAnsi="Times New Roman" w:cs="Times New Roman"/>
           <w:sz w:val="16"/>
           <w:szCs w:val="16"/>
         </w:rPr>
-        <w:t>.</w:t>
-      </w:r>
-    </w:p>
-  </w:footnote>
-  <w:footnote w:id="3">
-    <w:p>
-      <w:pPr>
-        <w:jc w:val="both"/>
-        <w:rPr>
+      </w:pPr>
+      <w:r>
+        <w:rPr>
+          <w:rStyle w:val="Refdenotaderodap"/>
           <w:rFonts w:ascii="Times New Roman" w:hAnsi="Times New Roman" w:cs="Times New Roman"/>
           <w:sz w:val="16"/>
           <w:szCs w:val="16"/>
         </w:rPr>
-      </w:pPr>
-      <w:r>
-        <w:rPr>
-          <w:rStyle w:val="Refdenotaderodap"/>
+        <w:footnoteRef/>
+      </w:r>
+      <w:r>
+        <w:rPr>
           <w:rFonts w:ascii="Times New Roman" w:hAnsi="Times New Roman" w:cs="Times New Roman"/>
           <w:sz w:val="16"/>
           <w:szCs w:val="16"/>
         </w:rPr>
-        <w:footnoteRef/>
+        <w:t>INTERFERÊNCIA POR ADULTERANTES — TESTE DE SCOTT: O ensaio de Scott pode apresentar resultado presuntivo positivo na presença de adulterantes anestésicos locais (lidocaína, procaína, benzocaína) em concentração elevada. Esta ambiguidade é integralmente resolvida pelo FTIR-ATR confirmatório (Cat. A/SWGDRUG), cujos espectros de cocaína e anestésicos locais são inconfundíveis por apresentarem bandas diagnósticas distintas (lidocaína: amida secundária ν C=O ~1665 cm⁻¹; fenacetina: ν C=O</w:t>
       </w:r>
       <w:r>
         <w:rPr>
@@ -13730,95 +11568,23 @@
           <w:sz w:val="16"/>
           <w:szCs w:val="16"/>
         </w:rPr>
-        <w:t xml:space="preserve">INTERFERÊNCIA POR ADULTERANTES — TESTE DE SCOTT: O ensaio de Scott pode apresentar resultado presuntivo positivo na presença de adulterantes anestésicos locais (lidocaína, procaína, </w:t>
-      </w:r>
-      <w:proofErr w:type="spellStart"/>
+        <w:t xml:space="preserve"> </w:t>
+      </w:r>
       <w:r>
         <w:rPr>
           <w:rFonts w:ascii="Times New Roman" w:hAnsi="Times New Roman" w:cs="Times New Roman"/>
           <w:sz w:val="16"/>
           <w:szCs w:val="16"/>
         </w:rPr>
-        <w:t>benzocaína</w:t>
-      </w:r>
-      <w:proofErr w:type="spellEnd"/>
+        <w:t xml:space="preserve">amida ~1660 cm⁻¹; cafeína: ν C=O imídico ~1700/1660 cm⁻¹), afastando qualquer hipótese de falso-positivo colorimétrico. Ref.: Conceição, V.N. et al. Química Nova, v. 37, n. 9, p. 1538–1544, 2014; Rodrigues, N.V.S. et al. J. Braz. </w:t>
+      </w:r>
       <w:r>
         <w:rPr>
           <w:rFonts w:ascii="Times New Roman" w:hAnsi="Times New Roman" w:cs="Times New Roman"/>
           <w:sz w:val="16"/>
           <w:szCs w:val="16"/>
         </w:rPr>
-        <w:t>) em concentração elevada. Esta ambiguidade é integralmente resolvida pelo FTIR-ATR confirmatório (Cat. A/SWGDRUG), cujos espectros de cocaína e anestésicos locais são inconfundíveis por apresentarem bandas diagnósticas distintas (lidocaína: amida secundária ν C=O ~1665 cm⁻¹; fenacetina: ν C=</w:t>
-      </w:r>
-      <w:proofErr w:type="gramStart"/>
-      <w:r>
-        <w:rPr>
-          <w:rFonts w:ascii="Times New Roman" w:hAnsi="Times New Roman" w:cs="Times New Roman"/>
-          <w:sz w:val="16"/>
-          <w:szCs w:val="16"/>
-        </w:rPr>
-        <w:t>O</w:t>
-      </w:r>
-      <w:r>
-        <w:rPr>
-          <w:rFonts w:ascii="Times New Roman" w:hAnsi="Times New Roman" w:cs="Times New Roman"/>
-          <w:sz w:val="16"/>
-          <w:szCs w:val="16"/>
-        </w:rPr>
-        <w:t xml:space="preserve"> </w:t>
-      </w:r>
-      <w:r>
-        <w:rPr>
-          <w:rFonts w:ascii="Times New Roman" w:hAnsi="Times New Roman" w:cs="Times New Roman"/>
-          <w:sz w:val="16"/>
-          <w:szCs w:val="16"/>
-        </w:rPr>
-        <w:t>amida</w:t>
-      </w:r>
-      <w:proofErr w:type="gramEnd"/>
-      <w:r>
-        <w:rPr>
-          <w:rFonts w:ascii="Times New Roman" w:hAnsi="Times New Roman" w:cs="Times New Roman"/>
-          <w:sz w:val="16"/>
-          <w:szCs w:val="16"/>
-        </w:rPr>
-        <w:t xml:space="preserve"> ~1660 cm⁻¹; cafeína: ν C=O </w:t>
-      </w:r>
-      <w:proofErr w:type="spellStart"/>
-      <w:r>
-        <w:rPr>
-          <w:rFonts w:ascii="Times New Roman" w:hAnsi="Times New Roman" w:cs="Times New Roman"/>
-          <w:sz w:val="16"/>
-          <w:szCs w:val="16"/>
-        </w:rPr>
-        <w:t>imídico</w:t>
-      </w:r>
-      <w:proofErr w:type="spellEnd"/>
-      <w:r>
-        <w:rPr>
-          <w:rFonts w:ascii="Times New Roman" w:hAnsi="Times New Roman" w:cs="Times New Roman"/>
-          <w:sz w:val="16"/>
-          <w:szCs w:val="16"/>
-        </w:rPr>
-        <w:t xml:space="preserve"> ~1700/1660 cm⁻¹), afastando qualquer hipótese de falso-positivo colorimétrico. Ref.: Conceição, V.N. et al. Química Nova, v. 37, n. 9, p. 1538–1544, 2014; Rodrigues, N.V.S. et al. J. Braz. </w:t>
-      </w:r>
-      <w:proofErr w:type="spellStart"/>
-      <w:r>
-        <w:rPr>
-          <w:rFonts w:ascii="Times New Roman" w:hAnsi="Times New Roman" w:cs="Times New Roman"/>
-          <w:sz w:val="16"/>
-          <w:szCs w:val="16"/>
-        </w:rPr>
-        <w:t>Chem</w:t>
-      </w:r>
-      <w:proofErr w:type="spellEnd"/>
-      <w:r>
-        <w:rPr>
-          <w:rFonts w:ascii="Times New Roman" w:hAnsi="Times New Roman" w:cs="Times New Roman"/>
-          <w:sz w:val="16"/>
-          <w:szCs w:val="16"/>
-        </w:rPr>
-        <w:t>. Soc., v. 24, n. 3, p. 507–517, 2013.</w:t>
+        <w:t>Chem. Soc., v. 24, n. 3, p. 507–517, 2013.</w:t>
       </w:r>
     </w:p>
   </w:footnote>
@@ -13941,43 +11707,7 @@
           <w:sz w:val="16"/>
           <w:szCs w:val="16"/>
         </w:rPr>
-        <w:t xml:space="preserve">Diferentemente da leitura direta empregada para materiais sólidos, a fração vegetal foi submetida a extração prévia em metanol grau P.A., conforme POP-QUIM-042 (V 2.0, 24/06/2026). Em razão da diferença de matriz entre o extrato </w:t>
-      </w:r>
-      <w:proofErr w:type="spellStart"/>
-      <w:r>
-        <w:rPr>
-          <w:rFonts w:ascii="Times New Roman" w:hAnsi="Times New Roman" w:cs="Times New Roman"/>
-          <w:sz w:val="16"/>
-          <w:szCs w:val="16"/>
-        </w:rPr>
-        <w:t>metanólico</w:t>
-      </w:r>
-      <w:proofErr w:type="spellEnd"/>
-      <w:r>
-        <w:rPr>
-          <w:rFonts w:ascii="Times New Roman" w:hAnsi="Times New Roman" w:cs="Times New Roman"/>
-          <w:sz w:val="16"/>
-          <w:szCs w:val="16"/>
-        </w:rPr>
-        <w:t xml:space="preserve"> questionado e os espectros de referência da biblioteca (obtidos a partir de substância sólida pura, sem extração prévia), observa-se redução esperada do índice de correspondência (Hit </w:t>
-      </w:r>
-      <w:proofErr w:type="spellStart"/>
-      <w:r>
-        <w:rPr>
-          <w:rFonts w:ascii="Times New Roman" w:hAnsi="Times New Roman" w:cs="Times New Roman"/>
-          <w:sz w:val="16"/>
-          <w:szCs w:val="16"/>
-        </w:rPr>
-        <w:t>Quality</w:t>
-      </w:r>
-      <w:proofErr w:type="spellEnd"/>
-      <w:r>
-        <w:rPr>
-          <w:rFonts w:ascii="Times New Roman" w:hAnsi="Times New Roman" w:cs="Times New Roman"/>
-          <w:sz w:val="16"/>
-          <w:szCs w:val="16"/>
-        </w:rPr>
-        <w:t>) frente a leituras diretas, sem que isso comprometa a validade da identificação das bandas diagnósticas específicas do Δ9-THC, avaliadas por comparação visual obrigatória conforme POP SENASP nº 9.09 (2024, §5).</w:t>
+        <w:t>Diferentemente da leitura direta empregada para materiais sólidos, a fração vegetal foi submetida a extração prévia em metanol grau P.A., conforme POP-QUIM-042 (V 2.0, 24/06/2026). Em razão da diferença de matriz entre o extrato metanólico questionado e os espectros de referência da biblioteca (obtidos a partir de substância sólida pura, sem extração prévia), observa-se redução esperada do índice de correspondência (Hit Quality) frente a leituras diretas, sem que isso comprometa a validade da identificação das bandas diagnósticas específicas do Δ9-THC, avaliadas por comparação visual obrigatória conforme POP SENASP nº 9.09 (2024, §5).</w:t>
       </w:r>
     </w:p>
   </w:footnote>
@@ -14042,25 +11772,7 @@
           <w:sz w:val="16"/>
           <w:szCs w:val="16"/>
         </w:rPr>
-        <w:t xml:space="preserve"> (</w:t>
-      </w:r>
-      <w:proofErr w:type="spellStart"/>
-      <w:r>
-        <w:rPr>
-          <w:rFonts w:ascii="Times New Roman" w:hAnsi="Times New Roman" w:cs="Times New Roman"/>
-          <w:sz w:val="16"/>
-          <w:szCs w:val="16"/>
-        </w:rPr>
-        <w:t>ii</w:t>
-      </w:r>
-      <w:proofErr w:type="spellEnd"/>
-      <w:r>
-        <w:rPr>
-          <w:rFonts w:ascii="Times New Roman" w:hAnsi="Times New Roman" w:cs="Times New Roman"/>
-          <w:sz w:val="16"/>
-          <w:szCs w:val="16"/>
-        </w:rPr>
-        <w:t xml:space="preserve">) </w:t>
+        <w:t xml:space="preserve"> (ii) </w:t>
       </w:r>
       <w:r>
         <w:rPr>
@@ -14094,25 +11806,7 @@
           <w:sz w:val="16"/>
           <w:szCs w:val="16"/>
         </w:rPr>
-        <w:t xml:space="preserve"> (</w:t>
-      </w:r>
-      <w:proofErr w:type="spellStart"/>
-      <w:r>
-        <w:rPr>
-          <w:rFonts w:ascii="Times New Roman" w:hAnsi="Times New Roman" w:cs="Times New Roman"/>
-          <w:sz w:val="16"/>
-          <w:szCs w:val="16"/>
-        </w:rPr>
-        <w:t>iii</w:t>
-      </w:r>
-      <w:proofErr w:type="spellEnd"/>
-      <w:r>
-        <w:rPr>
-          <w:rFonts w:ascii="Times New Roman" w:hAnsi="Times New Roman" w:cs="Times New Roman"/>
-          <w:sz w:val="16"/>
-          <w:szCs w:val="16"/>
-        </w:rPr>
-        <w:t xml:space="preserve">) </w:t>
+        <w:t xml:space="preserve"> (iii) </w:t>
       </w:r>
       <w:r>
         <w:rPr>

--- a/L_XXX-XX26_D_XXXXXXXX-XX_CF-PHB_CR_CC_MAC_CP.docx
+++ b/L_XXX-XX26_D_XXXXXXXX-XX_CF-PHB_CR_CC_MAC_CP.docx
@@ -229,13 +229,127 @@
       <w:r>
         <w:t xml:space="preserve"> para execução do exame definitivo. Cumprindo o disposto na requisição, o perito relata com veracidade os procedimentos realizados com o objetivo de realizar identificação qualitativa de substâncias apreendidas, com determinação da natureza química de possível material entorpecente, mediante aplicação de metodologia analítica recomendada para substâncias controladas em conformidade com as diretrizes do </w:t>
       </w:r>
+      <w:proofErr w:type="spellStart"/>
       <w:r>
         <w:rPr>
           <w:i/>
           <w:iCs/>
         </w:rPr>
-        <w:t>Scientific Working Group for the Analysis of Seized Drugs</w:t>
-      </w:r>
+        <w:t>Scientific</w:t>
+      </w:r>
+      <w:proofErr w:type="spellEnd"/>
+      <w:r>
+        <w:rPr>
+          <w:i/>
+          <w:iCs/>
+        </w:rPr>
+        <w:t xml:space="preserve"> </w:t>
+      </w:r>
+      <w:proofErr w:type="spellStart"/>
+      <w:r>
+        <w:rPr>
+          <w:i/>
+          <w:iCs/>
+        </w:rPr>
+        <w:t>Working</w:t>
+      </w:r>
+      <w:proofErr w:type="spellEnd"/>
+      <w:r>
+        <w:rPr>
+          <w:i/>
+          <w:iCs/>
+        </w:rPr>
+        <w:t xml:space="preserve"> </w:t>
+      </w:r>
+      <w:proofErr w:type="spellStart"/>
+      <w:r>
+        <w:rPr>
+          <w:i/>
+          <w:iCs/>
+        </w:rPr>
+        <w:t>Group</w:t>
+      </w:r>
+      <w:proofErr w:type="spellEnd"/>
+      <w:r>
+        <w:rPr>
+          <w:i/>
+          <w:iCs/>
+        </w:rPr>
+        <w:t xml:space="preserve"> for </w:t>
+      </w:r>
+      <w:proofErr w:type="spellStart"/>
+      <w:r>
+        <w:rPr>
+          <w:i/>
+          <w:iCs/>
+        </w:rPr>
+        <w:t>the</w:t>
+      </w:r>
+      <w:proofErr w:type="spellEnd"/>
+      <w:r>
+        <w:rPr>
+          <w:i/>
+          <w:iCs/>
+        </w:rPr>
+        <w:t xml:space="preserve"> </w:t>
+      </w:r>
+      <w:proofErr w:type="spellStart"/>
+      <w:r>
+        <w:rPr>
+          <w:i/>
+          <w:iCs/>
+        </w:rPr>
+        <w:t>Analysis</w:t>
+      </w:r>
+      <w:proofErr w:type="spellEnd"/>
+      <w:r>
+        <w:rPr>
+          <w:i/>
+          <w:iCs/>
+        </w:rPr>
+        <w:t xml:space="preserve"> </w:t>
+      </w:r>
+      <w:proofErr w:type="spellStart"/>
+      <w:r>
+        <w:rPr>
+          <w:i/>
+          <w:iCs/>
+        </w:rPr>
+        <w:t>of</w:t>
+      </w:r>
+      <w:proofErr w:type="spellEnd"/>
+      <w:r>
+        <w:rPr>
+          <w:i/>
+          <w:iCs/>
+        </w:rPr>
+        <w:t xml:space="preserve"> </w:t>
+      </w:r>
+      <w:proofErr w:type="spellStart"/>
+      <w:r>
+        <w:rPr>
+          <w:i/>
+          <w:iCs/>
+        </w:rPr>
+        <w:t>Seized</w:t>
+      </w:r>
+      <w:proofErr w:type="spellEnd"/>
+      <w:r>
+        <w:rPr>
+          <w:i/>
+          <w:iCs/>
+        </w:rPr>
+        <w:t xml:space="preserve"> </w:t>
+      </w:r>
+      <w:proofErr w:type="spellStart"/>
+      <w:r>
+        <w:rPr>
+          <w:i/>
+          <w:iCs/>
+        </w:rPr>
+        <w:t>Drugs</w:t>
+      </w:r>
+      <w:proofErr w:type="spellEnd"/>
       <w:r>
         <w:t xml:space="preserve"> (SWGDRUG Rev. 8.1, 2022) e dos Procedimentos Operacionais Padrão da SENASP/MJ nº 9.09 (2024).</w:t>
       </w:r>
@@ -347,7 +461,15 @@
         <w:t>[ENV_POS_PRELIM]</w:t>
       </w:r>
       <w:r>
-        <w:t xml:space="preserve"> e encaminhado ao Setor de Química Forense para análise definitiva, em observância à cadeia de custódia da prova prevista nos arts. 158-A a 158-F do CPP (Lei 13.964/2019).</w:t>
+        <w:t xml:space="preserve"> e encaminhado ao Setor de Química Forense para análise definitiva, em observância à cadeia de custódia da prova prevista nos </w:t>
+      </w:r>
+      <w:proofErr w:type="spellStart"/>
+      <w:r>
+        <w:t>arts</w:t>
+      </w:r>
+      <w:proofErr w:type="spellEnd"/>
+      <w:r>
+        <w:t>. 158-A a 158-F do CPP (Lei 13.964/2019).</w:t>
       </w:r>
     </w:p>
     <w:p/>
@@ -444,12 +566,21 @@
                 <w:szCs w:val="22"/>
               </w:rPr>
             </w:pPr>
-            <w:r>
-              <w:rPr>
-                <w:sz w:val="22"/>
-                <w:szCs w:val="22"/>
-              </w:rPr>
-              <w:t>Qtd.</w:t>
+            <w:proofErr w:type="spellStart"/>
+            <w:r>
+              <w:rPr>
+                <w:sz w:val="22"/>
+                <w:szCs w:val="22"/>
+              </w:rPr>
+              <w:t>Qtd</w:t>
+            </w:r>
+            <w:proofErr w:type="spellEnd"/>
+            <w:r>
+              <w:rPr>
+                <w:sz w:val="22"/>
+                <w:szCs w:val="22"/>
+              </w:rPr>
+              <w:t>.</w:t>
             </w:r>
           </w:p>
         </w:tc>
@@ -1178,16 +1309,32 @@
           <w:b/>
           <w:bCs/>
         </w:rPr>
-        <w:t>[MÊS_CP]/[ANO_CP]</w:t>
-      </w:r>
-      <w:r>
-        <w:t xml:space="preserve"> nº. </w:t>
-      </w:r>
+        <w:t>[MÊS_</w:t>
+      </w:r>
+      <w:proofErr w:type="gramStart"/>
       <w:r>
         <w:rPr>
           <w:b/>
           <w:bCs/>
         </w:rPr>
+        <w:t>CP]/</w:t>
+      </w:r>
+      <w:proofErr w:type="gramEnd"/>
+      <w:r>
+        <w:rPr>
+          <w:b/>
+          <w:bCs/>
+        </w:rPr>
+        <w:t>[ANO_CP]</w:t>
+      </w:r>
+      <w:r>
+        <w:t xml:space="preserve"> nº. </w:t>
+      </w:r>
+      <w:r>
+        <w:rPr>
+          <w:b/>
+          <w:bCs/>
+        </w:rPr>
         <w:t>[ENV_CP]</w:t>
       </w:r>
       <w:r>
@@ -1222,7 +1369,55 @@
         <w:jc w:val="both"/>
       </w:pPr>
       <w:r>
-        <w:t xml:space="preserve">Para assegurar validade, rastreabilidade metrológica e reprodutibilidade dos resultados, foram adotados controles analíticos, conforme POP-QF-PHB-002 (V 2.0, 08/06/2026). O espectrômetro Bruker Alpha II (nº de série [BRUKER_SN]) foi submetido ao Protocolo de Qualificação de Desempenho (OVP — Operational Verification Protocol / PQ Test, Bruker Optik GmbH) em [OVP_DATA] às [OVP_HORA] (GMT-3), validade até [OVP_VALIDADE_DATA] às [OVP_VALIDADE_HORA] (GMT-3), com resultado geral </w:t>
+        <w:t xml:space="preserve">Para assegurar validade, rastreabilidade metrológica e reprodutibilidade dos resultados, foram adotados controles analíticos, conforme POP-QF-PHB-002 (V 2.0, 08/06/2026). O espectrômetro </w:t>
+      </w:r>
+      <w:proofErr w:type="spellStart"/>
+      <w:r>
+        <w:t>Bruker</w:t>
+      </w:r>
+      <w:proofErr w:type="spellEnd"/>
+      <w:r>
+        <w:t xml:space="preserve"> Alpha II (nº de série [BRUKER_SN]) foi submetido ao Protocolo de Qualificação de Desempenho (OVP — </w:t>
+      </w:r>
+      <w:proofErr w:type="spellStart"/>
+      <w:r>
+        <w:t>Operational</w:t>
+      </w:r>
+      <w:proofErr w:type="spellEnd"/>
+      <w:r>
+        <w:t xml:space="preserve"> </w:t>
+      </w:r>
+      <w:proofErr w:type="spellStart"/>
+      <w:r>
+        <w:t>Verification</w:t>
+      </w:r>
+      <w:proofErr w:type="spellEnd"/>
+      <w:r>
+        <w:t xml:space="preserve"> </w:t>
+      </w:r>
+      <w:proofErr w:type="spellStart"/>
+      <w:r>
+        <w:t>Protocol</w:t>
+      </w:r>
+      <w:proofErr w:type="spellEnd"/>
+      <w:r>
+        <w:t xml:space="preserve"> / PQ Test, </w:t>
+      </w:r>
+      <w:proofErr w:type="spellStart"/>
+      <w:r>
+        <w:t>Bruker</w:t>
+      </w:r>
+      <w:proofErr w:type="spellEnd"/>
+      <w:r>
+        <w:t xml:space="preserve"> </w:t>
+      </w:r>
+      <w:proofErr w:type="spellStart"/>
+      <w:r>
+        <w:t>Optik</w:t>
+      </w:r>
+      <w:proofErr w:type="spellEnd"/>
+      <w:r>
+        <w:t xml:space="preserve"> GmbH) em [OVP_DATA] às [OVP_HORA] (GMT-3), validade até [OVP_VALIDADE_DATA] às [OVP_VALIDADE_HORA] (GMT-3), com resultado geral </w:t>
       </w:r>
       <w:r>
         <w:rPr>
@@ -1242,27 +1437,39 @@
       <w:r>
         <w:t>) Relação Sinal/Ruído (S/N) medida: [OVP_SN_VALUE] (mínimo exigido: 150); (</w:t>
       </w:r>
+      <w:proofErr w:type="spellStart"/>
       <w:r>
         <w:rPr>
           <w:b/>
         </w:rPr>
         <w:t>ii</w:t>
       </w:r>
+      <w:proofErr w:type="spellEnd"/>
       <w:r>
         <w:t>) Desvio máximo da linha 100%: [OVP_BASELINE_DEV] (máximo admissível: 2,0%); (</w:t>
       </w:r>
+      <w:proofErr w:type="spellStart"/>
       <w:r>
         <w:rPr>
           <w:b/>
         </w:rPr>
         <w:t>iii</w:t>
       </w:r>
+      <w:proofErr w:type="spellEnd"/>
       <w:r>
         <w:t xml:space="preserve">) </w:t>
       </w:r>
       <w:r>
         <w:lastRenderedPageBreak/>
-        <w:t>Exatidão de número de onda verificada com poliestireno padrão: desvio medido de [OVP_WAVENUMBER_DEV] (máximo admissível: ±0,50 cm⁻¹). A medição do(s) item(ns) está compreendida dentro da janela de validade deste protocolo. Os resultados atestam plena conformidade instrumental à época da realização dos exames.</w:t>
+        <w:t>Exatidão de número de onda verificada com poliestireno padrão: desvio medido de [OVP_WAVENUMBER_DEV] (máximo admissível: ±0,50 cm⁻¹). A medição do(s) item(</w:t>
+      </w:r>
+      <w:proofErr w:type="spellStart"/>
+      <w:r>
+        <w:t>ns</w:t>
+      </w:r>
+      <w:proofErr w:type="spellEnd"/>
+      <w:r>
+        <w:t>) está compreendida dentro da janela de validade deste protocolo. Os resultados atestam plena conformidade instrumental à época da realização dos exames.</w:t>
       </w:r>
     </w:p>
     <w:p>
@@ -1320,7 +1527,23 @@
         <w:t>Categoria C — SWGDRUG Rev. 8.1, 2022</w:t>
       </w:r>
       <w:r>
-        <w:t>), teste colorimétrico de orientação empregado na triagem de alcaloides tropânicos, notadamente cocaína e substâncias correlatas. O método baseia-se na reação entre a amina terciária e solução de tiocianato de cobalto (II) [Co(SCN)₂], com formação de complexo azul característico.</w:t>
+        <w:t xml:space="preserve">), teste colorimétrico de orientação empregado na triagem de alcaloides </w:t>
+      </w:r>
+      <w:proofErr w:type="spellStart"/>
+      <w:r>
+        <w:t>tropânicos</w:t>
+      </w:r>
+      <w:proofErr w:type="spellEnd"/>
+      <w:r>
+        <w:t>, notadamente cocaína e substâncias correlatas. O método baseia-se na reação entre a amina terciária e solução de tiocianato de cobalto (II) [</w:t>
+      </w:r>
+      <w:proofErr w:type="gramStart"/>
+      <w:r>
+        <w:t>Co(</w:t>
+      </w:r>
+      <w:proofErr w:type="gramEnd"/>
+      <w:r>
+        <w:t>SCN)₂], com formação de complexo azul característico.</w:t>
       </w:r>
       <w:r>
         <w:rPr>
@@ -1342,7 +1565,39 @@
         <w:t>Reagentes utilizados:</w:t>
       </w:r>
       <w:r>
-        <w:t xml:space="preserve"> Co(SCN)₂ (solução 1% aquosa); HCl (10%); CHCl₃ (p.a.).</w:t>
+        <w:t xml:space="preserve"> </w:t>
+      </w:r>
+      <w:proofErr w:type="gramStart"/>
+      <w:r>
+        <w:t>Co(</w:t>
+      </w:r>
+      <w:proofErr w:type="gramEnd"/>
+      <w:r>
+        <w:t xml:space="preserve">SCN)₂ (solução 1% aquosa); </w:t>
+      </w:r>
+      <w:proofErr w:type="spellStart"/>
+      <w:r>
+        <w:t>HCl</w:t>
+      </w:r>
+      <w:proofErr w:type="spellEnd"/>
+      <w:r>
+        <w:t xml:space="preserve"> (10%); </w:t>
+      </w:r>
+      <w:proofErr w:type="spellStart"/>
+      <w:r>
+        <w:t>CHCl</w:t>
+      </w:r>
+      <w:proofErr w:type="spellEnd"/>
+      <w:r>
+        <w:t>₃ (</w:t>
+      </w:r>
+      <w:proofErr w:type="spellStart"/>
+      <w:r>
+        <w:t>p.a</w:t>
+      </w:r>
+      <w:proofErr w:type="spellEnd"/>
+      <w:r>
+        <w:t>.).</w:t>
       </w:r>
     </w:p>
     <w:p>
@@ -1367,7 +1622,15 @@
         <w:t>Fase 1</w:t>
       </w:r>
       <w:r>
-        <w:t xml:space="preserve"> — formação do complexo azul [Co(SCN)₂·alcaloide]; </w:t>
+        <w:t xml:space="preserve"> — formação do complexo azul [</w:t>
+      </w:r>
+      <w:proofErr w:type="gramStart"/>
+      <w:r>
+        <w:t>Co(</w:t>
+      </w:r>
+      <w:proofErr w:type="gramEnd"/>
+      <w:r>
+        <w:t xml:space="preserve">SCN)₂·alcaloide]; </w:t>
       </w:r>
       <w:r>
         <w:rPr>
@@ -1376,7 +1639,15 @@
         <w:t>Fase 2</w:t>
       </w:r>
       <w:r>
-        <w:t xml:space="preserve"> — adição de HCl 10% com desaparecimento da coloração (confirmação de especificidade); </w:t>
+        <w:t xml:space="preserve"> — adição de </w:t>
+      </w:r>
+      <w:proofErr w:type="spellStart"/>
+      <w:r>
+        <w:t>HCl</w:t>
+      </w:r>
+      <w:proofErr w:type="spellEnd"/>
+      <w:r>
+        <w:t xml:space="preserve"> 10% com desaparecimento da coloração (confirmação de especificidade); </w:t>
       </w:r>
       <w:r>
         <w:rPr>
@@ -1385,7 +1656,23 @@
         <w:t>Fase 3</w:t>
       </w:r>
       <w:r>
-        <w:t xml:space="preserve"> — adição de CHCl₃ p.a. com reaparecimento da coloração azul na fase orgânica (diagnóstico de separação). A observação positiva das três fases na sequência descrita é condição indispensável para lavratura de resultado presuntivo positivo.</w:t>
+        <w:t xml:space="preserve"> — adição de </w:t>
+      </w:r>
+      <w:proofErr w:type="spellStart"/>
+      <w:r>
+        <w:t>CHCl</w:t>
+      </w:r>
+      <w:proofErr w:type="spellEnd"/>
+      <w:r>
+        <w:t xml:space="preserve">₃ </w:t>
+      </w:r>
+      <w:proofErr w:type="spellStart"/>
+      <w:r>
+        <w:t>p.a</w:t>
+      </w:r>
+      <w:proofErr w:type="spellEnd"/>
+      <w:r>
+        <w:t>. com reaparecimento da coloração azul na fase orgânica (diagnóstico de separação). A observação positiva das três fases na sequência descrita é condição indispensável para lavratura de resultado presuntivo positivo.</w:t>
       </w:r>
     </w:p>
     <w:p>
@@ -1524,7 +1811,15 @@
         <w:jc w:val="both"/>
       </w:pPr>
       <w:r>
-        <w:t>Frações representativas foram submetidas ao ensaio colorimétrico com sal Fast Blue B (cloreto de di-</w:t>
+        <w:t xml:space="preserve">Frações representativas foram submetidas ao ensaio colorimétrico com sal Fast Blue B (cloreto de </w:t>
+      </w:r>
+      <w:proofErr w:type="spellStart"/>
+      <w:r>
+        <w:t>di</w:t>
+      </w:r>
+      <w:proofErr w:type="spellEnd"/>
+      <w:r>
+        <w:t>-</w:t>
       </w:r>
       <w:r>
         <w:rPr>
@@ -1534,7 +1829,23 @@
         <w:t>o</w:t>
       </w:r>
       <w:r>
-        <w:t xml:space="preserve">-anisidina tetrazolio) — </w:t>
+        <w:t>-</w:t>
+      </w:r>
+      <w:proofErr w:type="spellStart"/>
+      <w:r>
+        <w:t>anisidina</w:t>
+      </w:r>
+      <w:proofErr w:type="spellEnd"/>
+      <w:r>
+        <w:t xml:space="preserve"> </w:t>
+      </w:r>
+      <w:proofErr w:type="spellStart"/>
+      <w:r>
+        <w:t>tetrazolio</w:t>
+      </w:r>
+      <w:proofErr w:type="spellEnd"/>
+      <w:r>
+        <w:t xml:space="preserve">) — </w:t>
       </w:r>
       <w:r>
         <w:rPr>
@@ -1544,7 +1855,31 @@
         <w:t>Categoria C — SWGDRUG Rev. 8.1 (2022)</w:t>
       </w:r>
       <w:r>
-        <w:t xml:space="preserve"> —, método de orientação empregado para pesquisa de canabinoides fenólicos. O método baseia-se na formação de uma ligação azo (–N=N–) altamente conjugada entre o sal diazônio e o grupamento fenólico do Δ9-THC, produzindo coloração vermelho-púrpura/avermelhada característica na fase hexânica. </w:t>
+        <w:t xml:space="preserve"> —, método de orientação empregado para pesquisa de </w:t>
+      </w:r>
+      <w:proofErr w:type="spellStart"/>
+      <w:r>
+        <w:t>canabinoides</w:t>
+      </w:r>
+      <w:proofErr w:type="spellEnd"/>
+      <w:r>
+        <w:t xml:space="preserve"> fenólicos. O método baseia-se na formação de uma ligação azo (–N=N–) altamente conjugada entre o sal </w:t>
+      </w:r>
+      <w:proofErr w:type="spellStart"/>
+      <w:r>
+        <w:t>diazônio</w:t>
+      </w:r>
+      <w:proofErr w:type="spellEnd"/>
+      <w:r>
+        <w:t xml:space="preserve"> e o grupamento fenólico do Δ9-THC, produzindo coloração vermelho-púrpura/avermelhada característica na fase </w:t>
+      </w:r>
+      <w:proofErr w:type="spellStart"/>
+      <w:r>
+        <w:t>hexânica</w:t>
+      </w:r>
+      <w:proofErr w:type="spellEnd"/>
+      <w:r>
+        <w:t xml:space="preserve">. </w:t>
       </w:r>
     </w:p>
     <w:p>
@@ -1560,7 +1895,15 @@
         <w:t>Reagentes:</w:t>
       </w:r>
       <w:r>
-        <w:t xml:space="preserve"> sal Fast Blue B; n-hexano p.a. </w:t>
+        <w:t xml:space="preserve"> sal Fast Blue B; n-hexano </w:t>
+      </w:r>
+      <w:proofErr w:type="spellStart"/>
+      <w:r>
+        <w:t>p.a</w:t>
+      </w:r>
+      <w:proofErr w:type="spellEnd"/>
+      <w:r>
+        <w:t xml:space="preserve">. </w:t>
       </w:r>
     </w:p>
     <w:p>
@@ -1587,7 +1930,15 @@
         <w:t>Fase 1</w:t>
       </w:r>
       <w:r>
-        <w:t xml:space="preserve"> — fração em solução salina com Fast Blue B (1 mg/mL), aguardar 2 minutos; </w:t>
+        <w:t xml:space="preserve"> — fração em solução salina com Fast Blue B (1 mg/</w:t>
+      </w:r>
+      <w:proofErr w:type="spellStart"/>
+      <w:r>
+        <w:t>mL</w:t>
+      </w:r>
+      <w:proofErr w:type="spellEnd"/>
+      <w:r>
+        <w:t xml:space="preserve">), aguardar 2 minutos; </w:t>
       </w:r>
       <w:r>
         <w:rPr>
@@ -1597,7 +1948,15 @@
         <w:t>Fase 2</w:t>
       </w:r>
       <w:r>
-        <w:t xml:space="preserve"> — adição de n-hexano e agitação; coloração vermelho-avermelhada intensa e estável na fase orgânica constitui resultado presuntivo positivo. </w:t>
+        <w:t xml:space="preserve"> — adição de n-hexano e agitação; coloração </w:t>
+      </w:r>
+      <w:proofErr w:type="spellStart"/>
+      <w:r>
+        <w:t>vermelho-avermelhada</w:t>
+      </w:r>
+      <w:proofErr w:type="spellEnd"/>
+      <w:r>
+        <w:t xml:space="preserve"> intensa e estável na fase orgânica constitui resultado presuntivo positivo. </w:t>
       </w:r>
     </w:p>
     <w:p>
@@ -1717,7 +2076,27 @@
           <w:sz w:val="20"/>
           <w:szCs w:val="20"/>
         </w:rPr>
-        <w:t>) da Reação entre o Δ9-THC e Fast Blue B em meio hexânico.</w:t>
+        <w:t xml:space="preserve">) da Reação entre o Δ9-THC e Fast Blue B em meio </w:t>
+      </w:r>
+      <w:proofErr w:type="spellStart"/>
+      <w:r>
+        <w:rPr>
+          <w:i/>
+          <w:iCs/>
+          <w:sz w:val="20"/>
+          <w:szCs w:val="20"/>
+        </w:rPr>
+        <w:t>hexânico</w:t>
+      </w:r>
+      <w:proofErr w:type="spellEnd"/>
+      <w:r>
+        <w:rPr>
+          <w:i/>
+          <w:iCs/>
+          <w:sz w:val="20"/>
+          <w:szCs w:val="20"/>
+        </w:rPr>
+        <w:t>.</w:t>
       </w:r>
     </w:p>
     <w:bookmarkEnd w:id="1"/>
@@ -1812,7 +2191,15 @@
         <w:t>Coloração e aspecto geral:</w:t>
       </w:r>
       <w:r>
-        <w:t xml:space="preserve"> material vegetal fragmentado de coloração marrom-esverdeada a marrom-escura, consistente com oxidação de clorofila e terpenoides em material ressecado, aspecto e odor compatíveis com </w:t>
+        <w:t xml:space="preserve"> material vegetal fragmentado de coloração marrom-esverdeada a marrom-escura, consistente com oxidação de clorofila e </w:t>
+      </w:r>
+      <w:proofErr w:type="spellStart"/>
+      <w:r>
+        <w:t>terpenoides</w:t>
+      </w:r>
+      <w:proofErr w:type="spellEnd"/>
+      <w:r>
+        <w:t xml:space="preserve"> em material ressecado, aspecto e odor compatíveis com </w:t>
       </w:r>
       <w:r>
         <w:rPr>
@@ -1841,7 +2228,31 @@
         <w:t>Odor:</w:t>
       </w:r>
       <w:r>
-        <w:t xml:space="preserve"> resinoso/herbáceo característico, atribuível ao perfil terpênico da espécie (mirceno, β-cariofileno), persistente mesmo após ressecamento em virtude da baixa pressão de vapor desses compostos a temperatura ambiente.</w:t>
+        <w:t xml:space="preserve"> resinoso/herbáceo característico, atribuível ao perfil </w:t>
+      </w:r>
+      <w:proofErr w:type="spellStart"/>
+      <w:r>
+        <w:t>terpênico</w:t>
+      </w:r>
+      <w:proofErr w:type="spellEnd"/>
+      <w:r>
+        <w:t xml:space="preserve"> da espécie (</w:t>
+      </w:r>
+      <w:proofErr w:type="spellStart"/>
+      <w:r>
+        <w:t>mirceno</w:t>
+      </w:r>
+      <w:proofErr w:type="spellEnd"/>
+      <w:r>
+        <w:t>, β-</w:t>
+      </w:r>
+      <w:proofErr w:type="spellStart"/>
+      <w:r>
+        <w:t>cariofileno</w:t>
+      </w:r>
+      <w:proofErr w:type="spellEnd"/>
+      <w:r>
+        <w:t>), persistente mesmo após ressecamento em virtude da baixa pressão de vapor desses compostos a temperatura ambiente.</w:t>
       </w:r>
     </w:p>
     <w:p>
@@ -1910,7 +2321,15 @@
         <w:t>Estruturas florais/brácteas:</w:t>
       </w:r>
       <w:r>
-        <w:t xml:space="preserve"> [quando presentes] identificados fragmentos de brácteas papiráceas com venação característica, compatíveis com cálices de inflorescência feminina de </w:t>
+        <w:t xml:space="preserve"> [quando presentes] identificados fragmentos de brácteas papiráceas com </w:t>
+      </w:r>
+      <w:proofErr w:type="spellStart"/>
+      <w:r>
+        <w:t>venação</w:t>
+      </w:r>
+      <w:proofErr w:type="spellEnd"/>
+      <w:r>
+        <w:t xml:space="preserve"> característica, compatíveis com cálices de inflorescência feminina de </w:t>
       </w:r>
       <w:r>
         <w:rPr>
@@ -2020,16 +2439,26 @@
       <w:r>
         <w:t xml:space="preserve"> Espectrômetro </w:t>
       </w:r>
+      <w:proofErr w:type="spellStart"/>
       <w:r>
         <w:rPr>
           <w:i/>
           <w:iCs/>
         </w:rPr>
-        <w:t>Bruker Alpha II</w:t>
+        <w:t>Bruker</w:t>
+      </w:r>
+      <w:proofErr w:type="spellEnd"/>
+      <w:r>
+        <w:rPr>
+          <w:i/>
+          <w:iCs/>
+        </w:rPr>
+        <w:t xml:space="preserve"> Alpha II</w:t>
       </w:r>
       <w:r>
         <w:t xml:space="preserve"> (nº de série 210363), equipado com acessório de Reflectância Total Atenuada (ATR) com cristal de diamante (ATR Platinum T — 1 reflexão), operando na região espectral de 4000 a 650 cm⁻¹, com 16 varreduras (</w:t>
       </w:r>
+      <w:proofErr w:type="spellStart"/>
       <w:r>
         <w:rPr>
           <w:i/>
@@ -2037,6 +2466,7 @@
         </w:rPr>
         <w:t>scans</w:t>
       </w:r>
+      <w:proofErr w:type="spellEnd"/>
       <w:r>
         <w:t xml:space="preserve">) e resolução de 4 cm⁻¹. O processamento e a identificação espectral foram realizados pelo software </w:t>
       </w:r>
@@ -2045,10 +2475,51 @@
           <w:i/>
           <w:iCs/>
         </w:rPr>
-        <w:t>OPUS DrugID Wizard</w:t>
-      </w:r>
-      <w:r>
-        <w:t xml:space="preserve"> (Bruker Optik GmbH), versão 8.2 Build 8.2.28 / DB 8.2.28.242.</w:t>
+        <w:t xml:space="preserve">OPUS </w:t>
+      </w:r>
+      <w:proofErr w:type="spellStart"/>
+      <w:r>
+        <w:rPr>
+          <w:i/>
+          <w:iCs/>
+        </w:rPr>
+        <w:t>DrugID</w:t>
+      </w:r>
+      <w:proofErr w:type="spellEnd"/>
+      <w:r>
+        <w:rPr>
+          <w:i/>
+          <w:iCs/>
+        </w:rPr>
+        <w:t xml:space="preserve"> </w:t>
+      </w:r>
+      <w:proofErr w:type="spellStart"/>
+      <w:r>
+        <w:rPr>
+          <w:i/>
+          <w:iCs/>
+        </w:rPr>
+        <w:t>Wizard</w:t>
+      </w:r>
+      <w:proofErr w:type="spellEnd"/>
+      <w:r>
+        <w:t xml:space="preserve"> (</w:t>
+      </w:r>
+      <w:proofErr w:type="spellStart"/>
+      <w:r>
+        <w:t>Bruker</w:t>
+      </w:r>
+      <w:proofErr w:type="spellEnd"/>
+      <w:r>
+        <w:t xml:space="preserve"> </w:t>
+      </w:r>
+      <w:proofErr w:type="spellStart"/>
+      <w:r>
+        <w:t>Optik</w:t>
+      </w:r>
+      <w:proofErr w:type="spellEnd"/>
+      <w:r>
+        <w:t xml:space="preserve"> GmbH), versão 8.2 Build 8.2.28 / DB 8.2.28.242.</w:t>
       </w:r>
     </w:p>
     <w:p>
@@ -2064,8 +2535,33 @@
           <w:i/>
           <w:iCs/>
         </w:rPr>
-        <w:t>OPUS DrugID Wizard</w:t>
-      </w:r>
+        <w:t xml:space="preserve">OPUS </w:t>
+      </w:r>
+      <w:proofErr w:type="spellStart"/>
+      <w:r>
+        <w:rPr>
+          <w:i/>
+          <w:iCs/>
+        </w:rPr>
+        <w:t>DrugID</w:t>
+      </w:r>
+      <w:proofErr w:type="spellEnd"/>
+      <w:r>
+        <w:rPr>
+          <w:i/>
+          <w:iCs/>
+        </w:rPr>
+        <w:t xml:space="preserve"> </w:t>
+      </w:r>
+      <w:proofErr w:type="spellStart"/>
+      <w:r>
+        <w:rPr>
+          <w:i/>
+          <w:iCs/>
+        </w:rPr>
+        <w:t>Wizard</w:t>
+      </w:r>
+      <w:proofErr w:type="spellEnd"/>
       <w:r>
         <w:t>. A avaliação não se limitou ao índice de correspondência (</w:t>
       </w:r>
@@ -2087,7 +2583,23 @@
         <w:t>comparação visual obrigatória</w:t>
       </w:r>
       <w:r>
-        <w:t xml:space="preserve"> conforme POP SENASP nº 9.09 (2024, §5): (i) avaliação da aparência geral do espectro; (ii) identificação das bandas diagnósticas principais do padrão de referência; (iii) localização dessas bandas no espectro questionado.</w:t>
+        <w:t xml:space="preserve"> conforme POP SENASP nº 9.09 (2024, §5): (i) avaliação da aparência geral do espectro; (</w:t>
+      </w:r>
+      <w:proofErr w:type="spellStart"/>
+      <w:r>
+        <w:t>ii</w:t>
+      </w:r>
+      <w:proofErr w:type="spellEnd"/>
+      <w:r>
+        <w:t>) identificação das bandas diagnósticas principais do padrão de referência; (</w:t>
+      </w:r>
+      <w:proofErr w:type="spellStart"/>
+      <w:r>
+        <w:t>iii</w:t>
+      </w:r>
+      <w:proofErr w:type="spellEnd"/>
+      <w:r>
+        <w:t>) localização dessas bandas no espectro questionado.</w:t>
       </w:r>
       <w:r>
         <w:rPr>
@@ -2427,7 +2939,27 @@
                 <w:sz w:val="22"/>
                 <w:szCs w:val="22"/>
               </w:rPr>
-              <w:t>Formação de precipitado azul [Co(SCN)₂·cocaína]</w:t>
+              <w:t>Formação de precipitado azul [</w:t>
+            </w:r>
+            <w:proofErr w:type="gramStart"/>
+            <w:r>
+              <w:rPr>
+                <w:i/>
+                <w:iCs/>
+                <w:sz w:val="22"/>
+                <w:szCs w:val="22"/>
+              </w:rPr>
+              <w:t>Co(</w:t>
+            </w:r>
+            <w:proofErr w:type="gramEnd"/>
+            <w:r>
+              <w:rPr>
+                <w:i/>
+                <w:iCs/>
+                <w:sz w:val="22"/>
+                <w:szCs w:val="22"/>
+              </w:rPr>
+              <w:t>SCN)₂·cocaína]</w:t>
             </w:r>
           </w:p>
         </w:tc>
@@ -2456,7 +2988,27 @@
                 <w:sz w:val="22"/>
                 <w:szCs w:val="22"/>
               </w:rPr>
-              <w:t>Desaparecimento da coloração com HCl 10%</w:t>
+              <w:t xml:space="preserve">Desaparecimento da coloração com </w:t>
+            </w:r>
+            <w:proofErr w:type="spellStart"/>
+            <w:r>
+              <w:rPr>
+                <w:i/>
+                <w:iCs/>
+                <w:sz w:val="22"/>
+                <w:szCs w:val="22"/>
+              </w:rPr>
+              <w:t>HCl</w:t>
+            </w:r>
+            <w:proofErr w:type="spellEnd"/>
+            <w:r>
+              <w:rPr>
+                <w:i/>
+                <w:iCs/>
+                <w:sz w:val="22"/>
+                <w:szCs w:val="22"/>
+              </w:rPr>
+              <w:t xml:space="preserve"> 10%</w:t>
             </w:r>
           </w:p>
         </w:tc>
@@ -2485,7 +3037,27 @@
                 <w:sz w:val="22"/>
                 <w:szCs w:val="22"/>
               </w:rPr>
-              <w:t>Reaparecimento da coloração azul na fase orgânica (CHCl₃)</w:t>
+              <w:t>Reaparecimento da coloração azul na fase orgânica (</w:t>
+            </w:r>
+            <w:proofErr w:type="spellStart"/>
+            <w:r>
+              <w:rPr>
+                <w:i/>
+                <w:iCs/>
+                <w:sz w:val="22"/>
+                <w:szCs w:val="22"/>
+              </w:rPr>
+              <w:t>CHCl</w:t>
+            </w:r>
+            <w:proofErr w:type="spellEnd"/>
+            <w:r>
+              <w:rPr>
+                <w:i/>
+                <w:iCs/>
+                <w:sz w:val="22"/>
+                <w:szCs w:val="22"/>
+              </w:rPr>
+              <w:t>₃)</w:t>
             </w:r>
           </w:p>
         </w:tc>
@@ -2627,8 +3199,19 @@
                 <w:sz w:val="22"/>
                 <w:szCs w:val="22"/>
               </w:rPr>
-              <w:t>PRESUNTIVO POSITIVO para alcaloide tropânico</w:t>
-            </w:r>
+              <w:t xml:space="preserve">PRESUNTIVO POSITIVO para alcaloide </w:t>
+            </w:r>
+            <w:proofErr w:type="spellStart"/>
+            <w:r>
+              <w:rPr>
+                <w:b/>
+                <w:bCs/>
+                <w:sz w:val="22"/>
+                <w:szCs w:val="22"/>
+              </w:rPr>
+              <w:t>tropânico</w:t>
+            </w:r>
+            <w:proofErr w:type="spellEnd"/>
           </w:p>
         </w:tc>
       </w:tr>
@@ -2754,8 +3337,19 @@
                 <w:sz w:val="22"/>
                 <w:szCs w:val="22"/>
               </w:rPr>
-              <w:t>PRESUNTIVO POSITIVO para alcaloide tropânico</w:t>
-            </w:r>
+              <w:t xml:space="preserve">PRESUNTIVO POSITIVO para alcaloide </w:t>
+            </w:r>
+            <w:proofErr w:type="spellStart"/>
+            <w:r>
+              <w:rPr>
+                <w:b/>
+                <w:bCs/>
+                <w:sz w:val="22"/>
+                <w:szCs w:val="22"/>
+              </w:rPr>
+              <w:t>tropânico</w:t>
+            </w:r>
+            <w:proofErr w:type="spellEnd"/>
           </w:p>
         </w:tc>
       </w:tr>
@@ -2822,28 +3416,78 @@
           <w:b/>
           <w:bCs/>
         </w:rPr>
-        <w:t>cocaína base (benzoilmetilecgonina)</w:t>
-      </w:r>
-      <w:r>
-        <w:t xml:space="preserve"> em biblioteca de referência consultada por meio do software </w:t>
-      </w:r>
-      <w:r>
-        <w:rPr>
-          <w:i/>
-          <w:iCs/>
-        </w:rPr>
-        <w:t>OPUS DrugID Wizard</w:t>
-      </w:r>
-      <w:r>
-        <w:t xml:space="preserve">. Observou-se concordância com bandas espectrais diagnósticas atribuíveis à </w:t>
-      </w:r>
+        <w:t>cocaína base (</w:t>
+      </w:r>
+      <w:proofErr w:type="spellStart"/>
       <w:r>
         <w:rPr>
           <w:b/>
           <w:bCs/>
         </w:rPr>
-        <w:t>Cocaína Base — benzoilmetilecgonina</w:t>
-      </w:r>
+        <w:t>benzoilmetilecgonina</w:t>
+      </w:r>
+      <w:proofErr w:type="spellEnd"/>
+      <w:r>
+        <w:rPr>
+          <w:b/>
+          <w:bCs/>
+        </w:rPr>
+        <w:t>)</w:t>
+      </w:r>
+      <w:r>
+        <w:t xml:space="preserve"> em biblioteca de referência consultada por meio do software </w:t>
+      </w:r>
+      <w:r>
+        <w:rPr>
+          <w:i/>
+          <w:iCs/>
+        </w:rPr>
+        <w:t xml:space="preserve">OPUS </w:t>
+      </w:r>
+      <w:proofErr w:type="spellStart"/>
+      <w:r>
+        <w:rPr>
+          <w:i/>
+          <w:iCs/>
+        </w:rPr>
+        <w:t>DrugID</w:t>
+      </w:r>
+      <w:proofErr w:type="spellEnd"/>
+      <w:r>
+        <w:rPr>
+          <w:i/>
+          <w:iCs/>
+        </w:rPr>
+        <w:t xml:space="preserve"> </w:t>
+      </w:r>
+      <w:proofErr w:type="spellStart"/>
+      <w:r>
+        <w:rPr>
+          <w:i/>
+          <w:iCs/>
+        </w:rPr>
+        <w:t>Wizard</w:t>
+      </w:r>
+      <w:proofErr w:type="spellEnd"/>
+      <w:r>
+        <w:t xml:space="preserve">. Observou-se concordância com bandas espectrais diagnósticas atribuíveis à </w:t>
+      </w:r>
+      <w:r>
+        <w:rPr>
+          <w:b/>
+          <w:bCs/>
+        </w:rPr>
+        <w:t xml:space="preserve">Cocaína Base — </w:t>
+      </w:r>
+      <w:proofErr w:type="spellStart"/>
+      <w:r>
+        <w:rPr>
+          <w:b/>
+          <w:bCs/>
+        </w:rPr>
+        <w:t>benzoilmetilecgonina</w:t>
+      </w:r>
+      <w:proofErr w:type="spellEnd"/>
       <w:r>
         <w:t xml:space="preserve">, nome IUPAC: </w:t>
       </w:r>
@@ -2852,7 +3496,23 @@
           <w:i/>
           <w:iCs/>
         </w:rPr>
-        <w:t>metil (1R,2R,3S,5S)-3-(benzoiloxi)-8-metil-8-azabiciclo[3.2.1]octano-2-carboxilato</w:t>
+        <w:t>metil (1R,2R,3S,5</w:t>
+      </w:r>
+      <w:proofErr w:type="gramStart"/>
+      <w:r>
+        <w:rPr>
+          <w:i/>
+          <w:iCs/>
+        </w:rPr>
+        <w:t>S)-</w:t>
+      </w:r>
+      <w:proofErr w:type="gramEnd"/>
+      <w:r>
+        <w:rPr>
+          <w:i/>
+          <w:iCs/>
+        </w:rPr>
+        <w:t>3-(benzoiloxi)-8-metil-8-azabiciclo[3.2.1]octano-2-carboxilato</w:t>
       </w:r>
       <w:r>
         <w:t>. Fórmula molecular: C₁₇H₂₁NO₄. Peso molecular: 303,4 g/mol.</w:t>
@@ -2883,7 +3543,23 @@
         <w:t>[ENTRADA_NR_CR]</w:t>
       </w:r>
       <w:r>
-        <w:t xml:space="preserve">; Hit Quality/Content (%): </w:t>
+        <w:t xml:space="preserve">; Hit </w:t>
+      </w:r>
+      <w:proofErr w:type="spellStart"/>
+      <w:r>
+        <w:t>Quality</w:t>
+      </w:r>
+      <w:proofErr w:type="spellEnd"/>
+      <w:r>
+        <w:t>/</w:t>
+      </w:r>
+      <w:proofErr w:type="spellStart"/>
+      <w:r>
+        <w:t>Content</w:t>
+      </w:r>
+      <w:proofErr w:type="spellEnd"/>
+      <w:r>
+        <w:t xml:space="preserve"> (%): </w:t>
       </w:r>
       <w:r>
         <w:rPr>
@@ -2918,7 +3594,23 @@
         <w:jc w:val="both"/>
       </w:pPr>
       <w:r>
-        <w:t>[PENDENTE: inserir Figura — captura de tela do relatório Library Search (OPUS DrugID Wizard) com o espectro da amostra, espectro de referência e tabela de metadados]</w:t>
+        <w:t xml:space="preserve">[PENDENTE: inserir Figura — captura de tela do relatório Library Search (OPUS </w:t>
+      </w:r>
+      <w:proofErr w:type="spellStart"/>
+      <w:r>
+        <w:t>DrugID</w:t>
+      </w:r>
+      <w:proofErr w:type="spellEnd"/>
+      <w:r>
+        <w:t xml:space="preserve"> </w:t>
+      </w:r>
+      <w:proofErr w:type="spellStart"/>
+      <w:r>
+        <w:t>Wizard</w:t>
+      </w:r>
+      <w:proofErr w:type="spellEnd"/>
+      <w:r>
+        <w:t>) com o espectro da amostra, espectro de referência e tabela de metadados]</w:t>
       </w:r>
     </w:p>
     <w:p>
@@ -2955,7 +3647,115 @@
           <w:sz w:val="22"/>
           <w:szCs w:val="22"/>
         </w:rPr>
-        <w:t xml:space="preserve"> Comparação espectral por FTIR-ATR entre o espectro obtido da amostra questionada (traçado superior) e o espectro de referência da biblioteca espectral consultada (traçado inferior), processada pelo software OPUS DrugID Wizard (Bruker Optik GmbH), com indicação do índice de correspondência (Hit Quality/Content) e das demais informações de identificação espectral.</w:t>
+        <w:t xml:space="preserve"> Comparação espectral por FTIR-ATR entre o espectro obtido da amostra questionada (traçado superior) e o espectro de referência da biblioteca espectral consultada (traçado inferior), processada pelo software OPUS </w:t>
+      </w:r>
+      <w:proofErr w:type="spellStart"/>
+      <w:r>
+        <w:rPr>
+          <w:i/>
+          <w:sz w:val="22"/>
+          <w:szCs w:val="22"/>
+        </w:rPr>
+        <w:t>DrugID</w:t>
+      </w:r>
+      <w:proofErr w:type="spellEnd"/>
+      <w:r>
+        <w:rPr>
+          <w:i/>
+          <w:sz w:val="22"/>
+          <w:szCs w:val="22"/>
+        </w:rPr>
+        <w:t xml:space="preserve"> </w:t>
+      </w:r>
+      <w:proofErr w:type="spellStart"/>
+      <w:r>
+        <w:rPr>
+          <w:i/>
+          <w:sz w:val="22"/>
+          <w:szCs w:val="22"/>
+        </w:rPr>
+        <w:t>Wizard</w:t>
+      </w:r>
+      <w:proofErr w:type="spellEnd"/>
+      <w:r>
+        <w:rPr>
+          <w:i/>
+          <w:sz w:val="22"/>
+          <w:szCs w:val="22"/>
+        </w:rPr>
+        <w:t xml:space="preserve"> (</w:t>
+      </w:r>
+      <w:proofErr w:type="spellStart"/>
+      <w:r>
+        <w:rPr>
+          <w:i/>
+          <w:sz w:val="22"/>
+          <w:szCs w:val="22"/>
+        </w:rPr>
+        <w:t>Bruker</w:t>
+      </w:r>
+      <w:proofErr w:type="spellEnd"/>
+      <w:r>
+        <w:rPr>
+          <w:i/>
+          <w:sz w:val="22"/>
+          <w:szCs w:val="22"/>
+        </w:rPr>
+        <w:t xml:space="preserve"> </w:t>
+      </w:r>
+      <w:proofErr w:type="spellStart"/>
+      <w:r>
+        <w:rPr>
+          <w:i/>
+          <w:sz w:val="22"/>
+          <w:szCs w:val="22"/>
+        </w:rPr>
+        <w:t>Optik</w:t>
+      </w:r>
+      <w:proofErr w:type="spellEnd"/>
+      <w:r>
+        <w:rPr>
+          <w:i/>
+          <w:sz w:val="22"/>
+          <w:szCs w:val="22"/>
+        </w:rPr>
+        <w:t xml:space="preserve"> GmbH), com indicação do índice de correspondência (Hit </w:t>
+      </w:r>
+      <w:proofErr w:type="spellStart"/>
+      <w:r>
+        <w:rPr>
+          <w:i/>
+          <w:sz w:val="22"/>
+          <w:szCs w:val="22"/>
+        </w:rPr>
+        <w:t>Quality</w:t>
+      </w:r>
+      <w:proofErr w:type="spellEnd"/>
+      <w:r>
+        <w:rPr>
+          <w:i/>
+          <w:sz w:val="22"/>
+          <w:szCs w:val="22"/>
+        </w:rPr>
+        <w:t>/</w:t>
+      </w:r>
+      <w:proofErr w:type="spellStart"/>
+      <w:r>
+        <w:rPr>
+          <w:i/>
+          <w:sz w:val="22"/>
+          <w:szCs w:val="22"/>
+        </w:rPr>
+        <w:t>Content</w:t>
+      </w:r>
+      <w:proofErr w:type="spellEnd"/>
+      <w:r>
+        <w:rPr>
+          <w:i/>
+          <w:sz w:val="22"/>
+          <w:szCs w:val="22"/>
+        </w:rPr>
+        <w:t>) e das demais informações de identificação espectral.</w:t>
       </w:r>
     </w:p>
     <w:p>
@@ -3177,8 +3977,19 @@
                 <w:sz w:val="22"/>
                 <w:szCs w:val="22"/>
               </w:rPr>
-              <w:t>Éster benzóico</w:t>
-            </w:r>
+              <w:t xml:space="preserve">Éster </w:t>
+            </w:r>
+            <w:proofErr w:type="spellStart"/>
+            <w:r>
+              <w:rPr>
+                <w:b/>
+                <w:bCs/>
+                <w:sz w:val="22"/>
+                <w:szCs w:val="22"/>
+              </w:rPr>
+              <w:t>benzóico</w:t>
+            </w:r>
+            <w:proofErr w:type="spellEnd"/>
           </w:p>
         </w:tc>
       </w:tr>
@@ -3714,7 +4525,25 @@
           <w:sz w:val="22"/>
           <w:szCs w:val="22"/>
         </w:rPr>
-        <w:t xml:space="preserve"> Bandas espectrais diagnósticas — FTIR-ATR — Cocaína Base (benzoilmetilecgonina).</w:t>
+        <w:t xml:space="preserve"> Bandas espectrais diagnósticas — FTIR-ATR — Cocaína Base (</w:t>
+      </w:r>
+      <w:proofErr w:type="spellStart"/>
+      <w:r>
+        <w:rPr>
+          <w:i/>
+          <w:sz w:val="22"/>
+          <w:szCs w:val="22"/>
+        </w:rPr>
+        <w:t>benzoilmetilecgonina</w:t>
+      </w:r>
+      <w:proofErr w:type="spellEnd"/>
+      <w:r>
+        <w:rPr>
+          <w:i/>
+          <w:sz w:val="22"/>
+          <w:szCs w:val="22"/>
+        </w:rPr>
+        <w:t>).</w:t>
       </w:r>
     </w:p>
     <w:p>
@@ -3862,7 +4691,39 @@
           <w:i/>
           <w:iCs/>
         </w:rPr>
-        <w:t>OPUS DrugID Wizard.</w:t>
+        <w:t xml:space="preserve">OPUS </w:t>
+      </w:r>
+      <w:proofErr w:type="spellStart"/>
+      <w:r>
+        <w:rPr>
+          <w:i/>
+          <w:iCs/>
+        </w:rPr>
+        <w:t>DrugID</w:t>
+      </w:r>
+      <w:proofErr w:type="spellEnd"/>
+      <w:r>
+        <w:rPr>
+          <w:i/>
+          <w:iCs/>
+        </w:rPr>
+        <w:t xml:space="preserve"> </w:t>
+      </w:r>
+      <w:proofErr w:type="spellStart"/>
+      <w:r>
+        <w:rPr>
+          <w:i/>
+          <w:iCs/>
+        </w:rPr>
+        <w:t>Wizard</w:t>
+      </w:r>
+      <w:proofErr w:type="spellEnd"/>
+      <w:r>
+        <w:rPr>
+          <w:i/>
+          <w:iCs/>
+        </w:rPr>
+        <w:t>.</w:t>
       </w:r>
       <w:r>
         <w:t xml:space="preserve"> Observou-se concordância com bandas diagnósticas atribuíveis ao </w:t>
@@ -3874,18 +4735,47 @@
         </w:rPr>
         <w:t xml:space="preserve">Cloridrato de Cocaína — </w:t>
       </w:r>
-      <w:r>
-        <w:t xml:space="preserve">benzoilmetilecgonina·HCl, nome IUPAC: </w:t>
+      <w:proofErr w:type="spellStart"/>
+      <w:r>
+        <w:t>benzoilmetilecgonina·HCl</w:t>
+      </w:r>
+      <w:proofErr w:type="spellEnd"/>
+      <w:r>
+        <w:t xml:space="preserve">, nome IUPAC: </w:t>
       </w:r>
       <w:r>
         <w:rPr>
           <w:i/>
           <w:iCs/>
         </w:rPr>
-        <w:t>metil (1R,2R,3S,5S)-3-(benzoiloxi)-8-metil-8-azabiciclo[3.2.1]octano-2-carboxilato cloridrato</w:t>
-      </w:r>
-      <w:r>
-        <w:t>. Fórmula molecular: C₁₇H₂₁NO₄·HCl. Peso molecular: 339,8 g/mol.</w:t>
+        <w:t>metil (1R,2R,3S,5</w:t>
+      </w:r>
+      <w:proofErr w:type="gramStart"/>
+      <w:r>
+        <w:rPr>
+          <w:i/>
+          <w:iCs/>
+        </w:rPr>
+        <w:t>S)-</w:t>
+      </w:r>
+      <w:proofErr w:type="gramEnd"/>
+      <w:r>
+        <w:rPr>
+          <w:i/>
+          <w:iCs/>
+        </w:rPr>
+        <w:t>3-(benzoiloxi)-8-metil-8-azabiciclo[3.2.1]octano-2-carboxilato cloridrato</w:t>
+      </w:r>
+      <w:r>
+        <w:t>. Fórmula molecular: C₁₇H₂₁NO₄·</w:t>
+      </w:r>
+      <w:proofErr w:type="spellStart"/>
+      <w:r>
+        <w:t>HCl</w:t>
+      </w:r>
+      <w:proofErr w:type="spellEnd"/>
+      <w:r>
+        <w:t>. Peso molecular: 339,8 g/mol.</w:t>
       </w:r>
     </w:p>
     <w:p>
@@ -3913,7 +4803,23 @@
         <w:t>[ENTRADA_NR_CC]</w:t>
       </w:r>
       <w:r>
-        <w:t xml:space="preserve">; Hit Quality/Content (%): </w:t>
+        <w:t xml:space="preserve">; Hit </w:t>
+      </w:r>
+      <w:proofErr w:type="spellStart"/>
+      <w:r>
+        <w:t>Quality</w:t>
+      </w:r>
+      <w:proofErr w:type="spellEnd"/>
+      <w:r>
+        <w:t>/</w:t>
+      </w:r>
+      <w:proofErr w:type="spellStart"/>
+      <w:r>
+        <w:t>Content</w:t>
+      </w:r>
+      <w:proofErr w:type="spellEnd"/>
+      <w:r>
+        <w:t xml:space="preserve"> (%): </w:t>
       </w:r>
       <w:r>
         <w:rPr>
@@ -3948,7 +4854,23 @@
         <w:jc w:val="both"/>
       </w:pPr>
       <w:r>
-        <w:t>[PENDENTE: inserir Figura — captura de tela do relatório Library Search (OPUS DrugID Wizard) com o espectro da amostra, espectro de referência e tabela de metadados]</w:t>
+        <w:t xml:space="preserve">[PENDENTE: inserir Figura — captura de tela do relatório Library Search (OPUS </w:t>
+      </w:r>
+      <w:proofErr w:type="spellStart"/>
+      <w:r>
+        <w:t>DrugID</w:t>
+      </w:r>
+      <w:proofErr w:type="spellEnd"/>
+      <w:r>
+        <w:t xml:space="preserve"> </w:t>
+      </w:r>
+      <w:proofErr w:type="spellStart"/>
+      <w:r>
+        <w:t>Wizard</w:t>
+      </w:r>
+      <w:proofErr w:type="spellEnd"/>
+      <w:r>
+        <w:t>) com o espectro da amostra, espectro de referência e tabela de metadados]</w:t>
       </w:r>
     </w:p>
     <w:p>
@@ -3985,7 +4907,115 @@
           <w:sz w:val="22"/>
           <w:szCs w:val="22"/>
         </w:rPr>
-        <w:t xml:space="preserve"> Comparação espectral por FTIR-ATR entre o espectro obtido da amostra questionada (traçado superior) e o espectro de referência da biblioteca espectral consultada (traçado inferior), processada pelo software OPUS DrugID Wizard (Bruker Optik GmbH), com indicação do índice de correspondência (Hit Quality/Content) e das demais informações de identificação espectral.</w:t>
+        <w:t xml:space="preserve"> Comparação espectral por FTIR-ATR entre o espectro obtido da amostra questionada (traçado superior) e o espectro de referência da biblioteca espectral consultada (traçado inferior), processada pelo software OPUS </w:t>
+      </w:r>
+      <w:proofErr w:type="spellStart"/>
+      <w:r>
+        <w:rPr>
+          <w:i/>
+          <w:sz w:val="22"/>
+          <w:szCs w:val="22"/>
+        </w:rPr>
+        <w:t>DrugID</w:t>
+      </w:r>
+      <w:proofErr w:type="spellEnd"/>
+      <w:r>
+        <w:rPr>
+          <w:i/>
+          <w:sz w:val="22"/>
+          <w:szCs w:val="22"/>
+        </w:rPr>
+        <w:t xml:space="preserve"> </w:t>
+      </w:r>
+      <w:proofErr w:type="spellStart"/>
+      <w:r>
+        <w:rPr>
+          <w:i/>
+          <w:sz w:val="22"/>
+          <w:szCs w:val="22"/>
+        </w:rPr>
+        <w:t>Wizard</w:t>
+      </w:r>
+      <w:proofErr w:type="spellEnd"/>
+      <w:r>
+        <w:rPr>
+          <w:i/>
+          <w:sz w:val="22"/>
+          <w:szCs w:val="22"/>
+        </w:rPr>
+        <w:t xml:space="preserve"> (</w:t>
+      </w:r>
+      <w:proofErr w:type="spellStart"/>
+      <w:r>
+        <w:rPr>
+          <w:i/>
+          <w:sz w:val="22"/>
+          <w:szCs w:val="22"/>
+        </w:rPr>
+        <w:t>Bruker</w:t>
+      </w:r>
+      <w:proofErr w:type="spellEnd"/>
+      <w:r>
+        <w:rPr>
+          <w:i/>
+          <w:sz w:val="22"/>
+          <w:szCs w:val="22"/>
+        </w:rPr>
+        <w:t xml:space="preserve"> </w:t>
+      </w:r>
+      <w:proofErr w:type="spellStart"/>
+      <w:r>
+        <w:rPr>
+          <w:i/>
+          <w:sz w:val="22"/>
+          <w:szCs w:val="22"/>
+        </w:rPr>
+        <w:t>Optik</w:t>
+      </w:r>
+      <w:proofErr w:type="spellEnd"/>
+      <w:r>
+        <w:rPr>
+          <w:i/>
+          <w:sz w:val="22"/>
+          <w:szCs w:val="22"/>
+        </w:rPr>
+        <w:t xml:space="preserve"> GmbH), com indicação do índice de correspondência (Hit </w:t>
+      </w:r>
+      <w:proofErr w:type="spellStart"/>
+      <w:r>
+        <w:rPr>
+          <w:i/>
+          <w:sz w:val="22"/>
+          <w:szCs w:val="22"/>
+        </w:rPr>
+        <w:t>Quality</w:t>
+      </w:r>
+      <w:proofErr w:type="spellEnd"/>
+      <w:r>
+        <w:rPr>
+          <w:i/>
+          <w:sz w:val="22"/>
+          <w:szCs w:val="22"/>
+        </w:rPr>
+        <w:t>/</w:t>
+      </w:r>
+      <w:proofErr w:type="spellStart"/>
+      <w:r>
+        <w:rPr>
+          <w:i/>
+          <w:sz w:val="22"/>
+          <w:szCs w:val="22"/>
+        </w:rPr>
+        <w:t>Content</w:t>
+      </w:r>
+      <w:proofErr w:type="spellEnd"/>
+      <w:r>
+        <w:rPr>
+          <w:i/>
+          <w:sz w:val="22"/>
+          <w:szCs w:val="22"/>
+        </w:rPr>
+        <w:t>) e das demais informações de identificação espectral.</w:t>
       </w:r>
     </w:p>
     <w:p>
@@ -4212,8 +5242,19 @@
                 <w:sz w:val="22"/>
                 <w:szCs w:val="22"/>
               </w:rPr>
-              <w:t>Amina terciária protonada</w:t>
-            </w:r>
+              <w:t xml:space="preserve">Amina terciária </w:t>
+            </w:r>
+            <w:proofErr w:type="spellStart"/>
+            <w:r>
+              <w:rPr>
+                <w:b/>
+                <w:bCs/>
+                <w:sz w:val="22"/>
+                <w:szCs w:val="22"/>
+              </w:rPr>
+              <w:t>protonada</w:t>
+            </w:r>
+            <w:proofErr w:type="spellEnd"/>
           </w:p>
         </w:tc>
       </w:tr>
@@ -4286,8 +5327,19 @@
                 <w:sz w:val="22"/>
                 <w:szCs w:val="22"/>
               </w:rPr>
-              <w:t>ν C=O éster benzóico</w:t>
-            </w:r>
+              <w:t xml:space="preserve">ν C=O éster </w:t>
+            </w:r>
+            <w:proofErr w:type="spellStart"/>
+            <w:r>
+              <w:rPr>
+                <w:b/>
+                <w:bCs/>
+                <w:sz w:val="22"/>
+                <w:szCs w:val="22"/>
+              </w:rPr>
+              <w:t>benzóico</w:t>
+            </w:r>
+            <w:proofErr w:type="spellEnd"/>
             <w:r>
               <w:rPr>
                 <w:sz w:val="22"/>
@@ -4317,8 +5369,19 @@
                 <w:sz w:val="22"/>
                 <w:szCs w:val="22"/>
               </w:rPr>
-              <w:t>Éster benzóico</w:t>
-            </w:r>
+              <w:t xml:space="preserve">Éster </w:t>
+            </w:r>
+            <w:proofErr w:type="spellStart"/>
+            <w:r>
+              <w:rPr>
+                <w:b/>
+                <w:bCs/>
+                <w:sz w:val="22"/>
+                <w:szCs w:val="22"/>
+              </w:rPr>
+              <w:t>benzóico</w:t>
+            </w:r>
+            <w:proofErr w:type="spellEnd"/>
           </w:p>
         </w:tc>
       </w:tr>
@@ -4734,6 +5797,7 @@
         </w:rPr>
         <w:t xml:space="preserve">Estrutura química da </w:t>
       </w:r>
+      <w:proofErr w:type="spellStart"/>
       <w:r>
         <w:rPr>
           <w:b/>
@@ -4745,6 +5809,7 @@
         </w:rPr>
         <w:t>Cocaína.HCl</w:t>
       </w:r>
+      <w:proofErr w:type="spellEnd"/>
     </w:p>
     <w:p>
       <w:pPr>
@@ -4801,10 +5866,42 @@
           <w:b/>
           <w:bCs/>
         </w:rPr>
-        <w:t>PRESUNTIVO POSITIVO para canabinoide fenólico</w:t>
-      </w:r>
-      <w:r>
-        <w:t>, evidenciado pela formação de coloração vermelho-avermelhada intensa e estável na fase orgânica hexânica, compatível com produto de acoplamento azoaromático do Δ9-THC.</w:t>
+        <w:t xml:space="preserve">PRESUNTIVO POSITIVO para </w:t>
+      </w:r>
+      <w:proofErr w:type="spellStart"/>
+      <w:r>
+        <w:rPr>
+          <w:b/>
+          <w:bCs/>
+        </w:rPr>
+        <w:t>canabinoide</w:t>
+      </w:r>
+      <w:proofErr w:type="spellEnd"/>
+      <w:r>
+        <w:rPr>
+          <w:b/>
+          <w:bCs/>
+        </w:rPr>
+        <w:t xml:space="preserve"> fenólico</w:t>
+      </w:r>
+      <w:r>
+        <w:t xml:space="preserve">, evidenciado pela formação de coloração </w:t>
+      </w:r>
+      <w:proofErr w:type="spellStart"/>
+      <w:r>
+        <w:t>vermelho-avermelhada</w:t>
+      </w:r>
+      <w:proofErr w:type="spellEnd"/>
+      <w:r>
+        <w:t xml:space="preserve"> intensa e estável na fase orgânica </w:t>
+      </w:r>
+      <w:proofErr w:type="spellStart"/>
+      <w:r>
+        <w:t>hexânica</w:t>
+      </w:r>
+      <w:proofErr w:type="spellEnd"/>
+      <w:r>
+        <w:t>, compatível com produto de acoplamento azoaromático do Δ9-THC.</w:t>
       </w:r>
     </w:p>
     <w:p>
@@ -4870,7 +5967,21 @@
         <w:rPr>
           <w:b/>
         </w:rPr>
-        <w:t>(ii)</w:t>
+        <w:t>(</w:t>
+      </w:r>
+      <w:proofErr w:type="spellStart"/>
+      <w:r>
+        <w:rPr>
+          <w:b/>
+        </w:rPr>
+        <w:t>ii</w:t>
+      </w:r>
+      <w:proofErr w:type="spellEnd"/>
+      <w:r>
+        <w:rPr>
+          <w:b/>
+        </w:rPr>
+        <w:t>)</w:t>
       </w:r>
       <w:r>
         <w:t xml:space="preserve"> estruturas compatíveis com tricomas glandulares colapsados e/ou depósito resinoso aderido à superfície; </w:t>
@@ -4879,7 +5990,21 @@
         <w:rPr>
           <w:b/>
         </w:rPr>
-        <w:t>(iii)</w:t>
+        <w:t>(</w:t>
+      </w:r>
+      <w:proofErr w:type="spellStart"/>
+      <w:r>
+        <w:rPr>
+          <w:b/>
+        </w:rPr>
+        <w:t>iii</w:t>
+      </w:r>
+      <w:proofErr w:type="spellEnd"/>
+      <w:r>
+        <w:rPr>
+          <w:b/>
+        </w:rPr>
+        <w:t>)</w:t>
       </w:r>
       <w:r>
         <w:t xml:space="preserve"> odor resinoso característico persistente; presença de sementes característica da espécie. </w:t>
@@ -4963,8 +6088,33 @@
           <w:i/>
           <w:iCs/>
         </w:rPr>
-        <w:t>OPUS DrugID Wizard</w:t>
-      </w:r>
+        <w:t xml:space="preserve">OPUS </w:t>
+      </w:r>
+      <w:proofErr w:type="spellStart"/>
+      <w:r>
+        <w:rPr>
+          <w:i/>
+          <w:iCs/>
+        </w:rPr>
+        <w:t>DrugID</w:t>
+      </w:r>
+      <w:proofErr w:type="spellEnd"/>
+      <w:r>
+        <w:rPr>
+          <w:i/>
+          <w:iCs/>
+        </w:rPr>
+        <w:t xml:space="preserve"> </w:t>
+      </w:r>
+      <w:proofErr w:type="spellStart"/>
+      <w:r>
+        <w:rPr>
+          <w:i/>
+          <w:iCs/>
+        </w:rPr>
+        <w:t>Wizard</w:t>
+      </w:r>
+      <w:proofErr w:type="spellEnd"/>
       <w:r>
         <w:t xml:space="preserve">. Observou-se concordância com bandas espectrais diagnósticas atribuíveis ao </w:t>
       </w:r>
@@ -4983,7 +6133,23 @@
           <w:i/>
           <w:iCs/>
         </w:rPr>
-        <w:t>(-)-(6aR,10aR)-6,6,9-trimetil-3-pentil-6a,7,8,10a-tetrahidro-6H-benzo[c]piran-1-ol</w:t>
+        <w:t>(</w:t>
+      </w:r>
+      <w:proofErr w:type="gramStart"/>
+      <w:r>
+        <w:rPr>
+          <w:i/>
+          <w:iCs/>
+        </w:rPr>
+        <w:t>-)-(</w:t>
+      </w:r>
+      <w:proofErr w:type="gramEnd"/>
+      <w:r>
+        <w:rPr>
+          <w:i/>
+          <w:iCs/>
+        </w:rPr>
+        <w:t>6aR,10aR)-6,6,9-trimetil-3-pentil-6a,7,8,10a-tetrahidro-6H-benzo[c]piran-1-ol</w:t>
       </w:r>
       <w:r>
         <w:t>. Fórmula molecular: C₂₁H₃₀O₂. Peso molecular: 314,4 g/mol.</w:t>
@@ -5014,7 +6180,23 @@
         <w:t>[ENTRADA_NR_MAC]</w:t>
       </w:r>
       <w:r>
-        <w:t xml:space="preserve">; Hit Quality/Content (%): </w:t>
+        <w:t xml:space="preserve">; Hit </w:t>
+      </w:r>
+      <w:proofErr w:type="spellStart"/>
+      <w:r>
+        <w:t>Quality</w:t>
+      </w:r>
+      <w:proofErr w:type="spellEnd"/>
+      <w:r>
+        <w:t>/</w:t>
+      </w:r>
+      <w:proofErr w:type="spellStart"/>
+      <w:r>
+        <w:t>Content</w:t>
+      </w:r>
+      <w:proofErr w:type="spellEnd"/>
+      <w:r>
+        <w:t xml:space="preserve"> (%): </w:t>
       </w:r>
       <w:r>
         <w:rPr>
@@ -5049,7 +6231,23 @@
         <w:jc w:val="both"/>
       </w:pPr>
       <w:r>
-        <w:t>[PENDENTE: inserir Figura — captura de tela do relatório Library Search (OPUS DrugID Wizard) com o espectro da amostra, espectro de referência e tabela de metadados]</w:t>
+        <w:t xml:space="preserve">[PENDENTE: inserir Figura — captura de tela do relatório Library Search (OPUS </w:t>
+      </w:r>
+      <w:proofErr w:type="spellStart"/>
+      <w:r>
+        <w:t>DrugID</w:t>
+      </w:r>
+      <w:proofErr w:type="spellEnd"/>
+      <w:r>
+        <w:t xml:space="preserve"> </w:t>
+      </w:r>
+      <w:proofErr w:type="spellStart"/>
+      <w:r>
+        <w:t>Wizard</w:t>
+      </w:r>
+      <w:proofErr w:type="spellEnd"/>
+      <w:r>
+        <w:t>) com o espectro da amostra, espectro de referência e tabela de metadados]</w:t>
       </w:r>
     </w:p>
     <w:p>
@@ -5086,7 +6284,115 @@
           <w:sz w:val="22"/>
           <w:szCs w:val="22"/>
         </w:rPr>
-        <w:t xml:space="preserve"> Comparação espectral por FTIR-ATR entre o espectro obtido da amostra questionada (traçado superior) e o espectro de referência da biblioteca espectral consultada (traçado inferior), processada pelo software OPUS DrugID Wizard (Bruker Optik GmbH), com indicação do índice de correspondência (Hit Quality/Content) e das demais informações de identificação espectral.</w:t>
+        <w:t xml:space="preserve"> Comparação espectral por FTIR-ATR entre o espectro obtido da amostra questionada (traçado superior) e o espectro de referência da biblioteca espectral consultada (traçado inferior), processada pelo software OPUS </w:t>
+      </w:r>
+      <w:proofErr w:type="spellStart"/>
+      <w:r>
+        <w:rPr>
+          <w:i/>
+          <w:sz w:val="22"/>
+          <w:szCs w:val="22"/>
+        </w:rPr>
+        <w:t>DrugID</w:t>
+      </w:r>
+      <w:proofErr w:type="spellEnd"/>
+      <w:r>
+        <w:rPr>
+          <w:i/>
+          <w:sz w:val="22"/>
+          <w:szCs w:val="22"/>
+        </w:rPr>
+        <w:t xml:space="preserve"> </w:t>
+      </w:r>
+      <w:proofErr w:type="spellStart"/>
+      <w:r>
+        <w:rPr>
+          <w:i/>
+          <w:sz w:val="22"/>
+          <w:szCs w:val="22"/>
+        </w:rPr>
+        <w:t>Wizard</w:t>
+      </w:r>
+      <w:proofErr w:type="spellEnd"/>
+      <w:r>
+        <w:rPr>
+          <w:i/>
+          <w:sz w:val="22"/>
+          <w:szCs w:val="22"/>
+        </w:rPr>
+        <w:t xml:space="preserve"> (</w:t>
+      </w:r>
+      <w:proofErr w:type="spellStart"/>
+      <w:r>
+        <w:rPr>
+          <w:i/>
+          <w:sz w:val="22"/>
+          <w:szCs w:val="22"/>
+        </w:rPr>
+        <w:t>Bruker</w:t>
+      </w:r>
+      <w:proofErr w:type="spellEnd"/>
+      <w:r>
+        <w:rPr>
+          <w:i/>
+          <w:sz w:val="22"/>
+          <w:szCs w:val="22"/>
+        </w:rPr>
+        <w:t xml:space="preserve"> </w:t>
+      </w:r>
+      <w:proofErr w:type="spellStart"/>
+      <w:r>
+        <w:rPr>
+          <w:i/>
+          <w:sz w:val="22"/>
+          <w:szCs w:val="22"/>
+        </w:rPr>
+        <w:t>Optik</w:t>
+      </w:r>
+      <w:proofErr w:type="spellEnd"/>
+      <w:r>
+        <w:rPr>
+          <w:i/>
+          <w:sz w:val="22"/>
+          <w:szCs w:val="22"/>
+        </w:rPr>
+        <w:t xml:space="preserve"> GmbH), com indicação do índice de correspondência (Hit </w:t>
+      </w:r>
+      <w:proofErr w:type="spellStart"/>
+      <w:r>
+        <w:rPr>
+          <w:i/>
+          <w:sz w:val="22"/>
+          <w:szCs w:val="22"/>
+        </w:rPr>
+        <w:t>Quality</w:t>
+      </w:r>
+      <w:proofErr w:type="spellEnd"/>
+      <w:r>
+        <w:rPr>
+          <w:i/>
+          <w:sz w:val="22"/>
+          <w:szCs w:val="22"/>
+        </w:rPr>
+        <w:t>/</w:t>
+      </w:r>
+      <w:proofErr w:type="spellStart"/>
+      <w:r>
+        <w:rPr>
+          <w:i/>
+          <w:sz w:val="22"/>
+          <w:szCs w:val="22"/>
+        </w:rPr>
+        <w:t>Content</w:t>
+      </w:r>
+      <w:proofErr w:type="spellEnd"/>
+      <w:r>
+        <w:rPr>
+          <w:i/>
+          <w:sz w:val="22"/>
+          <w:szCs w:val="22"/>
+        </w:rPr>
+        <w:t>) e das demais informações de identificação espectral.</w:t>
       </w:r>
     </w:p>
     <w:p>
@@ -5284,7 +6590,27 @@
                 <w:sz w:val="22"/>
                 <w:szCs w:val="22"/>
               </w:rPr>
-              <w:t xml:space="preserve">ν O–H fenólico — BANDA DIAGNÓSTICA PRIMÁRIA: ausente em canabinoides sem </w:t>
+              <w:t xml:space="preserve">ν O–H fenólico — BANDA DIAGNÓSTICA PRIMÁRIA: ausente em </w:t>
+            </w:r>
+            <w:proofErr w:type="spellStart"/>
+            <w:r>
+              <w:rPr>
+                <w:b/>
+                <w:bCs/>
+                <w:sz w:val="22"/>
+                <w:szCs w:val="22"/>
+              </w:rPr>
+              <w:t>canabinoides</w:t>
+            </w:r>
+            <w:proofErr w:type="spellEnd"/>
+            <w:r>
+              <w:rPr>
+                <w:b/>
+                <w:bCs/>
+                <w:sz w:val="22"/>
+                <w:szCs w:val="22"/>
+              </w:rPr>
+              <w:t xml:space="preserve"> sem </w:t>
             </w:r>
             <w:r>
               <w:rPr>
@@ -5390,8 +6716,17 @@
                 <w:sz w:val="22"/>
                 <w:szCs w:val="22"/>
               </w:rPr>
-              <w:t>ν C=C aromático — anel resorcinólico</w:t>
-            </w:r>
+              <w:t xml:space="preserve">ν C=C aromático — anel </w:t>
+            </w:r>
+            <w:proofErr w:type="spellStart"/>
+            <w:r>
+              <w:rPr>
+                <w:sz w:val="22"/>
+                <w:szCs w:val="22"/>
+              </w:rPr>
+              <w:t>resorcinólico</w:t>
+            </w:r>
+            <w:proofErr w:type="spellEnd"/>
           </w:p>
         </w:tc>
         <w:tc>
@@ -5685,7 +7020,27 @@
                 <w:sz w:val="22"/>
                 <w:szCs w:val="22"/>
               </w:rPr>
-              <w:t>ν C–O–C éter cíclico — ponte de oxigênio do anel cromeno; diferencia THC de fenóis simples</w:t>
+              <w:t xml:space="preserve">ν C–O–C éter cíclico — ponte de oxigênio do anel </w:t>
+            </w:r>
+            <w:proofErr w:type="spellStart"/>
+            <w:r>
+              <w:rPr>
+                <w:b/>
+                <w:bCs/>
+                <w:sz w:val="22"/>
+                <w:szCs w:val="22"/>
+              </w:rPr>
+              <w:t>cromeno</w:t>
+            </w:r>
+            <w:proofErr w:type="spellEnd"/>
+            <w:r>
+              <w:rPr>
+                <w:b/>
+                <w:bCs/>
+                <w:sz w:val="22"/>
+                <w:szCs w:val="22"/>
+              </w:rPr>
+              <w:t>; diferencia THC de fenóis simples</w:t>
             </w:r>
           </w:p>
         </w:tc>
@@ -5780,7 +7135,39 @@
                 <w:sz w:val="22"/>
                 <w:szCs w:val="22"/>
               </w:rPr>
-              <w:t>ν C–H alifático — cadeia alquil lateral (pentil)</w:t>
+              <w:t xml:space="preserve">ν C–H alifático — cadeia </w:t>
+            </w:r>
+            <w:proofErr w:type="spellStart"/>
+            <w:r>
+              <w:rPr>
+                <w:sz w:val="22"/>
+                <w:szCs w:val="22"/>
+              </w:rPr>
+              <w:t>alquil</w:t>
+            </w:r>
+            <w:proofErr w:type="spellEnd"/>
+            <w:r>
+              <w:rPr>
+                <w:sz w:val="22"/>
+                <w:szCs w:val="22"/>
+              </w:rPr>
+              <w:t xml:space="preserve"> lateral (</w:t>
+            </w:r>
+            <w:proofErr w:type="spellStart"/>
+            <w:r>
+              <w:rPr>
+                <w:sz w:val="22"/>
+                <w:szCs w:val="22"/>
+              </w:rPr>
+              <w:t>pentil</w:t>
+            </w:r>
+            <w:proofErr w:type="spellEnd"/>
+            <w:r>
+              <w:rPr>
+                <w:sz w:val="22"/>
+                <w:szCs w:val="22"/>
+              </w:rPr>
+              <w:t>)</w:t>
             </w:r>
           </w:p>
         </w:tc>
@@ -5970,7 +7357,39 @@
                 <w:sz w:val="22"/>
                 <w:szCs w:val="22"/>
               </w:rPr>
-              <w:t>δ CH₃ simétrico e antissimétrico — grupos metila gem-dimetil (C6) e isopropenila (C9)</w:t>
+              <w:t xml:space="preserve">δ CH₃ simétrico e antissimétrico — grupos metila </w:t>
+            </w:r>
+            <w:proofErr w:type="spellStart"/>
+            <w:r>
+              <w:rPr>
+                <w:sz w:val="22"/>
+                <w:szCs w:val="22"/>
+              </w:rPr>
+              <w:t>gem</w:t>
+            </w:r>
+            <w:proofErr w:type="spellEnd"/>
+            <w:r>
+              <w:rPr>
+                <w:sz w:val="22"/>
+                <w:szCs w:val="22"/>
+              </w:rPr>
+              <w:t xml:space="preserve">-dimetil (C6) e </w:t>
+            </w:r>
+            <w:proofErr w:type="spellStart"/>
+            <w:r>
+              <w:rPr>
+                <w:sz w:val="22"/>
+                <w:szCs w:val="22"/>
+              </w:rPr>
+              <w:t>isopropenila</w:t>
+            </w:r>
+            <w:proofErr w:type="spellEnd"/>
+            <w:r>
+              <w:rPr>
+                <w:sz w:val="22"/>
+                <w:szCs w:val="22"/>
+              </w:rPr>
+              <w:t xml:space="preserve"> (C9)</w:t>
             </w:r>
           </w:p>
         </w:tc>
@@ -6036,7 +7455,27 @@
           <w:sz w:val="22"/>
           <w:szCs w:val="22"/>
         </w:rPr>
-        <w:t xml:space="preserve"> Bandas espectrais diagnósticas — FTIR-ATR — Δ9-THC. Bandas destacadas (ν O–H fenólico + ν C–O fenólico + ν C–O–C éter cíclico) são altamente específicas para Δ9-THC. Adaptado de UNODC (2009) e Moffat et al. (2011).</w:t>
+        <w:t xml:space="preserve"> Bandas espectrais diagnósticas — FTIR-ATR — Δ9-THC. Bandas destacadas (ν O–H fenólico + ν C–O fenólico + ν C–O–C éter cíclico) são altamente específicas para Δ9-THC. Adaptado de UNODC (2009) e </w:t>
+      </w:r>
+      <w:proofErr w:type="spellStart"/>
+      <w:r>
+        <w:rPr>
+          <w:i/>
+          <w:iCs/>
+          <w:sz w:val="22"/>
+          <w:szCs w:val="22"/>
+        </w:rPr>
+        <w:t>Moffat</w:t>
+      </w:r>
+      <w:proofErr w:type="spellEnd"/>
+      <w:r>
+        <w:rPr>
+          <w:i/>
+          <w:iCs/>
+          <w:sz w:val="22"/>
+          <w:szCs w:val="22"/>
+        </w:rPr>
+        <w:t xml:space="preserve"> et al. (2011).</w:t>
       </w:r>
     </w:p>
     <w:p>
@@ -6280,7 +7719,27 @@
                 <w:sz w:val="22"/>
                 <w:szCs w:val="22"/>
               </w:rPr>
-              <w:t xml:space="preserve"> — Benzoilmetilecgonina (C₁₇H₂₁NO₄, PM 303,4 g/mol), no material sólido amarelo examinado.</w:t>
+              <w:t xml:space="preserve"> — </w:t>
+            </w:r>
+            <w:proofErr w:type="spellStart"/>
+            <w:r>
+              <w:rPr>
+                <w:b w:val="0"/>
+                <w:bCs w:val="0"/>
+                <w:sz w:val="22"/>
+                <w:szCs w:val="22"/>
+              </w:rPr>
+              <w:t>Benzoilmetilecgonina</w:t>
+            </w:r>
+            <w:proofErr w:type="spellEnd"/>
+            <w:r>
+              <w:rPr>
+                <w:b w:val="0"/>
+                <w:bCs w:val="0"/>
+                <w:sz w:val="22"/>
+                <w:szCs w:val="22"/>
+              </w:rPr>
+              <w:t xml:space="preserve"> (C₁₇H₂₁NO₄, PM 303,4 g/mol), no material sólido amarelo examinado.</w:t>
             </w:r>
           </w:p>
           <w:p>
@@ -6441,7 +7900,47 @@
                 <w:sz w:val="22"/>
                 <w:szCs w:val="22"/>
               </w:rPr>
-              <w:t xml:space="preserve"> — Benzoilmetilecgonina·HCl (C₁₇H₂₁NO₄·HCl, PM 339,8 g/mol) no material sólido branco examinado. </w:t>
+              <w:t xml:space="preserve"> — </w:t>
+            </w:r>
+            <w:proofErr w:type="spellStart"/>
+            <w:r>
+              <w:rPr>
+                <w:b w:val="0"/>
+                <w:bCs w:val="0"/>
+                <w:sz w:val="22"/>
+                <w:szCs w:val="22"/>
+              </w:rPr>
+              <w:t>Benzoilmetilecgonina·HCl</w:t>
+            </w:r>
+            <w:proofErr w:type="spellEnd"/>
+            <w:r>
+              <w:rPr>
+                <w:b w:val="0"/>
+                <w:bCs w:val="0"/>
+                <w:sz w:val="22"/>
+                <w:szCs w:val="22"/>
+              </w:rPr>
+              <w:t xml:space="preserve"> (C₁₇H₂₁NO₄·</w:t>
+            </w:r>
+            <w:proofErr w:type="spellStart"/>
+            <w:r>
+              <w:rPr>
+                <w:b w:val="0"/>
+                <w:bCs w:val="0"/>
+                <w:sz w:val="22"/>
+                <w:szCs w:val="22"/>
+              </w:rPr>
+              <w:t>HCl</w:t>
+            </w:r>
+            <w:proofErr w:type="spellEnd"/>
+            <w:r>
+              <w:rPr>
+                <w:b w:val="0"/>
+                <w:bCs w:val="0"/>
+                <w:sz w:val="22"/>
+                <w:szCs w:val="22"/>
+              </w:rPr>
+              <w:t xml:space="preserve">, PM 339,8 g/mol) no material sólido branco examinado. </w:t>
             </w:r>
           </w:p>
           <w:p>
@@ -7840,7 +9339,25 @@
                 <w:szCs w:val="22"/>
                 <w:lang w:val="en-US"/>
               </w:rPr>
-              <w:t xml:space="preserve">Scott Modificado (Cat. C/SWGDRUG) + Fast Blue B (Cat. </w:t>
+              <w:t xml:space="preserve">Scott </w:t>
+            </w:r>
+            <w:proofErr w:type="spellStart"/>
+            <w:r>
+              <w:rPr>
+                <w:sz w:val="22"/>
+                <w:szCs w:val="22"/>
+                <w:lang w:val="en-US"/>
+              </w:rPr>
+              <w:t>Modificado</w:t>
+            </w:r>
+            <w:proofErr w:type="spellEnd"/>
+            <w:r>
+              <w:rPr>
+                <w:sz w:val="22"/>
+                <w:szCs w:val="22"/>
+                <w:lang w:val="en-US"/>
+              </w:rPr>
+              <w:t xml:space="preserve"> (Cat. C/SWGDRUG) + Fast Blue B (Cat. </w:t>
             </w:r>
             <w:r>
               <w:rPr>
@@ -8127,7 +9644,23 @@
           <w:sz w:val="20"/>
           <w:szCs w:val="20"/>
         </w:rPr>
-        <w:t>Análise forense: pesquisa de drogas vegetais interferentes de testes colorimétricos para identificação dos canabinoides da maconha (Cannabis sativa L.). Química Nova, São Paulo, v. 35, n. 10, p. 2040–2043, 2012.</w:t>
+        <w:t xml:space="preserve">Análise forense: pesquisa de drogas vegetais interferentes de testes colorimétricos para identificação dos </w:t>
+      </w:r>
+      <w:proofErr w:type="spellStart"/>
+      <w:r>
+        <w:rPr>
+          <w:sz w:val="20"/>
+          <w:szCs w:val="20"/>
+        </w:rPr>
+        <w:t>canabinoides</w:t>
+      </w:r>
+      <w:proofErr w:type="spellEnd"/>
+      <w:r>
+        <w:rPr>
+          <w:sz w:val="20"/>
+          <w:szCs w:val="20"/>
+        </w:rPr>
+        <w:t xml:space="preserve"> da maconha (Cannabis sativa L.). Química Nova, São Paulo, v. 35, n. 10, p. 2040–2043, 2012.</w:t>
       </w:r>
     </w:p>
     <w:p>
@@ -8253,7 +9786,25 @@
           <w:szCs w:val="20"/>
           <w:lang w:val="en-US"/>
         </w:rPr>
-        <w:t>BRUKER OPTICS. Alpha II FTIR Spectrometer: technical manual. [S.l.]: Bruker, 2020.</w:t>
+        <w:t>BRUKER OPTICS. Alpha II FTIR Spectrometer: technical manual. [</w:t>
+      </w:r>
+      <w:proofErr w:type="spellStart"/>
+      <w:r>
+        <w:rPr>
+          <w:sz w:val="20"/>
+          <w:szCs w:val="20"/>
+          <w:lang w:val="en-US"/>
+        </w:rPr>
+        <w:t>S.l.</w:t>
+      </w:r>
+      <w:proofErr w:type="spellEnd"/>
+      <w:r>
+        <w:rPr>
+          <w:sz w:val="20"/>
+          <w:szCs w:val="20"/>
+          <w:lang w:val="en-US"/>
+        </w:rPr>
+        <w:t>]: Bruker, 2020.</w:t>
       </w:r>
     </w:p>
     <w:p>
@@ -8278,7 +9829,25 @@
           <w:szCs w:val="20"/>
           <w:lang w:val="en-US"/>
         </w:rPr>
-        <w:t>CASALE, J. F. et al. Four new illicit cocaine impurities from the oxidation of crude cocaine base: formation and characterization of the diastereomeric 2,3-dihydroxy-3-phenylpropionylecgonine methyl esters from cis- and trans-cinnamoylcocaine. Journal of Forensic Science, v. 52, n. 4, p. 860–866, 2007.</w:t>
+        <w:t>CASALE, J. F. et al. Four new illicit cocaine impurities from the oxidation of crude cocaine base: formation and characterization of the diastereomeric 2,3-dihydroxy-3-phenylpropionylecgonine methyl esters from cis- and trans-</w:t>
+      </w:r>
+      <w:proofErr w:type="spellStart"/>
+      <w:r>
+        <w:rPr>
+          <w:sz w:val="20"/>
+          <w:szCs w:val="20"/>
+          <w:lang w:val="en-US"/>
+        </w:rPr>
+        <w:t>cinnamoylcocaine</w:t>
+      </w:r>
+      <w:proofErr w:type="spellEnd"/>
+      <w:r>
+        <w:rPr>
+          <w:sz w:val="20"/>
+          <w:szCs w:val="20"/>
+          <w:lang w:val="en-US"/>
+        </w:rPr>
+        <w:t>. Journal of Forensic Science, v. 52, n. 4, p. 860–866, 2007.</w:t>
       </w:r>
     </w:p>
     <w:p>
@@ -8403,7 +9972,25 @@
           <w:szCs w:val="20"/>
           <w:lang w:val="en-US"/>
         </w:rPr>
-        <w:t>MALDANER, A. O. et al. Brazilian Federal Police drug chemical profiling — The PeQui Project. Science and Justice, v. 54, p. 300–306, 2014.</w:t>
+        <w:t xml:space="preserve">MALDANER, A. O. et al. Brazilian Federal Police drug chemical profiling — The </w:t>
+      </w:r>
+      <w:proofErr w:type="spellStart"/>
+      <w:r>
+        <w:rPr>
+          <w:sz w:val="20"/>
+          <w:szCs w:val="20"/>
+          <w:lang w:val="en-US"/>
+        </w:rPr>
+        <w:t>PeQui</w:t>
+      </w:r>
+      <w:proofErr w:type="spellEnd"/>
+      <w:r>
+        <w:rPr>
+          <w:sz w:val="20"/>
+          <w:szCs w:val="20"/>
+          <w:lang w:val="en-US"/>
+        </w:rPr>
+        <w:t xml:space="preserve"> Project. Science and Justice, v. 54, p. 300–306, 2014.</w:t>
       </w:r>
     </w:p>
     <w:p>
@@ -8556,12 +10143,37 @@
         </w:rPr>
         <w:t xml:space="preserve">SCIENTIFIC WORKING GROUP FOR THE ANALYSIS OF SEIZED DRUGS (SWGDRUG). </w:t>
       </w:r>
-      <w:r>
-        <w:rPr>
-          <w:sz w:val="20"/>
-          <w:szCs w:val="20"/>
-        </w:rPr>
-        <w:t>Recommendations. Rev. 8.1. [S.l.]: SWGDRUG, 2022. Disponível em: https://www.swgdrug.org. Acesso em: maio 2026.</w:t>
+      <w:proofErr w:type="spellStart"/>
+      <w:r>
+        <w:rPr>
+          <w:sz w:val="20"/>
+          <w:szCs w:val="20"/>
+        </w:rPr>
+        <w:t>Recommendations</w:t>
+      </w:r>
+      <w:proofErr w:type="spellEnd"/>
+      <w:r>
+        <w:rPr>
+          <w:sz w:val="20"/>
+          <w:szCs w:val="20"/>
+        </w:rPr>
+        <w:t>. Rev. 8.1. [</w:t>
+      </w:r>
+      <w:proofErr w:type="spellStart"/>
+      <w:r>
+        <w:rPr>
+          <w:sz w:val="20"/>
+          <w:szCs w:val="20"/>
+        </w:rPr>
+        <w:t>S.l</w:t>
+      </w:r>
+      <w:proofErr w:type="spellEnd"/>
+      <w:r>
+        <w:rPr>
+          <w:sz w:val="20"/>
+          <w:szCs w:val="20"/>
+        </w:rPr>
+        <w:t>.]: SWGDRUG, 2022. Disponível em: https://www.swgdrug.org. Acesso em: maio 2026.</w:t>
       </w:r>
     </w:p>
     <w:p>
@@ -8624,7 +10236,23 @@
           <w:sz w:val="20"/>
           <w:szCs w:val="20"/>
         </w:rPr>
-        <w:t>Boca Raton: CRC Press, 1999.</w:t>
+        <w:t xml:space="preserve">Boca </w:t>
+      </w:r>
+      <w:proofErr w:type="spellStart"/>
+      <w:r>
+        <w:rPr>
+          <w:sz w:val="20"/>
+          <w:szCs w:val="20"/>
+        </w:rPr>
+        <w:t>Raton</w:t>
+      </w:r>
+      <w:proofErr w:type="spellEnd"/>
+      <w:r>
+        <w:rPr>
+          <w:sz w:val="20"/>
+          <w:szCs w:val="20"/>
+        </w:rPr>
+        <w:t>: CRC Press, 1999.</w:t>
       </w:r>
     </w:p>
     <w:p>
@@ -8656,7 +10284,25 @@
           <w:szCs w:val="20"/>
           <w:lang w:val="en-US"/>
         </w:rPr>
-        <w:t>(Cap. 20 — Aminas.)</w:t>
+        <w:t xml:space="preserve">(Cap. 20 — </w:t>
+      </w:r>
+      <w:proofErr w:type="spellStart"/>
+      <w:r>
+        <w:rPr>
+          <w:sz w:val="20"/>
+          <w:szCs w:val="20"/>
+          <w:lang w:val="en-US"/>
+        </w:rPr>
+        <w:t>Aminas</w:t>
+      </w:r>
+      <w:proofErr w:type="spellEnd"/>
+      <w:r>
+        <w:rPr>
+          <w:sz w:val="20"/>
+          <w:szCs w:val="20"/>
+          <w:lang w:val="en-US"/>
+        </w:rPr>
+        <w:t>.)</w:t>
       </w:r>
     </w:p>
     <w:p>
@@ -8727,7 +10373,23 @@
           <w:sz w:val="20"/>
           <w:szCs w:val="20"/>
         </w:rPr>
-        <w:t>VASCONCELOS, F. R. P. de. Procedimento Operacional Padrão POP-QUIM-042: extração de canabinoides de matriz vegetal para análise por FTIR-ATR (adaptação para metanol e agitação manual). V. 02. Parnaíba: NRPC/PHB / DEPOC / PCPI, 2026.</w:t>
+        <w:t xml:space="preserve">VASCONCELOS, F. R. P. de. Procedimento Operacional Padrão POP-QUIM-042: extração de </w:t>
+      </w:r>
+      <w:proofErr w:type="spellStart"/>
+      <w:r>
+        <w:rPr>
+          <w:sz w:val="20"/>
+          <w:szCs w:val="20"/>
+        </w:rPr>
+        <w:t>canabinoides</w:t>
+      </w:r>
+      <w:proofErr w:type="spellEnd"/>
+      <w:r>
+        <w:rPr>
+          <w:sz w:val="20"/>
+          <w:szCs w:val="20"/>
+        </w:rPr>
+        <w:t xml:space="preserve"> de matriz vegetal para análise por FTIR-ATR (adaptação para metanol e agitação manual). V. 02. Parnaíba: NRPC/PHB / DEPOC / PCPI, 2026.</w:t>
       </w:r>
     </w:p>
     <w:p>
@@ -9007,6 +10669,8 @@
       </w:r>
       <w:r>
         <w:rPr>
+          <w:b/>
+          <w:bCs/>
           <w:sz w:val="20"/>
           <w:szCs w:val="20"/>
         </w:rPr>
@@ -9014,6 +10678,8 @@
       </w:r>
       <w:r>
         <w:rPr>
+          <w:b/>
+          <w:bCs/>
           <w:sz w:val="20"/>
           <w:szCs w:val="20"/>
         </w:rPr>
@@ -9021,10 +10687,19 @@
       </w:r>
       <w:r>
         <w:rPr>
-          <w:sz w:val="20"/>
-          <w:szCs w:val="20"/>
-        </w:rPr>
-        <w:t xml:space="preserve"> SWGDRUG: O presente laudo aplica protocolo de identificação baseado na combinação de técnicas de Categorias A e C (SWGDRUG Rev. 8.1, 2022), satisfazendo o requisito de ao menos uma técnica confirmatória de Categoria A combinada com técnica de triagem de Categoria C para identificação definitiva. O FTIR-ATR, por figurar na Categoria A, constitui técnica confirmatória primária com poder discriminatório máximo, conferindo ao laudo o mais alto nível de certeza analítica previsto na literatura forense especializada.</w:t>
+          <w:b/>
+          <w:bCs/>
+          <w:sz w:val="20"/>
+          <w:szCs w:val="20"/>
+        </w:rPr>
+        <w:t xml:space="preserve"> SWGDRUG</w:t>
+      </w:r>
+      <w:r>
+        <w:rPr>
+          <w:sz w:val="20"/>
+          <w:szCs w:val="20"/>
+        </w:rPr>
+        <w:t>: O presente laudo aplica protocolo de identificação baseado na combinação de técnicas de Categorias A e C (SWGDRUG Rev. 8.1, 2022), satisfazendo o requisito de ao menos uma técnica confirmatória de Categoria A combinada com técnica de triagem de Categoria C para identificação definitiva. O FTIR-ATR, por figurar na Categoria A, constitui técnica confirmatória primária com poder discriminatório máximo, conferindo ao laudo o mais alto nível de certeza analítica previsto na literatura forense especializada.</w:t>
       </w:r>
     </w:p>
   </w:footnote>
@@ -9073,7 +10748,16 @@
           <w:sz w:val="20"/>
           <w:szCs w:val="20"/>
         </w:rPr>
-        <w:t>Cannabis sp</w:t>
+        <w:t xml:space="preserve">Cannabis </w:t>
+      </w:r>
+      <w:proofErr w:type="gramStart"/>
+      <w:r>
+        <w:rPr>
+          <w:i/>
+          <w:sz w:val="20"/>
+          <w:szCs w:val="20"/>
+        </w:rPr>
+        <w:t>sp</w:t>
       </w:r>
       <w:r>
         <w:rPr>
@@ -9088,7 +10772,15 @@
           <w:sz w:val="20"/>
           <w:szCs w:val="20"/>
         </w:rPr>
-        <w:t>. As</w:t>
+        <w:t>.</w:t>
+      </w:r>
+      <w:proofErr w:type="gramEnd"/>
+      <w:r>
+        <w:rPr>
+          <w:sz w:val="20"/>
+          <w:szCs w:val="20"/>
+        </w:rPr>
+        <w:t xml:space="preserve"> As</w:t>
       </w:r>
       <w:r>
         <w:t xml:space="preserve"> </w:t>
@@ -9128,6 +10820,8 @@
       </w:r>
       <w:r>
         <w:rPr>
+          <w:b/>
+          <w:bCs/>
           <w:sz w:val="20"/>
           <w:szCs w:val="20"/>
         </w:rPr>
@@ -9138,7 +10832,31 @@
           <w:sz w:val="20"/>
           <w:szCs w:val="20"/>
         </w:rPr>
-        <w:t>: O ensaio de Scott pode apresentar resultado presuntivo positivo na presença de adulterantes anestésicos locais (lidocaína, procaína, benzocaína) em concentração elevada. Esta ambiguidade é integralmente resolvida pelo FTIR-ATR confirmatório (Cat. A/SWGDRUG), cujos espectros de cocaína e anestésicos locais são inconfundíveis por apresentarem bandas diagnósticas distintas (lidocaína: amida secundária ν C=O ~1665 cm⁻¹; fenacetina: ν C=O</w:t>
+        <w:t xml:space="preserve">: O ensaio de Scott pode apresentar resultado presuntivo positivo na presença de adulterantes anestésicos locais (lidocaína, procaína, </w:t>
+      </w:r>
+      <w:proofErr w:type="spellStart"/>
+      <w:r>
+        <w:rPr>
+          <w:sz w:val="20"/>
+          <w:szCs w:val="20"/>
+        </w:rPr>
+        <w:t>benzocaína</w:t>
+      </w:r>
+      <w:proofErr w:type="spellEnd"/>
+      <w:r>
+        <w:rPr>
+          <w:sz w:val="20"/>
+          <w:szCs w:val="20"/>
+        </w:rPr>
+        <w:t>) em concentração elevada. Esta ambiguidade é integralmente resolvida pelo FTIR-ATR confirmatório (Cat. A/SWGDRUG), cujos espectros de cocaína e anestésicos locais são inconfundíveis por apresentarem bandas diagnósticas distintas (lidocaína: amida secundária ν C=O ~1665 cm⁻¹; fenacetina: ν C=</w:t>
+      </w:r>
+      <w:proofErr w:type="gramStart"/>
+      <w:r>
+        <w:rPr>
+          <w:sz w:val="20"/>
+          <w:szCs w:val="20"/>
+        </w:rPr>
+        <w:t>O</w:t>
       </w:r>
       <w:r>
         <w:rPr>
@@ -9152,14 +10870,47 @@
           <w:sz w:val="20"/>
           <w:szCs w:val="20"/>
         </w:rPr>
-        <w:t xml:space="preserve">amida ~1660 cm⁻¹; cafeína: ν C=O imídico ~1700/1660 cm⁻¹), afastando qualquer hipótese de falso-positivo colorimétrico. Ref.: Conceição, V.N. et al. Química Nova, v. 37, n. 9, p. 1538–1544, 2014; Rodrigues, N.V.S. et al. J. Braz. </w:t>
-      </w:r>
-      <w:r>
-        <w:rPr>
-          <w:sz w:val="20"/>
-          <w:szCs w:val="20"/>
-        </w:rPr>
-        <w:t>Chem. Soc., v. 24, n. 3, p. 507–517, 2013.</w:t>
+        <w:t>amida</w:t>
+      </w:r>
+      <w:proofErr w:type="gramEnd"/>
+      <w:r>
+        <w:rPr>
+          <w:sz w:val="20"/>
+          <w:szCs w:val="20"/>
+        </w:rPr>
+        <w:t xml:space="preserve"> ~1660 cm⁻¹; cafeína: ν C=O </w:t>
+      </w:r>
+      <w:proofErr w:type="spellStart"/>
+      <w:r>
+        <w:rPr>
+          <w:sz w:val="20"/>
+          <w:szCs w:val="20"/>
+        </w:rPr>
+        <w:t>imídico</w:t>
+      </w:r>
+      <w:proofErr w:type="spellEnd"/>
+      <w:r>
+        <w:rPr>
+          <w:sz w:val="20"/>
+          <w:szCs w:val="20"/>
+        </w:rPr>
+        <w:t xml:space="preserve"> ~1700/1660 cm⁻¹), afastando qualquer hipótese de falso-positivo colorimétrico. Ref.: Conceição, V.N. et al. Química Nova, v. 37, n. 9, p. 1538–1544, 2014; Rodrigues, N.V.S. et al. J. Braz. </w:t>
+      </w:r>
+      <w:proofErr w:type="spellStart"/>
+      <w:r>
+        <w:rPr>
+          <w:sz w:val="20"/>
+          <w:szCs w:val="20"/>
+        </w:rPr>
+        <w:t>Chem</w:t>
+      </w:r>
+      <w:proofErr w:type="spellEnd"/>
+      <w:r>
+        <w:rPr>
+          <w:sz w:val="20"/>
+          <w:szCs w:val="20"/>
+        </w:rPr>
+        <w:t>. Soc., v. 24, n. 3, p. 507–517, 2013.</w:t>
       </w:r>
     </w:p>
   </w:footnote>
@@ -9260,7 +11011,39 @@
           <w:sz w:val="20"/>
           <w:szCs w:val="20"/>
         </w:rPr>
-        <w:t>Diferentemente da leitura direta empregada para materiais sólidos, a fração vegetal foi submetida a extração prévia em metanol grau P.A., conforme POP-QUIM-042 (V 2.0, 24/06/2026). Em razão da diferença de matriz entre o extrato metanólico questionado e os espectros de referência da biblioteca (obtidos a partir de substância sólida pura, sem extração prévia), observa-se redução esperada do índice de correspondência (Hit Quality) frente a leituras diretas, sem que isso comprometa a validade da identificação das bandas diagnósticas específicas do Δ9-THC, avaliadas por comparação visual obrigatória conforme POP SENASP nº 9.09 (2024, §5).</w:t>
+        <w:t xml:space="preserve">Diferentemente da leitura direta empregada para materiais sólidos, a fração vegetal foi submetida a extração prévia em metanol grau P.A., conforme POP-QUIM-042 (V 2.0, 24/06/2026). Em razão da diferença de matriz entre o extrato </w:t>
+      </w:r>
+      <w:proofErr w:type="spellStart"/>
+      <w:r>
+        <w:rPr>
+          <w:sz w:val="20"/>
+          <w:szCs w:val="20"/>
+        </w:rPr>
+        <w:t>metanólico</w:t>
+      </w:r>
+      <w:proofErr w:type="spellEnd"/>
+      <w:r>
+        <w:rPr>
+          <w:sz w:val="20"/>
+          <w:szCs w:val="20"/>
+        </w:rPr>
+        <w:t xml:space="preserve"> questionado e os espectros de referência da biblioteca (obtidos a partir de substância sólida pura, sem extração prévia), observa-se redução esperada do índice de correspondência (Hit </w:t>
+      </w:r>
+      <w:proofErr w:type="spellStart"/>
+      <w:r>
+        <w:rPr>
+          <w:sz w:val="20"/>
+          <w:szCs w:val="20"/>
+        </w:rPr>
+        <w:t>Quality</w:t>
+      </w:r>
+      <w:proofErr w:type="spellEnd"/>
+      <w:r>
+        <w:rPr>
+          <w:sz w:val="20"/>
+          <w:szCs w:val="20"/>
+        </w:rPr>
+        <w:t>) frente a leituras diretas, sem que isso comprometa a validade da identificação das bandas diagnósticas específicas do Δ9-THC, avaliadas por comparação visual obrigatória conforme POP SENASP nº 9.09 (2024, §5).</w:t>
       </w:r>
     </w:p>
   </w:footnote>
@@ -9288,14 +11071,7 @@
           <w:sz w:val="20"/>
           <w:szCs w:val="20"/>
         </w:rPr>
-        <w:t xml:space="preserve"> (i) </w:t>
-      </w:r>
-      <w:r>
-        <w:rPr>
-          <w:sz w:val="20"/>
-          <w:szCs w:val="20"/>
-        </w:rPr>
-        <w:t xml:space="preserve">O presente exame possui natureza </w:t>
+        <w:t xml:space="preserve"> </w:t>
       </w:r>
       <w:r>
         <w:rPr>
@@ -9304,28 +11080,21 @@
           <w:sz w:val="20"/>
           <w:szCs w:val="20"/>
         </w:rPr>
-        <w:t>qualitativa</w:t>
-      </w:r>
-      <w:r>
-        <w:rPr>
-          <w:sz w:val="20"/>
-          <w:szCs w:val="20"/>
-        </w:rPr>
-        <w:t>, destinando-se à identificação da natureza química das amostras analisadas. Não compreende, no escopo deste laudo, determinação de pureza, dosagem quantitativa do princípio ativo ou pesquisa sistemática de diluentes, adulterantes e contaminantes por método quantitativo.</w:t>
-      </w:r>
-      <w:r>
-        <w:rPr>
-          <w:sz w:val="20"/>
-          <w:szCs w:val="20"/>
-        </w:rPr>
-        <w:t xml:space="preserve"> (ii) </w:t>
-      </w:r>
-      <w:r>
-        <w:rPr>
-          <w:sz w:val="20"/>
-          <w:szCs w:val="20"/>
-        </w:rPr>
-        <w:t xml:space="preserve">As massas declaradas referem-se à </w:t>
+        <w:t>(i)</w:t>
+      </w:r>
+      <w:r>
+        <w:rPr>
+          <w:sz w:val="20"/>
+          <w:szCs w:val="20"/>
+        </w:rPr>
+        <w:t xml:space="preserve"> </w:t>
+      </w:r>
+      <w:r>
+        <w:rPr>
+          <w:sz w:val="20"/>
+          <w:szCs w:val="20"/>
+        </w:rPr>
+        <w:t xml:space="preserve">O presente exame possui natureza </w:t>
       </w:r>
       <w:r>
         <w:rPr>
@@ -9334,6 +11103,72 @@
           <w:sz w:val="20"/>
           <w:szCs w:val="20"/>
         </w:rPr>
+        <w:t>qualitativa</w:t>
+      </w:r>
+      <w:r>
+        <w:rPr>
+          <w:sz w:val="20"/>
+          <w:szCs w:val="20"/>
+        </w:rPr>
+        <w:t>, destinando-se à identificação da natureza química das amostras analisadas. Não compreende, no escopo deste laudo, determinação de pureza, dosagem quantitativa do princípio ativo ou pesquisa sistemática de diluentes, adulterantes e contaminantes por método quantitativo.</w:t>
+      </w:r>
+      <w:r>
+        <w:rPr>
+          <w:sz w:val="20"/>
+          <w:szCs w:val="20"/>
+        </w:rPr>
+        <w:t xml:space="preserve"> </w:t>
+      </w:r>
+      <w:r>
+        <w:rPr>
+          <w:b/>
+          <w:bCs/>
+          <w:sz w:val="20"/>
+          <w:szCs w:val="20"/>
+        </w:rPr>
+        <w:t>(</w:t>
+      </w:r>
+      <w:proofErr w:type="spellStart"/>
+      <w:r>
+        <w:rPr>
+          <w:b/>
+          <w:bCs/>
+          <w:sz w:val="20"/>
+          <w:szCs w:val="20"/>
+        </w:rPr>
+        <w:t>ii</w:t>
+      </w:r>
+      <w:proofErr w:type="spellEnd"/>
+      <w:r>
+        <w:rPr>
+          <w:b/>
+          <w:bCs/>
+          <w:sz w:val="20"/>
+          <w:szCs w:val="20"/>
+        </w:rPr>
+        <w:t>)</w:t>
+      </w:r>
+      <w:r>
+        <w:rPr>
+          <w:sz w:val="20"/>
+          <w:szCs w:val="20"/>
+        </w:rPr>
+        <w:t xml:space="preserve"> </w:t>
+      </w:r>
+      <w:r>
+        <w:rPr>
+          <w:sz w:val="20"/>
+          <w:szCs w:val="20"/>
+        </w:rPr>
+        <w:t xml:space="preserve">As massas declaradas referem-se à </w:t>
+      </w:r>
+      <w:r>
+        <w:rPr>
+          <w:b/>
+          <w:bCs/>
+          <w:sz w:val="20"/>
+          <w:szCs w:val="20"/>
+        </w:rPr>
         <w:t>massa bruta</w:t>
       </w:r>
       <w:r>
@@ -9348,7 +11183,43 @@
           <w:sz w:val="20"/>
           <w:szCs w:val="20"/>
         </w:rPr>
-        <w:t xml:space="preserve"> (iii) </w:t>
+        <w:t xml:space="preserve"> </w:t>
+      </w:r>
+      <w:r>
+        <w:rPr>
+          <w:b/>
+          <w:bCs/>
+          <w:sz w:val="20"/>
+          <w:szCs w:val="20"/>
+        </w:rPr>
+        <w:t>(</w:t>
+      </w:r>
+      <w:proofErr w:type="spellStart"/>
+      <w:r>
+        <w:rPr>
+          <w:b/>
+          <w:bCs/>
+          <w:sz w:val="20"/>
+          <w:szCs w:val="20"/>
+        </w:rPr>
+        <w:t>iii</w:t>
+      </w:r>
+      <w:proofErr w:type="spellEnd"/>
+      <w:r>
+        <w:rPr>
+          <w:b/>
+          <w:bCs/>
+          <w:sz w:val="20"/>
+          <w:szCs w:val="20"/>
+        </w:rPr>
+        <w:t>)</w:t>
+      </w:r>
+      <w:r>
+        <w:rPr>
+          <w:sz w:val="20"/>
+          <w:szCs w:val="20"/>
+        </w:rPr>
+        <w:t xml:space="preserve"> </w:t>
       </w:r>
       <w:r>
         <w:rPr>

--- a/L_XXX-XX26_D_XXXXXXXX-XX_CF-PHB_CR_CC_MAC_CP.docx
+++ b/L_XXX-XX26_D_XXXXXXXX-XX_CF-PHB_CR_CC_MAC_CP.docx
@@ -10433,7 +10433,10 @@
         <w:t xml:space="preserve"> </w:t>
       </w:r>
       <w:r>
-        <w:t xml:space="preserve">([N]_EXT) </w:t>
+        <w:t>[N_EXT]</w:t>
+      </w:r>
+      <w:r>
+        <w:t xml:space="preserve"> </w:t>
       </w:r>
       <w:r>
         <w:t>página(s), segue assinado pelo seu relator.</w:t>
